--- a/documentation/detailed design/M02_Technical_Design_Event_and_Operation_Foundation_v0.3_Approved.docx
+++ b/documentation/detailed design/M02_Technical_Design_Event_and_Operation_Foundation_v0.3_Approved.docx
@@ -139,6 +139,14 @@
     </w:p>
     <w:sdt>
       <w:sdtPr>
+        <w:rPr>
+          <w:rFonts w:ascii="Calibri" w:eastAsiaTheme="minorEastAsia" w:hAnsi="Calibri" w:cstheme="minorBidi"/>
+          <w:b w:val="0"/>
+          <w:bCs w:val="0"/>
+          <w:color w:val="243746"/>
+          <w:sz w:val="22"/>
+          <w:szCs w:val="22"/>
+        </w:rPr>
         <w:id w:val="-1491945509"/>
         <w:docPartObj>
           <w:docPartGallery w:val="Table of Contents"/>
@@ -147,11 +155,7 @@
       </w:sdtPr>
       <w:sdtEndPr>
         <w:rPr>
-          <w:rFonts w:ascii="Calibri" w:eastAsiaTheme="minorEastAsia" w:hAnsi="Calibri" w:cstheme="minorBidi"/>
           <w:noProof/>
-          <w:color w:val="243746"/>
-          <w:sz w:val="22"/>
-          <w:szCs w:val="22"/>
         </w:rPr>
       </w:sdtEndPr>
       <w:sdtContent>
@@ -170,7 +174,15 @@
               <w:tab w:val="right" w:leader="dot" w:pos="9350"/>
             </w:tabs>
             <w:rPr>
+              <w:b w:val="0"/>
+              <w:bCs w:val="0"/>
+              <w:i w:val="0"/>
+              <w:iCs w:val="0"/>
               <w:noProof/>
+              <w:color w:val="auto"/>
+              <w:kern w:val="2"/>
+              <w:lang w:eastAsia="zh-CN"/>
+              <w14:ligatures w14:val="standardContextual"/>
             </w:rPr>
           </w:pPr>
           <w:r>
@@ -190,7 +202,7 @@
             </w:rPr>
             <w:fldChar w:fldCharType="separate"/>
           </w:r>
-          <w:hyperlink w:anchor="_Toc239854898" w:history="1">
+          <w:hyperlink w:anchor="_Toc240013265" w:history="1">
             <w:r>
               <w:rPr>
                 <w:rStyle w:val="Hyperlink"/>
@@ -217,7 +229,7 @@
                 <w:noProof/>
                 <w:webHidden/>
               </w:rPr>
-              <w:instrText xml:space="preserve"> PAGEREF _Toc239854898 \h </w:instrText>
+              <w:instrText xml:space="preserve"> PAGEREF _Toc240013265 \h </w:instrText>
             </w:r>
             <w:r>
               <w:rPr>
@@ -237,7 +249,7 @@
                 <w:noProof/>
                 <w:webHidden/>
               </w:rPr>
-              <w:t>2</w:t>
+              <w:t>4</w:t>
             </w:r>
             <w:r>
               <w:rPr>
@@ -255,10 +267,18 @@
               <w:tab w:val="right" w:leader="dot" w:pos="9350"/>
             </w:tabs>
             <w:rPr>
+              <w:b w:val="0"/>
+              <w:bCs w:val="0"/>
+              <w:i w:val="0"/>
+              <w:iCs w:val="0"/>
               <w:noProof/>
+              <w:color w:val="auto"/>
+              <w:kern w:val="2"/>
+              <w:lang w:eastAsia="zh-CN"/>
+              <w14:ligatures w14:val="standardContextual"/>
             </w:rPr>
           </w:pPr>
-          <w:hyperlink w:anchor="_Toc239854899" w:history="1">
+          <w:hyperlink w:anchor="_Toc240013266" w:history="1">
             <w:r>
               <w:rPr>
                 <w:rStyle w:val="Hyperlink"/>
@@ -285,7 +305,7 @@
                 <w:noProof/>
                 <w:webHidden/>
               </w:rPr>
-              <w:instrText xml:space="preserve"> PAGEREF _Toc239854899 \h </w:instrText>
+              <w:instrText xml:space="preserve"> PAGEREF _Toc240013266 \h </w:instrText>
             </w:r>
             <w:r>
               <w:rPr>
@@ -305,7 +325,7 @@
                 <w:noProof/>
                 <w:webHidden/>
               </w:rPr>
-              <w:t>2</w:t>
+              <w:t>4</w:t>
             </w:r>
             <w:r>
               <w:rPr>
@@ -323,10 +343,18 @@
               <w:tab w:val="right" w:leader="dot" w:pos="9350"/>
             </w:tabs>
             <w:rPr>
+              <w:b w:val="0"/>
+              <w:bCs w:val="0"/>
               <w:noProof/>
+              <w:color w:val="auto"/>
+              <w:kern w:val="2"/>
+              <w:sz w:val="24"/>
+              <w:szCs w:val="24"/>
+              <w:lang w:eastAsia="zh-CN"/>
+              <w14:ligatures w14:val="standardContextual"/>
             </w:rPr>
           </w:pPr>
-          <w:hyperlink w:anchor="_Toc239854900" w:history="1">
+          <w:hyperlink w:anchor="_Toc240013267" w:history="1">
             <w:r>
               <w:rPr>
                 <w:rStyle w:val="Hyperlink"/>
@@ -353,7 +381,7 @@
                 <w:noProof/>
                 <w:webHidden/>
               </w:rPr>
-              <w:instrText xml:space="preserve"> PAGEREF _Toc239854900 \h </w:instrText>
+              <w:instrText xml:space="preserve"> PAGEREF _Toc240013267 \h </w:instrText>
             </w:r>
             <w:r>
               <w:rPr>
@@ -373,7 +401,7 @@
                 <w:noProof/>
                 <w:webHidden/>
               </w:rPr>
-              <w:t>2</w:t>
+              <w:t>4</w:t>
             </w:r>
             <w:r>
               <w:rPr>
@@ -391,10 +419,18 @@
               <w:tab w:val="right" w:leader="dot" w:pos="9350"/>
             </w:tabs>
             <w:rPr>
+              <w:b w:val="0"/>
+              <w:bCs w:val="0"/>
               <w:noProof/>
+              <w:color w:val="auto"/>
+              <w:kern w:val="2"/>
+              <w:sz w:val="24"/>
+              <w:szCs w:val="24"/>
+              <w:lang w:eastAsia="zh-CN"/>
+              <w14:ligatures w14:val="standardContextual"/>
             </w:rPr>
           </w:pPr>
-          <w:hyperlink w:anchor="_Toc239854901" w:history="1">
+          <w:hyperlink w:anchor="_Toc240013268" w:history="1">
             <w:r>
               <w:rPr>
                 <w:rStyle w:val="Hyperlink"/>
@@ -421,7 +457,7 @@
                 <w:noProof/>
                 <w:webHidden/>
               </w:rPr>
-              <w:instrText xml:space="preserve"> PAGEREF _Toc239854901 \h </w:instrText>
+              <w:instrText xml:space="preserve"> PAGEREF _Toc240013268 \h </w:instrText>
             </w:r>
             <w:r>
               <w:rPr>
@@ -441,7 +477,7 @@
                 <w:noProof/>
                 <w:webHidden/>
               </w:rPr>
-              <w:t>2</w:t>
+              <w:t>4</w:t>
             </w:r>
             <w:r>
               <w:rPr>
@@ -459,10 +495,18 @@
               <w:tab w:val="right" w:leader="dot" w:pos="9350"/>
             </w:tabs>
             <w:rPr>
+              <w:b w:val="0"/>
+              <w:bCs w:val="0"/>
               <w:noProof/>
+              <w:color w:val="auto"/>
+              <w:kern w:val="2"/>
+              <w:sz w:val="24"/>
+              <w:szCs w:val="24"/>
+              <w:lang w:eastAsia="zh-CN"/>
+              <w14:ligatures w14:val="standardContextual"/>
             </w:rPr>
           </w:pPr>
-          <w:hyperlink w:anchor="_Toc239854902" w:history="1">
+          <w:hyperlink w:anchor="_Toc240013269" w:history="1">
             <w:r>
               <w:rPr>
                 <w:rStyle w:val="Hyperlink"/>
@@ -489,7 +533,7 @@
                 <w:noProof/>
                 <w:webHidden/>
               </w:rPr>
-              <w:instrText xml:space="preserve"> PAGEREF _Toc239854902 \h </w:instrText>
+              <w:instrText xml:space="preserve"> PAGEREF _Toc240013269 \h </w:instrText>
             </w:r>
             <w:r>
               <w:rPr>
@@ -509,7 +553,7 @@
                 <w:noProof/>
                 <w:webHidden/>
               </w:rPr>
-              <w:t>3</w:t>
+              <w:t>5</w:t>
             </w:r>
             <w:r>
               <w:rPr>
@@ -527,10 +571,18 @@
               <w:tab w:val="right" w:leader="dot" w:pos="9350"/>
             </w:tabs>
             <w:rPr>
+              <w:b w:val="0"/>
+              <w:bCs w:val="0"/>
+              <w:i w:val="0"/>
+              <w:iCs w:val="0"/>
               <w:noProof/>
+              <w:color w:val="auto"/>
+              <w:kern w:val="2"/>
+              <w:lang w:eastAsia="zh-CN"/>
+              <w14:ligatures w14:val="standardContextual"/>
             </w:rPr>
           </w:pPr>
-          <w:hyperlink w:anchor="_Toc239854903" w:history="1">
+          <w:hyperlink w:anchor="_Toc240013270" w:history="1">
             <w:r>
               <w:rPr>
                 <w:rStyle w:val="Hyperlink"/>
@@ -557,7 +609,7 @@
                 <w:noProof/>
                 <w:webHidden/>
               </w:rPr>
-              <w:instrText xml:space="preserve"> PAGEREF _Toc239854903 \h </w:instrText>
+              <w:instrText xml:space="preserve"> PAGEREF _Toc240013270 \h </w:instrText>
             </w:r>
             <w:r>
               <w:rPr>
@@ -577,7 +629,7 @@
                 <w:noProof/>
                 <w:webHidden/>
               </w:rPr>
-              <w:t>3</w:t>
+              <w:t>5</w:t>
             </w:r>
             <w:r>
               <w:rPr>
@@ -595,10 +647,18 @@
               <w:tab w:val="right" w:leader="dot" w:pos="9350"/>
             </w:tabs>
             <w:rPr>
+              <w:b w:val="0"/>
+              <w:bCs w:val="0"/>
+              <w:i w:val="0"/>
+              <w:iCs w:val="0"/>
               <w:noProof/>
+              <w:color w:val="auto"/>
+              <w:kern w:val="2"/>
+              <w:lang w:eastAsia="zh-CN"/>
+              <w14:ligatures w14:val="standardContextual"/>
             </w:rPr>
           </w:pPr>
-          <w:hyperlink w:anchor="_Toc239854904" w:history="1">
+          <w:hyperlink w:anchor="_Toc240013271" w:history="1">
             <w:r>
               <w:rPr>
                 <w:rStyle w:val="Hyperlink"/>
@@ -625,7 +685,7 @@
                 <w:noProof/>
                 <w:webHidden/>
               </w:rPr>
-              <w:instrText xml:space="preserve"> PAGEREF _Toc239854904 \h </w:instrText>
+              <w:instrText xml:space="preserve"> PAGEREF _Toc240013271 \h </w:instrText>
             </w:r>
             <w:r>
               <w:rPr>
@@ -645,7 +705,7 @@
                 <w:noProof/>
                 <w:webHidden/>
               </w:rPr>
-              <w:t>4</w:t>
+              <w:t>6</w:t>
             </w:r>
             <w:r>
               <w:rPr>
@@ -663,10 +723,18 @@
               <w:tab w:val="right" w:leader="dot" w:pos="9350"/>
             </w:tabs>
             <w:rPr>
+              <w:b w:val="0"/>
+              <w:bCs w:val="0"/>
               <w:noProof/>
+              <w:color w:val="auto"/>
+              <w:kern w:val="2"/>
+              <w:sz w:val="24"/>
+              <w:szCs w:val="24"/>
+              <w:lang w:eastAsia="zh-CN"/>
+              <w14:ligatures w14:val="standardContextual"/>
             </w:rPr>
           </w:pPr>
-          <w:hyperlink w:anchor="_Toc239854905" w:history="1">
+          <w:hyperlink w:anchor="_Toc240013272" w:history="1">
             <w:r>
               <w:rPr>
                 <w:rStyle w:val="Hyperlink"/>
@@ -693,7 +761,7 @@
                 <w:noProof/>
                 <w:webHidden/>
               </w:rPr>
-              <w:instrText xml:space="preserve"> PAGEREF _Toc239854905 \h </w:instrText>
+              <w:instrText xml:space="preserve"> PAGEREF _Toc240013272 \h </w:instrText>
             </w:r>
             <w:r>
               <w:rPr>
@@ -713,7 +781,7 @@
                 <w:noProof/>
                 <w:webHidden/>
               </w:rPr>
-              <w:t>5</w:t>
+              <w:t>7</w:t>
             </w:r>
             <w:r>
               <w:rPr>
@@ -731,10 +799,18 @@
               <w:tab w:val="right" w:leader="dot" w:pos="9350"/>
             </w:tabs>
             <w:rPr>
+              <w:b w:val="0"/>
+              <w:bCs w:val="0"/>
               <w:noProof/>
+              <w:color w:val="auto"/>
+              <w:kern w:val="2"/>
+              <w:sz w:val="24"/>
+              <w:szCs w:val="24"/>
+              <w:lang w:eastAsia="zh-CN"/>
+              <w14:ligatures w14:val="standardContextual"/>
             </w:rPr>
           </w:pPr>
-          <w:hyperlink w:anchor="_Toc239854906" w:history="1">
+          <w:hyperlink w:anchor="_Toc240013273" w:history="1">
             <w:r>
               <w:rPr>
                 <w:rStyle w:val="Hyperlink"/>
@@ -761,7 +837,7 @@
                 <w:noProof/>
                 <w:webHidden/>
               </w:rPr>
-              <w:instrText xml:space="preserve"> PAGEREF _Toc239854906 \h </w:instrText>
+              <w:instrText xml:space="preserve"> PAGEREF _Toc240013273 \h </w:instrText>
             </w:r>
             <w:r>
               <w:rPr>
@@ -781,7 +857,7 @@
                 <w:noProof/>
                 <w:webHidden/>
               </w:rPr>
-              <w:t>5</w:t>
+              <w:t>7</w:t>
             </w:r>
             <w:r>
               <w:rPr>
@@ -799,10 +875,18 @@
               <w:tab w:val="right" w:leader="dot" w:pos="9350"/>
             </w:tabs>
             <w:rPr>
+              <w:b w:val="0"/>
+              <w:bCs w:val="0"/>
+              <w:i w:val="0"/>
+              <w:iCs w:val="0"/>
               <w:noProof/>
+              <w:color w:val="auto"/>
+              <w:kern w:val="2"/>
+              <w:lang w:eastAsia="zh-CN"/>
+              <w14:ligatures w14:val="standardContextual"/>
             </w:rPr>
           </w:pPr>
-          <w:hyperlink w:anchor="_Toc239854907" w:history="1">
+          <w:hyperlink w:anchor="_Toc240013274" w:history="1">
             <w:r>
               <w:rPr>
                 <w:rStyle w:val="Hyperlink"/>
@@ -829,7 +913,7 @@
                 <w:noProof/>
                 <w:webHidden/>
               </w:rPr>
-              <w:instrText xml:space="preserve"> PAGEREF _Toc239854907 \h </w:instrText>
+              <w:instrText xml:space="preserve"> PAGEREF _Toc240013274 \h </w:instrText>
             </w:r>
             <w:r>
               <w:rPr>
@@ -849,7 +933,7 @@
                 <w:noProof/>
                 <w:webHidden/>
               </w:rPr>
-              <w:t>6</w:t>
+              <w:t>8</w:t>
             </w:r>
             <w:r>
               <w:rPr>
@@ -867,10 +951,18 @@
               <w:tab w:val="right" w:leader="dot" w:pos="9350"/>
             </w:tabs>
             <w:rPr>
+              <w:b w:val="0"/>
+              <w:bCs w:val="0"/>
               <w:noProof/>
+              <w:color w:val="auto"/>
+              <w:kern w:val="2"/>
+              <w:sz w:val="24"/>
+              <w:szCs w:val="24"/>
+              <w:lang w:eastAsia="zh-CN"/>
+              <w14:ligatures w14:val="standardContextual"/>
             </w:rPr>
           </w:pPr>
-          <w:hyperlink w:anchor="_Toc239854908" w:history="1">
+          <w:hyperlink w:anchor="_Toc240013275" w:history="1">
             <w:r>
               <w:rPr>
                 <w:rStyle w:val="Hyperlink"/>
@@ -897,7 +989,7 @@
                 <w:noProof/>
                 <w:webHidden/>
               </w:rPr>
-              <w:instrText xml:space="preserve"> PAGEREF _Toc239854908 \h </w:instrText>
+              <w:instrText xml:space="preserve"> PAGEREF _Toc240013275 \h </w:instrText>
             </w:r>
             <w:r>
               <w:rPr>
@@ -917,7 +1009,7 @@
                 <w:noProof/>
                 <w:webHidden/>
               </w:rPr>
-              <w:t>6</w:t>
+              <w:t>8</w:t>
             </w:r>
             <w:r>
               <w:rPr>
@@ -935,10 +1027,18 @@
               <w:tab w:val="right" w:leader="dot" w:pos="9350"/>
             </w:tabs>
             <w:rPr>
+              <w:b w:val="0"/>
+              <w:bCs w:val="0"/>
               <w:noProof/>
+              <w:color w:val="auto"/>
+              <w:kern w:val="2"/>
+              <w:sz w:val="24"/>
+              <w:szCs w:val="24"/>
+              <w:lang w:eastAsia="zh-CN"/>
+              <w14:ligatures w14:val="standardContextual"/>
             </w:rPr>
           </w:pPr>
-          <w:hyperlink w:anchor="_Toc239854909" w:history="1">
+          <w:hyperlink w:anchor="_Toc240013276" w:history="1">
             <w:r>
               <w:rPr>
                 <w:rStyle w:val="Hyperlink"/>
@@ -965,7 +1065,7 @@
                 <w:noProof/>
                 <w:webHidden/>
               </w:rPr>
-              <w:instrText xml:space="preserve"> PAGEREF _Toc239854909 \h </w:instrText>
+              <w:instrText xml:space="preserve"> PAGEREF _Toc240013276 \h </w:instrText>
             </w:r>
             <w:r>
               <w:rPr>
@@ -985,7 +1085,7 @@
                 <w:noProof/>
                 <w:webHidden/>
               </w:rPr>
-              <w:t>6</w:t>
+              <w:t>8</w:t>
             </w:r>
             <w:r>
               <w:rPr>
@@ -1004,9 +1104,15 @@
             </w:tabs>
             <w:rPr>
               <w:noProof/>
+              <w:color w:val="auto"/>
+              <w:kern w:val="2"/>
+              <w:sz w:val="24"/>
+              <w:szCs w:val="24"/>
+              <w:lang w:eastAsia="zh-CN"/>
+              <w14:ligatures w14:val="standardContextual"/>
             </w:rPr>
           </w:pPr>
-          <w:hyperlink w:anchor="_Toc239854910" w:history="1">
+          <w:hyperlink w:anchor="_Toc240013277" w:history="1">
             <w:r>
               <w:rPr>
                 <w:rStyle w:val="Hyperlink"/>
@@ -1033,7 +1139,7 @@
                 <w:noProof/>
                 <w:webHidden/>
               </w:rPr>
-              <w:instrText xml:space="preserve"> PAGEREF _Toc239854910 \h </w:instrText>
+              <w:instrText xml:space="preserve"> PAGEREF _Toc240013277 \h </w:instrText>
             </w:r>
             <w:r>
               <w:rPr>
@@ -1053,7 +1159,7 @@
                 <w:noProof/>
                 <w:webHidden/>
               </w:rPr>
-              <w:t>7</w:t>
+              <w:t>9</w:t>
             </w:r>
             <w:r>
               <w:rPr>
@@ -1071,10 +1177,18 @@
               <w:tab w:val="right" w:leader="dot" w:pos="9350"/>
             </w:tabs>
             <w:rPr>
+              <w:b w:val="0"/>
+              <w:bCs w:val="0"/>
               <w:noProof/>
+              <w:color w:val="auto"/>
+              <w:kern w:val="2"/>
+              <w:sz w:val="24"/>
+              <w:szCs w:val="24"/>
+              <w:lang w:eastAsia="zh-CN"/>
+              <w14:ligatures w14:val="standardContextual"/>
             </w:rPr>
           </w:pPr>
-          <w:hyperlink w:anchor="_Toc239854911" w:history="1">
+          <w:hyperlink w:anchor="_Toc240013278" w:history="1">
             <w:r>
               <w:rPr>
                 <w:rStyle w:val="Hyperlink"/>
@@ -1101,7 +1215,7 @@
                 <w:noProof/>
                 <w:webHidden/>
               </w:rPr>
-              <w:instrText xml:space="preserve"> PAGEREF _Toc239854911 \h </w:instrText>
+              <w:instrText xml:space="preserve"> PAGEREF _Toc240013278 \h </w:instrText>
             </w:r>
             <w:r>
               <w:rPr>
@@ -1121,7 +1235,7 @@
                 <w:noProof/>
                 <w:webHidden/>
               </w:rPr>
-              <w:t>7</w:t>
+              <w:t>9</w:t>
             </w:r>
             <w:r>
               <w:rPr>
@@ -1139,10 +1253,18 @@
               <w:tab w:val="right" w:leader="dot" w:pos="9350"/>
             </w:tabs>
             <w:rPr>
+              <w:b w:val="0"/>
+              <w:bCs w:val="0"/>
               <w:noProof/>
+              <w:color w:val="auto"/>
+              <w:kern w:val="2"/>
+              <w:sz w:val="24"/>
+              <w:szCs w:val="24"/>
+              <w:lang w:eastAsia="zh-CN"/>
+              <w14:ligatures w14:val="standardContextual"/>
             </w:rPr>
           </w:pPr>
-          <w:hyperlink w:anchor="_Toc239854912" w:history="1">
+          <w:hyperlink w:anchor="_Toc240013279" w:history="1">
             <w:r>
               <w:rPr>
                 <w:rStyle w:val="Hyperlink"/>
@@ -1169,7 +1291,7 @@
                 <w:noProof/>
                 <w:webHidden/>
               </w:rPr>
-              <w:instrText xml:space="preserve"> PAGEREF _Toc239854912 \h </w:instrText>
+              <w:instrText xml:space="preserve"> PAGEREF _Toc240013279 \h </w:instrText>
             </w:r>
             <w:r>
               <w:rPr>
@@ -1189,7 +1311,7 @@
                 <w:noProof/>
                 <w:webHidden/>
               </w:rPr>
-              <w:t>9</w:t>
+              <w:t>11</w:t>
             </w:r>
             <w:r>
               <w:rPr>
@@ -1207,10 +1329,18 @@
               <w:tab w:val="right" w:leader="dot" w:pos="9350"/>
             </w:tabs>
             <w:rPr>
+              <w:b w:val="0"/>
+              <w:bCs w:val="0"/>
               <w:noProof/>
+              <w:color w:val="auto"/>
+              <w:kern w:val="2"/>
+              <w:sz w:val="24"/>
+              <w:szCs w:val="24"/>
+              <w:lang w:eastAsia="zh-CN"/>
+              <w14:ligatures w14:val="standardContextual"/>
             </w:rPr>
           </w:pPr>
-          <w:hyperlink w:anchor="_Toc239854913" w:history="1">
+          <w:hyperlink w:anchor="_Toc240013280" w:history="1">
             <w:r>
               <w:rPr>
                 <w:rStyle w:val="Hyperlink"/>
@@ -1237,7 +1367,7 @@
                 <w:noProof/>
                 <w:webHidden/>
               </w:rPr>
-              <w:instrText xml:space="preserve"> PAGEREF _Toc239854913 \h </w:instrText>
+              <w:instrText xml:space="preserve"> PAGEREF _Toc240013280 \h </w:instrText>
             </w:r>
             <w:r>
               <w:rPr>
@@ -1257,7 +1387,181 @@
                 <w:noProof/>
                 <w:webHidden/>
               </w:rPr>
-              <w:t>9</w:t>
+              <w:t>11</w:t>
+            </w:r>
+            <w:r>
+              <w:rPr>
+                <w:noProof/>
+                <w:webHidden/>
+              </w:rPr>
+              <w:fldChar w:fldCharType="end"/>
+            </w:r>
+          </w:hyperlink>
+        </w:p>
+        <w:p>
+          <w:pPr>
+            <w:pStyle w:val="TOC2"/>
+            <w:tabs>
+              <w:tab w:val="left" w:pos="880"/>
+              <w:tab w:val="right" w:leader="dot" w:pos="9350"/>
+            </w:tabs>
+            <w:rPr>
+              <w:b w:val="0"/>
+              <w:bCs w:val="0"/>
+              <w:noProof/>
+              <w:color w:val="auto"/>
+              <w:kern w:val="2"/>
+              <w:sz w:val="24"/>
+              <w:szCs w:val="24"/>
+              <w:lang w:eastAsia="zh-CN"/>
+              <w14:ligatures w14:val="standardContextual"/>
+            </w:rPr>
+          </w:pPr>
+          <w:hyperlink w:anchor="_Toc240013281" w:history="1">
+            <w:r>
+              <w:rPr>
+                <w:rStyle w:val="Hyperlink"/>
+                <w:noProof/>
+              </w:rPr>
+              <w:t>4.6</w:t>
+            </w:r>
+            <w:r>
+              <w:rPr>
+                <w:b w:val="0"/>
+                <w:bCs w:val="0"/>
+                <w:noProof/>
+                <w:color w:val="auto"/>
+                <w:kern w:val="2"/>
+                <w:sz w:val="24"/>
+                <w:szCs w:val="24"/>
+                <w:lang w:eastAsia="zh-CN"/>
+                <w14:ligatures w14:val="standardContextual"/>
+              </w:rPr>
+              <w:tab/>
+            </w:r>
+            <w:r>
+              <w:rPr>
+                <w:rStyle w:val="Hyperlink"/>
+                <w:noProof/>
+              </w:rPr>
+              <w:t>Required indexes and constraints</w:t>
+            </w:r>
+            <w:r>
+              <w:rPr>
+                <w:noProof/>
+                <w:webHidden/>
+              </w:rPr>
+              <w:tab/>
+            </w:r>
+            <w:r>
+              <w:rPr>
+                <w:noProof/>
+                <w:webHidden/>
+              </w:rPr>
+              <w:fldChar w:fldCharType="begin"/>
+            </w:r>
+            <w:r>
+              <w:rPr>
+                <w:noProof/>
+                <w:webHidden/>
+              </w:rPr>
+              <w:instrText xml:space="preserve"> PAGEREF _Toc240013281 \h </w:instrText>
+            </w:r>
+            <w:r>
+              <w:rPr>
+                <w:noProof/>
+                <w:webHidden/>
+              </w:rPr>
+            </w:r>
+            <w:r>
+              <w:rPr>
+                <w:noProof/>
+                <w:webHidden/>
+              </w:rPr>
+              <w:fldChar w:fldCharType="separate"/>
+            </w:r>
+            <w:r>
+              <w:rPr>
+                <w:noProof/>
+                <w:webHidden/>
+              </w:rPr>
+              <w:t>12</w:t>
+            </w:r>
+            <w:r>
+              <w:rPr>
+                <w:noProof/>
+                <w:webHidden/>
+              </w:rPr>
+              <w:fldChar w:fldCharType="end"/>
+            </w:r>
+          </w:hyperlink>
+        </w:p>
+        <w:p>
+          <w:pPr>
+            <w:pStyle w:val="TOC1"/>
+            <w:tabs>
+              <w:tab w:val="right" w:leader="dot" w:pos="9350"/>
+            </w:tabs>
+            <w:rPr>
+              <w:b w:val="0"/>
+              <w:bCs w:val="0"/>
+              <w:i w:val="0"/>
+              <w:iCs w:val="0"/>
+              <w:noProof/>
+              <w:color w:val="auto"/>
+              <w:kern w:val="2"/>
+              <w:lang w:eastAsia="zh-CN"/>
+              <w14:ligatures w14:val="standardContextual"/>
+            </w:rPr>
+          </w:pPr>
+          <w:hyperlink w:anchor="_Toc240013282" w:history="1">
+            <w:r>
+              <w:rPr>
+                <w:rStyle w:val="Hyperlink"/>
+                <w:noProof/>
+              </w:rPr>
+              <w:t>5. Event contracts and producer validation</w:t>
+            </w:r>
+            <w:r>
+              <w:rPr>
+                <w:noProof/>
+                <w:webHidden/>
+              </w:rPr>
+              <w:tab/>
+            </w:r>
+            <w:r>
+              <w:rPr>
+                <w:noProof/>
+                <w:webHidden/>
+              </w:rPr>
+              <w:fldChar w:fldCharType="begin"/>
+            </w:r>
+            <w:r>
+              <w:rPr>
+                <w:noProof/>
+                <w:webHidden/>
+              </w:rPr>
+              <w:instrText xml:space="preserve"> PAGEREF _Toc240013282 \h </w:instrText>
+            </w:r>
+            <w:r>
+              <w:rPr>
+                <w:noProof/>
+                <w:webHidden/>
+              </w:rPr>
+            </w:r>
+            <w:r>
+              <w:rPr>
+                <w:noProof/>
+                <w:webHidden/>
+              </w:rPr>
+              <w:fldChar w:fldCharType="separate"/>
+            </w:r>
+            <w:r>
+              <w:rPr>
+                <w:noProof/>
+                <w:webHidden/>
+              </w:rPr>
+              <w:t>13</w:t>
             </w:r>
             <w:r>
               <w:rPr>
@@ -1275,16 +1579,24 @@
               <w:tab w:val="right" w:leader="dot" w:pos="9350"/>
             </w:tabs>
             <w:rPr>
+              <w:b w:val="0"/>
+              <w:bCs w:val="0"/>
               <w:noProof/>
+              <w:color w:val="auto"/>
+              <w:kern w:val="2"/>
+              <w:sz w:val="24"/>
+              <w:szCs w:val="24"/>
+              <w:lang w:eastAsia="zh-CN"/>
+              <w14:ligatures w14:val="standardContextual"/>
             </w:rPr>
           </w:pPr>
-          <w:hyperlink w:anchor="_Toc239854914" w:history="1">
+          <w:hyperlink w:anchor="_Toc240013283" w:history="1">
             <w:r>
               <w:rPr>
                 <w:rStyle w:val="Hyperlink"/>
                 <w:noProof/>
               </w:rPr>
-              <w:t>4.6 Required indexes and constraints</w:t>
+              <w:t>5.1 Event level model</w:t>
             </w:r>
             <w:r>
               <w:rPr>
@@ -1305,7 +1617,7 @@
                 <w:noProof/>
                 <w:webHidden/>
               </w:rPr>
-              <w:instrText xml:space="preserve"> PAGEREF _Toc239854914 \h </w:instrText>
+              <w:instrText xml:space="preserve"> PAGEREF _Toc240013283 \h </w:instrText>
             </w:r>
             <w:r>
               <w:rPr>
@@ -1325,7 +1637,181 @@
                 <w:noProof/>
                 <w:webHidden/>
               </w:rPr>
-              <w:t>10</w:t>
+              <w:t>13</w:t>
+            </w:r>
+            <w:r>
+              <w:rPr>
+                <w:noProof/>
+                <w:webHidden/>
+              </w:rPr>
+              <w:fldChar w:fldCharType="end"/>
+            </w:r>
+          </w:hyperlink>
+        </w:p>
+        <w:p>
+          <w:pPr>
+            <w:pStyle w:val="TOC2"/>
+            <w:tabs>
+              <w:tab w:val="right" w:leader="dot" w:pos="9350"/>
+            </w:tabs>
+            <w:rPr>
+              <w:b w:val="0"/>
+              <w:bCs w:val="0"/>
+              <w:noProof/>
+              <w:color w:val="auto"/>
+              <w:kern w:val="2"/>
+              <w:sz w:val="24"/>
+              <w:szCs w:val="24"/>
+              <w:lang w:eastAsia="zh-CN"/>
+              <w14:ligatures w14:val="standardContextual"/>
+            </w:rPr>
+          </w:pPr>
+          <w:hyperlink w:anchor="_Toc240013284" w:history="1">
+            <w:r>
+              <w:rPr>
+                <w:rStyle w:val="Hyperlink"/>
+                <w:noProof/>
+              </w:rPr>
+              <w:t>5.2 Contract descriptor</w:t>
+            </w:r>
+            <w:r>
+              <w:rPr>
+                <w:noProof/>
+                <w:webHidden/>
+              </w:rPr>
+              <w:tab/>
+            </w:r>
+            <w:r>
+              <w:rPr>
+                <w:noProof/>
+                <w:webHidden/>
+              </w:rPr>
+              <w:fldChar w:fldCharType="begin"/>
+            </w:r>
+            <w:r>
+              <w:rPr>
+                <w:noProof/>
+                <w:webHidden/>
+              </w:rPr>
+              <w:instrText xml:space="preserve"> PAGEREF _Toc240013284 \h </w:instrText>
+            </w:r>
+            <w:r>
+              <w:rPr>
+                <w:noProof/>
+                <w:webHidden/>
+              </w:rPr>
+            </w:r>
+            <w:r>
+              <w:rPr>
+                <w:noProof/>
+                <w:webHidden/>
+              </w:rPr>
+              <w:fldChar w:fldCharType="separate"/>
+            </w:r>
+            <w:r>
+              <w:rPr>
+                <w:noProof/>
+                <w:webHidden/>
+              </w:rPr>
+              <w:t>13</w:t>
+            </w:r>
+            <w:r>
+              <w:rPr>
+                <w:noProof/>
+                <w:webHidden/>
+              </w:rPr>
+              <w:fldChar w:fldCharType="end"/>
+            </w:r>
+          </w:hyperlink>
+        </w:p>
+        <w:p>
+          <w:pPr>
+            <w:pStyle w:val="TOC2"/>
+            <w:tabs>
+              <w:tab w:val="left" w:pos="880"/>
+              <w:tab w:val="right" w:leader="dot" w:pos="9350"/>
+            </w:tabs>
+            <w:rPr>
+              <w:b w:val="0"/>
+              <w:bCs w:val="0"/>
+              <w:noProof/>
+              <w:color w:val="auto"/>
+              <w:kern w:val="2"/>
+              <w:sz w:val="24"/>
+              <w:szCs w:val="24"/>
+              <w:lang w:eastAsia="zh-CN"/>
+              <w14:ligatures w14:val="standardContextual"/>
+            </w:rPr>
+          </w:pPr>
+          <w:hyperlink w:anchor="_Toc240013285" w:history="1">
+            <w:r>
+              <w:rPr>
+                <w:rStyle w:val="Hyperlink"/>
+                <w:noProof/>
+              </w:rPr>
+              <w:t>5.3</w:t>
+            </w:r>
+            <w:r>
+              <w:rPr>
+                <w:b w:val="0"/>
+                <w:bCs w:val="0"/>
+                <w:noProof/>
+                <w:color w:val="auto"/>
+                <w:kern w:val="2"/>
+                <w:sz w:val="24"/>
+                <w:szCs w:val="24"/>
+                <w:lang w:eastAsia="zh-CN"/>
+                <w14:ligatures w14:val="standardContextual"/>
+              </w:rPr>
+              <w:tab/>
+            </w:r>
+            <w:r>
+              <w:rPr>
+                <w:rStyle w:val="Hyperlink"/>
+                <w:noProof/>
+              </w:rPr>
+              <w:t>Validation order</w:t>
+            </w:r>
+            <w:r>
+              <w:rPr>
+                <w:noProof/>
+                <w:webHidden/>
+              </w:rPr>
+              <w:tab/>
+            </w:r>
+            <w:r>
+              <w:rPr>
+                <w:noProof/>
+                <w:webHidden/>
+              </w:rPr>
+              <w:fldChar w:fldCharType="begin"/>
+            </w:r>
+            <w:r>
+              <w:rPr>
+                <w:noProof/>
+                <w:webHidden/>
+              </w:rPr>
+              <w:instrText xml:space="preserve"> PAGEREF _Toc240013285 \h </w:instrText>
+            </w:r>
+            <w:r>
+              <w:rPr>
+                <w:noProof/>
+                <w:webHidden/>
+              </w:rPr>
+            </w:r>
+            <w:r>
+              <w:rPr>
+                <w:noProof/>
+                <w:webHidden/>
+              </w:rPr>
+              <w:fldChar w:fldCharType="separate"/>
+            </w:r>
+            <w:r>
+              <w:rPr>
+                <w:noProof/>
+                <w:webHidden/>
+              </w:rPr>
+              <w:t>14</w:t>
             </w:r>
             <w:r>
               <w:rPr>
@@ -1343,16 +1829,24 @@
               <w:tab w:val="right" w:leader="dot" w:pos="9350"/>
             </w:tabs>
             <w:rPr>
+              <w:b w:val="0"/>
+              <w:bCs w:val="0"/>
+              <w:i w:val="0"/>
+              <w:iCs w:val="0"/>
               <w:noProof/>
+              <w:color w:val="auto"/>
+              <w:kern w:val="2"/>
+              <w:lang w:eastAsia="zh-CN"/>
+              <w14:ligatures w14:val="standardContextual"/>
             </w:rPr>
           </w:pPr>
-          <w:hyperlink w:anchor="_Toc239854915" w:history="1">
+          <w:hyperlink w:anchor="_Toc240013286" w:history="1">
             <w:r>
               <w:rPr>
                 <w:rStyle w:val="Hyperlink"/>
                 <w:noProof/>
               </w:rPr>
-              <w:t>5. Event contracts and producer validation</w:t>
+              <w:t>6. Public service interfaces</w:t>
             </w:r>
             <w:r>
               <w:rPr>
@@ -1373,7 +1867,7 @@
                 <w:noProof/>
                 <w:webHidden/>
               </w:rPr>
-              <w:instrText xml:space="preserve"> PAGEREF _Toc239854915 \h </w:instrText>
+              <w:instrText xml:space="preserve"> PAGEREF _Toc240013286 \h </w:instrText>
             </w:r>
             <w:r>
               <w:rPr>
@@ -1393,7 +1887,7 @@
                 <w:noProof/>
                 <w:webHidden/>
               </w:rPr>
-              <w:t>11</w:t>
+              <w:t>14</w:t>
             </w:r>
             <w:r>
               <w:rPr>
@@ -1411,16 +1905,24 @@
               <w:tab w:val="right" w:leader="dot" w:pos="9350"/>
             </w:tabs>
             <w:rPr>
+              <w:b w:val="0"/>
+              <w:bCs w:val="0"/>
               <w:noProof/>
+              <w:color w:val="auto"/>
+              <w:kern w:val="2"/>
+              <w:sz w:val="24"/>
+              <w:szCs w:val="24"/>
+              <w:lang w:eastAsia="zh-CN"/>
+              <w14:ligatures w14:val="standardContextual"/>
             </w:rPr>
           </w:pPr>
-          <w:hyperlink w:anchor="_Toc239854916" w:history="1">
+          <w:hyperlink w:anchor="_Toc240013287" w:history="1">
             <w:r>
               <w:rPr>
                 <w:rStyle w:val="Hyperlink"/>
                 <w:noProof/>
               </w:rPr>
-              <w:t>5.1 Event level model</w:t>
+              <w:t>6.1 Command/result contracts</w:t>
             </w:r>
             <w:r>
               <w:rPr>
@@ -1441,7 +1943,7 @@
                 <w:noProof/>
                 <w:webHidden/>
               </w:rPr>
-              <w:instrText xml:space="preserve"> PAGEREF _Toc239854916 \h </w:instrText>
+              <w:instrText xml:space="preserve"> PAGEREF _Toc240013287 \h </w:instrText>
             </w:r>
             <w:r>
               <w:rPr>
@@ -1461,7 +1963,7 @@
                 <w:noProof/>
                 <w:webHidden/>
               </w:rPr>
-              <w:t>11</w:t>
+              <w:t>15</w:t>
             </w:r>
             <w:r>
               <w:rPr>
@@ -1479,16 +1981,24 @@
               <w:tab w:val="right" w:leader="dot" w:pos="9350"/>
             </w:tabs>
             <w:rPr>
+              <w:b w:val="0"/>
+              <w:bCs w:val="0"/>
               <w:noProof/>
+              <w:color w:val="auto"/>
+              <w:kern w:val="2"/>
+              <w:sz w:val="24"/>
+              <w:szCs w:val="24"/>
+              <w:lang w:eastAsia="zh-CN"/>
+              <w14:ligatures w14:val="standardContextual"/>
             </w:rPr>
           </w:pPr>
-          <w:hyperlink w:anchor="_Toc239854917" w:history="1">
+          <w:hyperlink w:anchor="_Toc240013288" w:history="1">
             <w:r>
               <w:rPr>
                 <w:rStyle w:val="Hyperlink"/>
                 <w:noProof/>
               </w:rPr>
-              <w:t>5.2 Contract descriptor</w:t>
+              <w:t>6.2 Transaction contract</w:t>
             </w:r>
             <w:r>
               <w:rPr>
@@ -1509,7 +2019,7 @@
                 <w:noProof/>
                 <w:webHidden/>
               </w:rPr>
-              <w:instrText xml:space="preserve"> PAGEREF _Toc239854917 \h </w:instrText>
+              <w:instrText xml:space="preserve"> PAGEREF _Toc240013288 \h </w:instrText>
             </w:r>
             <w:r>
               <w:rPr>
@@ -1529,7 +2039,181 @@
                 <w:noProof/>
                 <w:webHidden/>
               </w:rPr>
-              <w:t>11</w:t>
+              <w:t>15</w:t>
+            </w:r>
+            <w:r>
+              <w:rPr>
+                <w:noProof/>
+                <w:webHidden/>
+              </w:rPr>
+              <w:fldChar w:fldCharType="end"/>
+            </w:r>
+          </w:hyperlink>
+        </w:p>
+        <w:p>
+          <w:pPr>
+            <w:pStyle w:val="TOC1"/>
+            <w:tabs>
+              <w:tab w:val="right" w:leader="dot" w:pos="9350"/>
+            </w:tabs>
+            <w:rPr>
+              <w:b w:val="0"/>
+              <w:bCs w:val="0"/>
+              <w:i w:val="0"/>
+              <w:iCs w:val="0"/>
+              <w:noProof/>
+              <w:color w:val="auto"/>
+              <w:kern w:val="2"/>
+              <w:lang w:eastAsia="zh-CN"/>
+              <w14:ligatures w14:val="standardContextual"/>
+            </w:rPr>
+          </w:pPr>
+          <w:hyperlink w:anchor="_Toc240013289" w:history="1">
+            <w:r>
+              <w:rPr>
+                <w:rStyle w:val="Hyperlink"/>
+                <w:noProof/>
+              </w:rPr>
+              <w:t>7. External side-effect workflow</w:t>
+            </w:r>
+            <w:r>
+              <w:rPr>
+                <w:noProof/>
+                <w:webHidden/>
+              </w:rPr>
+              <w:tab/>
+            </w:r>
+            <w:r>
+              <w:rPr>
+                <w:noProof/>
+                <w:webHidden/>
+              </w:rPr>
+              <w:fldChar w:fldCharType="begin"/>
+            </w:r>
+            <w:r>
+              <w:rPr>
+                <w:noProof/>
+                <w:webHidden/>
+              </w:rPr>
+              <w:instrText xml:space="preserve"> PAGEREF _Toc240013289 \h </w:instrText>
+            </w:r>
+            <w:r>
+              <w:rPr>
+                <w:noProof/>
+                <w:webHidden/>
+              </w:rPr>
+            </w:r>
+            <w:r>
+              <w:rPr>
+                <w:noProof/>
+                <w:webHidden/>
+              </w:rPr>
+              <w:fldChar w:fldCharType="separate"/>
+            </w:r>
+            <w:r>
+              <w:rPr>
+                <w:noProof/>
+                <w:webHidden/>
+              </w:rPr>
+              <w:t>16</w:t>
+            </w:r>
+            <w:r>
+              <w:rPr>
+                <w:noProof/>
+                <w:webHidden/>
+              </w:rPr>
+              <w:fldChar w:fldCharType="end"/>
+            </w:r>
+          </w:hyperlink>
+        </w:p>
+        <w:p>
+          <w:pPr>
+            <w:pStyle w:val="TOC2"/>
+            <w:tabs>
+              <w:tab w:val="left" w:pos="880"/>
+              <w:tab w:val="right" w:leader="dot" w:pos="9350"/>
+            </w:tabs>
+            <w:rPr>
+              <w:b w:val="0"/>
+              <w:bCs w:val="0"/>
+              <w:noProof/>
+              <w:color w:val="auto"/>
+              <w:kern w:val="2"/>
+              <w:sz w:val="24"/>
+              <w:szCs w:val="24"/>
+              <w:lang w:eastAsia="zh-CN"/>
+              <w14:ligatures w14:val="standardContextual"/>
+            </w:rPr>
+          </w:pPr>
+          <w:hyperlink w:anchor="_Toc240013290" w:history="1">
+            <w:r>
+              <w:rPr>
+                <w:rStyle w:val="Hyperlink"/>
+                <w:noProof/>
+              </w:rPr>
+              <w:t>7.1</w:t>
+            </w:r>
+            <w:r>
+              <w:rPr>
+                <w:b w:val="0"/>
+                <w:bCs w:val="0"/>
+                <w:noProof/>
+                <w:color w:val="auto"/>
+                <w:kern w:val="2"/>
+                <w:sz w:val="24"/>
+                <w:szCs w:val="24"/>
+                <w:lang w:eastAsia="zh-CN"/>
+                <w14:ligatures w14:val="standardContextual"/>
+              </w:rPr>
+              <w:tab/>
+            </w:r>
+            <w:r>
+              <w:rPr>
+                <w:rStyle w:val="Hyperlink"/>
+                <w:noProof/>
+              </w:rPr>
+              <w:t>beginOperation algorithm</w:t>
+            </w:r>
+            <w:r>
+              <w:rPr>
+                <w:noProof/>
+                <w:webHidden/>
+              </w:rPr>
+              <w:tab/>
+            </w:r>
+            <w:r>
+              <w:rPr>
+                <w:noProof/>
+                <w:webHidden/>
+              </w:rPr>
+              <w:fldChar w:fldCharType="begin"/>
+            </w:r>
+            <w:r>
+              <w:rPr>
+                <w:noProof/>
+                <w:webHidden/>
+              </w:rPr>
+              <w:instrText xml:space="preserve"> PAGEREF _Toc240013290 \h </w:instrText>
+            </w:r>
+            <w:r>
+              <w:rPr>
+                <w:noProof/>
+                <w:webHidden/>
+              </w:rPr>
+            </w:r>
+            <w:r>
+              <w:rPr>
+                <w:noProof/>
+                <w:webHidden/>
+              </w:rPr>
+              <w:fldChar w:fldCharType="separate"/>
+            </w:r>
+            <w:r>
+              <w:rPr>
+                <w:noProof/>
+                <w:webHidden/>
+              </w:rPr>
+              <w:t>16</w:t>
             </w:r>
             <w:r>
               <w:rPr>
@@ -1547,44 +2231,176 @@
               <w:tab w:val="right" w:leader="dot" w:pos="9350"/>
             </w:tabs>
             <w:rPr>
+              <w:b w:val="0"/>
+              <w:bCs w:val="0"/>
               <w:noProof/>
+              <w:color w:val="auto"/>
+              <w:kern w:val="2"/>
+              <w:sz w:val="24"/>
+              <w:szCs w:val="24"/>
+              <w:lang w:eastAsia="zh-CN"/>
+              <w14:ligatures w14:val="standardContextual"/>
             </w:rPr>
           </w:pPr>
-          <w:hyperlink w:anchor="_Toc239854918" w:history="1">
+          <w:hyperlink w:anchor="_Toc240013291" w:history="1">
             <w:r>
               <w:rPr>
                 <w:rStyle w:val="Hyperlink"/>
                 <w:noProof/>
               </w:rPr>
-              <w:t>5.3 Validation</w:t>
-            </w:r>
+              <w:t>7.2 Adapter boundary</w:t>
+            </w:r>
+            <w:r>
+              <w:rPr>
+                <w:noProof/>
+                <w:webHidden/>
+              </w:rPr>
+              <w:tab/>
+            </w:r>
+            <w:r>
+              <w:rPr>
+                <w:noProof/>
+                <w:webHidden/>
+              </w:rPr>
+              <w:fldChar w:fldCharType="begin"/>
+            </w:r>
+            <w:r>
+              <w:rPr>
+                <w:noProof/>
+                <w:webHidden/>
+              </w:rPr>
+              <w:instrText xml:space="preserve"> PAGEREF _Toc240013291 \h </w:instrText>
+            </w:r>
+            <w:r>
+              <w:rPr>
+                <w:noProof/>
+                <w:webHidden/>
+              </w:rPr>
+            </w:r>
+            <w:r>
+              <w:rPr>
+                <w:noProof/>
+                <w:webHidden/>
+              </w:rPr>
+              <w:fldChar w:fldCharType="separate"/>
+            </w:r>
+            <w:r>
+              <w:rPr>
+                <w:noProof/>
+                <w:webHidden/>
+              </w:rPr>
+              <w:t>17</w:t>
+            </w:r>
+            <w:r>
+              <w:rPr>
+                <w:noProof/>
+                <w:webHidden/>
+              </w:rPr>
+              <w:fldChar w:fldCharType="end"/>
+            </w:r>
+          </w:hyperlink>
+        </w:p>
+        <w:p>
+          <w:pPr>
+            <w:pStyle w:val="TOC2"/>
+            <w:tabs>
+              <w:tab w:val="right" w:leader="dot" w:pos="9350"/>
+            </w:tabs>
+            <w:rPr>
+              <w:b w:val="0"/>
+              <w:bCs w:val="0"/>
+              <w:noProof/>
+              <w:color w:val="auto"/>
+              <w:kern w:val="2"/>
+              <w:sz w:val="24"/>
+              <w:szCs w:val="24"/>
+              <w:lang w:eastAsia="zh-CN"/>
+              <w14:ligatures w14:val="standardContextual"/>
+            </w:rPr>
+          </w:pPr>
+          <w:hyperlink w:anchor="_Toc240013292" w:history="1">
             <w:r>
               <w:rPr>
                 <w:rStyle w:val="Hyperlink"/>
                 <w:noProof/>
               </w:rPr>
-              <w:t xml:space="preserve"> </w:t>
-            </w:r>
+              <w:t>7.3 Acceptance binding and conflicts</w:t>
+            </w:r>
+            <w:r>
+              <w:rPr>
+                <w:noProof/>
+                <w:webHidden/>
+              </w:rPr>
+              <w:tab/>
+            </w:r>
+            <w:r>
+              <w:rPr>
+                <w:noProof/>
+                <w:webHidden/>
+              </w:rPr>
+              <w:fldChar w:fldCharType="begin"/>
+            </w:r>
+            <w:r>
+              <w:rPr>
+                <w:noProof/>
+                <w:webHidden/>
+              </w:rPr>
+              <w:instrText xml:space="preserve"> PAGEREF _Toc240013292 \h </w:instrText>
+            </w:r>
+            <w:r>
+              <w:rPr>
+                <w:noProof/>
+                <w:webHidden/>
+              </w:rPr>
+            </w:r>
+            <w:r>
+              <w:rPr>
+                <w:noProof/>
+                <w:webHidden/>
+              </w:rPr>
+              <w:fldChar w:fldCharType="separate"/>
+            </w:r>
+            <w:r>
+              <w:rPr>
+                <w:noProof/>
+                <w:webHidden/>
+              </w:rPr>
+              <w:t>17</w:t>
+            </w:r>
+            <w:r>
+              <w:rPr>
+                <w:noProof/>
+                <w:webHidden/>
+              </w:rPr>
+              <w:fldChar w:fldCharType="end"/>
+            </w:r>
+          </w:hyperlink>
+        </w:p>
+        <w:p>
+          <w:pPr>
+            <w:pStyle w:val="TOC2"/>
+            <w:tabs>
+              <w:tab w:val="right" w:leader="dot" w:pos="9350"/>
+            </w:tabs>
+            <w:rPr>
+              <w:b w:val="0"/>
+              <w:bCs w:val="0"/>
+              <w:noProof/>
+              <w:color w:val="auto"/>
+              <w:kern w:val="2"/>
+              <w:sz w:val="24"/>
+              <w:szCs w:val="24"/>
+              <w:lang w:eastAsia="zh-CN"/>
+              <w14:ligatures w14:val="standardContextual"/>
+            </w:rPr>
+          </w:pPr>
+          <w:hyperlink w:anchor="_Toc240013293" w:history="1">
             <w:r>
               <w:rPr>
                 <w:rStyle w:val="Hyperlink"/>
                 <w:noProof/>
               </w:rPr>
-              <w:t>o</w:t>
-            </w:r>
-            <w:r>
-              <w:rPr>
-                <w:rStyle w:val="Hyperlink"/>
-                <w:noProof/>
-              </w:rPr>
-              <w:t>r</w:t>
-            </w:r>
-            <w:r>
-              <w:rPr>
-                <w:rStyle w:val="Hyperlink"/>
-                <w:noProof/>
-              </w:rPr>
-              <w:t>der</w:t>
+              <w:t>7.4 Indeterminate and resend</w:t>
             </w:r>
             <w:r>
               <w:rPr>
@@ -1605,7 +2421,7 @@
                 <w:noProof/>
                 <w:webHidden/>
               </w:rPr>
-              <w:instrText xml:space="preserve"> PAGEREF _Toc239854918 \h </w:instrText>
+              <w:instrText xml:space="preserve"> PAGEREF _Toc240013293 \h </w:instrText>
             </w:r>
             <w:r>
               <w:rPr>
@@ -1625,7 +2441,7 @@
                 <w:noProof/>
                 <w:webHidden/>
               </w:rPr>
-              <w:t>12</w:t>
+              <w:t>17</w:t>
             </w:r>
             <w:r>
               <w:rPr>
@@ -1643,16 +2459,24 @@
               <w:tab w:val="right" w:leader="dot" w:pos="9350"/>
             </w:tabs>
             <w:rPr>
+              <w:b w:val="0"/>
+              <w:bCs w:val="0"/>
+              <w:i w:val="0"/>
+              <w:iCs w:val="0"/>
               <w:noProof/>
+              <w:color w:val="auto"/>
+              <w:kern w:val="2"/>
+              <w:lang w:eastAsia="zh-CN"/>
+              <w14:ligatures w14:val="standardContextual"/>
             </w:rPr>
           </w:pPr>
-          <w:hyperlink w:anchor="_Toc239854919" w:history="1">
+          <w:hyperlink w:anchor="_Toc240013294" w:history="1">
             <w:r>
               <w:rPr>
                 <w:rStyle w:val="Hyperlink"/>
                 <w:noProof/>
               </w:rPr>
-              <w:t>6. Public service interfaces</w:t>
+              <w:t>8. Inbound observation and callback workflow</w:t>
             </w:r>
             <w:r>
               <w:rPr>
@@ -1673,7 +2497,7 @@
                 <w:noProof/>
                 <w:webHidden/>
               </w:rPr>
-              <w:instrText xml:space="preserve"> PAGEREF _Toc239854919 \h </w:instrText>
+              <w:instrText xml:space="preserve"> PAGEREF _Toc240013294 \h </w:instrText>
             </w:r>
             <w:r>
               <w:rPr>
@@ -1693,7 +2517,105 @@
                 <w:noProof/>
                 <w:webHidden/>
               </w:rPr>
-              <w:t>12</w:t>
+              <w:t>17</w:t>
+            </w:r>
+            <w:r>
+              <w:rPr>
+                <w:noProof/>
+                <w:webHidden/>
+              </w:rPr>
+              <w:fldChar w:fldCharType="end"/>
+            </w:r>
+          </w:hyperlink>
+        </w:p>
+        <w:p>
+          <w:pPr>
+            <w:pStyle w:val="TOC2"/>
+            <w:tabs>
+              <w:tab w:val="left" w:pos="880"/>
+              <w:tab w:val="right" w:leader="dot" w:pos="9350"/>
+            </w:tabs>
+            <w:rPr>
+              <w:b w:val="0"/>
+              <w:bCs w:val="0"/>
+              <w:noProof/>
+              <w:color w:val="auto"/>
+              <w:kern w:val="2"/>
+              <w:sz w:val="24"/>
+              <w:szCs w:val="24"/>
+              <w:lang w:eastAsia="zh-CN"/>
+              <w14:ligatures w14:val="standardContextual"/>
+            </w:rPr>
+          </w:pPr>
+          <w:hyperlink w:anchor="_Toc240013295" w:history="1">
+            <w:r>
+              <w:rPr>
+                <w:rStyle w:val="Hyperlink"/>
+                <w:noProof/>
+              </w:rPr>
+              <w:t>8.1</w:t>
+            </w:r>
+            <w:r>
+              <w:rPr>
+                <w:b w:val="0"/>
+                <w:bCs w:val="0"/>
+                <w:noProof/>
+                <w:color w:val="auto"/>
+                <w:kern w:val="2"/>
+                <w:sz w:val="24"/>
+                <w:szCs w:val="24"/>
+                <w:lang w:eastAsia="zh-CN"/>
+                <w14:ligatures w14:val="standardContextual"/>
+              </w:rPr>
+              <w:tab/>
+            </w:r>
+            <w:r>
+              <w:rPr>
+                <w:rStyle w:val="Hyperlink"/>
+                <w:noProof/>
+              </w:rPr>
+              <w:t>Observation transaction</w:t>
+            </w:r>
+            <w:r>
+              <w:rPr>
+                <w:noProof/>
+                <w:webHidden/>
+              </w:rPr>
+              <w:tab/>
+            </w:r>
+            <w:r>
+              <w:rPr>
+                <w:noProof/>
+                <w:webHidden/>
+              </w:rPr>
+              <w:fldChar w:fldCharType="begin"/>
+            </w:r>
+            <w:r>
+              <w:rPr>
+                <w:noProof/>
+                <w:webHidden/>
+              </w:rPr>
+              <w:instrText xml:space="preserve"> PAGEREF _Toc240013295 \h </w:instrText>
+            </w:r>
+            <w:r>
+              <w:rPr>
+                <w:noProof/>
+                <w:webHidden/>
+              </w:rPr>
+            </w:r>
+            <w:r>
+              <w:rPr>
+                <w:noProof/>
+                <w:webHidden/>
+              </w:rPr>
+              <w:fldChar w:fldCharType="separate"/>
+            </w:r>
+            <w:r>
+              <w:rPr>
+                <w:noProof/>
+                <w:webHidden/>
+              </w:rPr>
+              <w:t>17</w:t>
             </w:r>
             <w:r>
               <w:rPr>
@@ -1711,16 +2633,24 @@
               <w:tab w:val="right" w:leader="dot" w:pos="9350"/>
             </w:tabs>
             <w:rPr>
+              <w:b w:val="0"/>
+              <w:bCs w:val="0"/>
               <w:noProof/>
+              <w:color w:val="auto"/>
+              <w:kern w:val="2"/>
+              <w:sz w:val="24"/>
+              <w:szCs w:val="24"/>
+              <w:lang w:eastAsia="zh-CN"/>
+              <w14:ligatures w14:val="standardContextual"/>
             </w:rPr>
           </w:pPr>
-          <w:hyperlink w:anchor="_Toc239854920" w:history="1">
+          <w:hyperlink w:anchor="_Toc240013296" w:history="1">
             <w:r>
               <w:rPr>
                 <w:rStyle w:val="Hyperlink"/>
                 <w:noProof/>
               </w:rPr>
-              <w:t>6.1 Command/result contracts</w:t>
+              <w:t>8.2 Verified delivery/business outcomes</w:t>
             </w:r>
             <w:r>
               <w:rPr>
@@ -1741,7 +2671,7 @@
                 <w:noProof/>
                 <w:webHidden/>
               </w:rPr>
-              <w:instrText xml:space="preserve"> PAGEREF _Toc239854920 \h </w:instrText>
+              <w:instrText xml:space="preserve"> PAGEREF _Toc240013296 \h </w:instrText>
             </w:r>
             <w:r>
               <w:rPr>
@@ -1761,7 +2691,7 @@
                 <w:noProof/>
                 <w:webHidden/>
               </w:rPr>
-              <w:t>12</w:t>
+              <w:t>18</w:t>
             </w:r>
             <w:r>
               <w:rPr>
@@ -1779,16 +2709,24 @@
               <w:tab w:val="right" w:leader="dot" w:pos="9350"/>
             </w:tabs>
             <w:rPr>
+              <w:b w:val="0"/>
+              <w:bCs w:val="0"/>
               <w:noProof/>
+              <w:color w:val="auto"/>
+              <w:kern w:val="2"/>
+              <w:sz w:val="24"/>
+              <w:szCs w:val="24"/>
+              <w:lang w:eastAsia="zh-CN"/>
+              <w14:ligatures w14:val="standardContextual"/>
             </w:rPr>
           </w:pPr>
-          <w:hyperlink w:anchor="_Toc239854921" w:history="1">
+          <w:hyperlink w:anchor="_Toc240013297" w:history="1">
             <w:r>
               <w:rPr>
                 <w:rStyle w:val="Hyperlink"/>
                 <w:noProof/>
               </w:rPr>
-              <w:t>6.2 Transaction contract</w:t>
+              <w:t>8.3 Terminal conflict</w:t>
             </w:r>
             <w:r>
               <w:rPr>
@@ -1809,7 +2747,7 @@
                 <w:noProof/>
                 <w:webHidden/>
               </w:rPr>
-              <w:instrText xml:space="preserve"> PAGEREF _Toc239854921 \h </w:instrText>
+              <w:instrText xml:space="preserve"> PAGEREF _Toc240013297 \h </w:instrText>
             </w:r>
             <w:r>
               <w:rPr>
@@ -1829,7 +2767,7 @@
                 <w:noProof/>
                 <w:webHidden/>
               </w:rPr>
-              <w:t>13</w:t>
+              <w:t>18</w:t>
             </w:r>
             <w:r>
               <w:rPr>
@@ -1847,16 +2785,24 @@
               <w:tab w:val="right" w:leader="dot" w:pos="9350"/>
             </w:tabs>
             <w:rPr>
+              <w:b w:val="0"/>
+              <w:bCs w:val="0"/>
+              <w:i w:val="0"/>
+              <w:iCs w:val="0"/>
               <w:noProof/>
+              <w:color w:val="auto"/>
+              <w:kern w:val="2"/>
+              <w:lang w:eastAsia="zh-CN"/>
+              <w14:ligatures w14:val="standardContextual"/>
             </w:rPr>
           </w:pPr>
-          <w:hyperlink w:anchor="_Toc239854922" w:history="1">
+          <w:hyperlink w:anchor="_Toc240013298" w:history="1">
             <w:r>
               <w:rPr>
                 <w:rStyle w:val="Hyperlink"/>
                 <w:noProof/>
               </w:rPr>
-              <w:t>7. External side-effect workflow</w:t>
+              <w:t>9. Deterministic projection design</w:t>
             </w:r>
             <w:r>
               <w:rPr>
@@ -1877,7 +2823,7 @@
                 <w:noProof/>
                 <w:webHidden/>
               </w:rPr>
-              <w:instrText xml:space="preserve"> PAGEREF _Toc239854922 \h </w:instrText>
+              <w:instrText xml:space="preserve"> PAGEREF _Toc240013298 \h </w:instrText>
             </w:r>
             <w:r>
               <w:rPr>
@@ -1897,7 +2843,105 @@
                 <w:noProof/>
                 <w:webHidden/>
               </w:rPr>
-              <w:t>14</w:t>
+              <w:t>19</w:t>
+            </w:r>
+            <w:r>
+              <w:rPr>
+                <w:noProof/>
+                <w:webHidden/>
+              </w:rPr>
+              <w:fldChar w:fldCharType="end"/>
+            </w:r>
+          </w:hyperlink>
+        </w:p>
+        <w:p>
+          <w:pPr>
+            <w:pStyle w:val="TOC2"/>
+            <w:tabs>
+              <w:tab w:val="left" w:pos="880"/>
+              <w:tab w:val="right" w:leader="dot" w:pos="9350"/>
+            </w:tabs>
+            <w:rPr>
+              <w:b w:val="0"/>
+              <w:bCs w:val="0"/>
+              <w:noProof/>
+              <w:color w:val="auto"/>
+              <w:kern w:val="2"/>
+              <w:sz w:val="24"/>
+              <w:szCs w:val="24"/>
+              <w:lang w:eastAsia="zh-CN"/>
+              <w14:ligatures w14:val="standardContextual"/>
+            </w:rPr>
+          </w:pPr>
+          <w:hyperlink w:anchor="_Toc240013299" w:history="1">
+            <w:r>
+              <w:rPr>
+                <w:rStyle w:val="Hyperlink"/>
+                <w:noProof/>
+              </w:rPr>
+              <w:t>9.1</w:t>
+            </w:r>
+            <w:r>
+              <w:rPr>
+                <w:b w:val="0"/>
+                <w:bCs w:val="0"/>
+                <w:noProof/>
+                <w:color w:val="auto"/>
+                <w:kern w:val="2"/>
+                <w:sz w:val="24"/>
+                <w:szCs w:val="24"/>
+                <w:lang w:eastAsia="zh-CN"/>
+                <w14:ligatures w14:val="standardContextual"/>
+              </w:rPr>
+              <w:tab/>
+            </w:r>
+            <w:r>
+              <w:rPr>
+                <w:rStyle w:val="Hyperlink"/>
+                <w:noProof/>
+              </w:rPr>
+              <w:t>Pure projection algorithm</w:t>
+            </w:r>
+            <w:r>
+              <w:rPr>
+                <w:noProof/>
+                <w:webHidden/>
+              </w:rPr>
+              <w:tab/>
+            </w:r>
+            <w:r>
+              <w:rPr>
+                <w:noProof/>
+                <w:webHidden/>
+              </w:rPr>
+              <w:fldChar w:fldCharType="begin"/>
+            </w:r>
+            <w:r>
+              <w:rPr>
+                <w:noProof/>
+                <w:webHidden/>
+              </w:rPr>
+              <w:instrText xml:space="preserve"> PAGEREF _Toc240013299 \h </w:instrText>
+            </w:r>
+            <w:r>
+              <w:rPr>
+                <w:noProof/>
+                <w:webHidden/>
+              </w:rPr>
+            </w:r>
+            <w:r>
+              <w:rPr>
+                <w:noProof/>
+                <w:webHidden/>
+              </w:rPr>
+              <w:fldChar w:fldCharType="separate"/>
+            </w:r>
+            <w:r>
+              <w:rPr>
+                <w:noProof/>
+                <w:webHidden/>
+              </w:rPr>
+              <w:t>19</w:t>
             </w:r>
             <w:r>
               <w:rPr>
@@ -1915,16 +2959,24 @@
               <w:tab w:val="right" w:leader="dot" w:pos="9350"/>
             </w:tabs>
             <w:rPr>
+              <w:b w:val="0"/>
+              <w:bCs w:val="0"/>
               <w:noProof/>
+              <w:color w:val="auto"/>
+              <w:kern w:val="2"/>
+              <w:sz w:val="24"/>
+              <w:szCs w:val="24"/>
+              <w:lang w:eastAsia="zh-CN"/>
+              <w14:ligatures w14:val="standardContextual"/>
             </w:rPr>
           </w:pPr>
-          <w:hyperlink w:anchor="_Toc239854923" w:history="1">
+          <w:hyperlink w:anchor="_Toc240013300" w:history="1">
             <w:r>
               <w:rPr>
                 <w:rStyle w:val="Hyperlink"/>
                 <w:noProof/>
               </w:rPr>
-              <w:t>7.1 beginOperation algorithm</w:t>
+              <w:t>9.2 Explanation codes</w:t>
             </w:r>
             <w:r>
               <w:rPr>
@@ -1945,7 +2997,7 @@
                 <w:noProof/>
                 <w:webHidden/>
               </w:rPr>
-              <w:instrText xml:space="preserve"> PAGEREF _Toc239854923 \h </w:instrText>
+              <w:instrText xml:space="preserve"> PAGEREF _Toc240013300 \h </w:instrText>
             </w:r>
             <w:r>
               <w:rPr>
@@ -1965,7 +3017,7 @@
                 <w:noProof/>
                 <w:webHidden/>
               </w:rPr>
-              <w:t>14</w:t>
+              <w:t>20</w:t>
             </w:r>
             <w:r>
               <w:rPr>
@@ -1983,16 +3035,24 @@
               <w:tab w:val="right" w:leader="dot" w:pos="9350"/>
             </w:tabs>
             <w:rPr>
+              <w:b w:val="0"/>
+              <w:bCs w:val="0"/>
               <w:noProof/>
+              <w:color w:val="auto"/>
+              <w:kern w:val="2"/>
+              <w:sz w:val="24"/>
+              <w:szCs w:val="24"/>
+              <w:lang w:eastAsia="zh-CN"/>
+              <w14:ligatures w14:val="standardContextual"/>
             </w:rPr>
           </w:pPr>
-          <w:hyperlink w:anchor="_Toc239854924" w:history="1">
+          <w:hyperlink w:anchor="_Toc240013301" w:history="1">
             <w:r>
               <w:rPr>
                 <w:rStyle w:val="Hyperlink"/>
                 <w:noProof/>
               </w:rPr>
-              <w:t>7.2 Adapter boundary</w:t>
+              <w:t>9.3 Hybrid cache and rebuild</w:t>
             </w:r>
             <w:r>
               <w:rPr>
@@ -2013,7 +3073,7 @@
                 <w:noProof/>
                 <w:webHidden/>
               </w:rPr>
-              <w:instrText xml:space="preserve"> PAGEREF _Toc239854924 \h </w:instrText>
+              <w:instrText xml:space="preserve"> PAGEREF _Toc240013301 \h </w:instrText>
             </w:r>
             <w:r>
               <w:rPr>
@@ -2033,7 +3093,83 @@
                 <w:noProof/>
                 <w:webHidden/>
               </w:rPr>
-              <w:t>15</w:t>
+              <w:t>20</w:t>
+            </w:r>
+            <w:r>
+              <w:rPr>
+                <w:noProof/>
+                <w:webHidden/>
+              </w:rPr>
+              <w:fldChar w:fldCharType="end"/>
+            </w:r>
+          </w:hyperlink>
+        </w:p>
+        <w:p>
+          <w:pPr>
+            <w:pStyle w:val="TOC1"/>
+            <w:tabs>
+              <w:tab w:val="right" w:leader="dot" w:pos="9350"/>
+            </w:tabs>
+            <w:rPr>
+              <w:b w:val="0"/>
+              <w:bCs w:val="0"/>
+              <w:i w:val="0"/>
+              <w:iCs w:val="0"/>
+              <w:noProof/>
+              <w:color w:val="auto"/>
+              <w:kern w:val="2"/>
+              <w:lang w:eastAsia="zh-CN"/>
+              <w14:ligatures w14:val="standardContextual"/>
+            </w:rPr>
+          </w:pPr>
+          <w:hyperlink w:anchor="_Toc240013302" w:history="1">
+            <w:r>
+              <w:rPr>
+                <w:rStyle w:val="Hyperlink"/>
+                <w:noProof/>
+              </w:rPr>
+              <w:t>10. Crash-durable control handoffs</w:t>
+            </w:r>
+            <w:r>
+              <w:rPr>
+                <w:noProof/>
+                <w:webHidden/>
+              </w:rPr>
+              <w:tab/>
+            </w:r>
+            <w:r>
+              <w:rPr>
+                <w:noProof/>
+                <w:webHidden/>
+              </w:rPr>
+              <w:fldChar w:fldCharType="begin"/>
+            </w:r>
+            <w:r>
+              <w:rPr>
+                <w:noProof/>
+                <w:webHidden/>
+              </w:rPr>
+              <w:instrText xml:space="preserve"> PAGEREF _Toc240013302 \h </w:instrText>
+            </w:r>
+            <w:r>
+              <w:rPr>
+                <w:noProof/>
+                <w:webHidden/>
+              </w:rPr>
+            </w:r>
+            <w:r>
+              <w:rPr>
+                <w:noProof/>
+                <w:webHidden/>
+              </w:rPr>
+              <w:fldChar w:fldCharType="separate"/>
+            </w:r>
+            <w:r>
+              <w:rPr>
+                <w:noProof/>
+                <w:webHidden/>
+              </w:rPr>
+              <w:t>21</w:t>
             </w:r>
             <w:r>
               <w:rPr>
@@ -2051,16 +3187,24 @@
               <w:tab w:val="right" w:leader="dot" w:pos="9350"/>
             </w:tabs>
             <w:rPr>
+              <w:b w:val="0"/>
+              <w:bCs w:val="0"/>
               <w:noProof/>
+              <w:color w:val="auto"/>
+              <w:kern w:val="2"/>
+              <w:sz w:val="24"/>
+              <w:szCs w:val="24"/>
+              <w:lang w:eastAsia="zh-CN"/>
+              <w14:ligatures w14:val="standardContextual"/>
             </w:rPr>
           </w:pPr>
-          <w:hyperlink w:anchor="_Toc239854925" w:history="1">
+          <w:hyperlink w:anchor="_Toc240013303" w:history="1">
             <w:r>
               <w:rPr>
                 <w:rStyle w:val="Hyperlink"/>
                 <w:noProof/>
               </w:rPr>
-              <w:t>7.3 Acceptance binding and conflicts</w:t>
+              <w:t>10.1 Outbox record</w:t>
             </w:r>
             <w:r>
               <w:rPr>
@@ -2081,7 +3225,7 @@
                 <w:noProof/>
                 <w:webHidden/>
               </w:rPr>
-              <w:instrText xml:space="preserve"> PAGEREF _Toc239854925 \h </w:instrText>
+              <w:instrText xml:space="preserve"> PAGEREF _Toc240013303 \h </w:instrText>
             </w:r>
             <w:r>
               <w:rPr>
@@ -2101,7 +3245,181 @@
                 <w:noProof/>
                 <w:webHidden/>
               </w:rPr>
-              <w:t>15</w:t>
+              <w:t>21</w:t>
+            </w:r>
+            <w:r>
+              <w:rPr>
+                <w:noProof/>
+                <w:webHidden/>
+              </w:rPr>
+              <w:fldChar w:fldCharType="end"/>
+            </w:r>
+          </w:hyperlink>
+        </w:p>
+        <w:p>
+          <w:pPr>
+            <w:pStyle w:val="TOC2"/>
+            <w:tabs>
+              <w:tab w:val="left" w:pos="880"/>
+              <w:tab w:val="right" w:leader="dot" w:pos="9350"/>
+            </w:tabs>
+            <w:rPr>
+              <w:b w:val="0"/>
+              <w:bCs w:val="0"/>
+              <w:noProof/>
+              <w:color w:val="auto"/>
+              <w:kern w:val="2"/>
+              <w:sz w:val="24"/>
+              <w:szCs w:val="24"/>
+              <w:lang w:eastAsia="zh-CN"/>
+              <w14:ligatures w14:val="standardContextual"/>
+            </w:rPr>
+          </w:pPr>
+          <w:hyperlink w:anchor="_Toc240013304" w:history="1">
+            <w:r>
+              <w:rPr>
+                <w:rStyle w:val="Hyperlink"/>
+                <w:noProof/>
+              </w:rPr>
+              <w:t>10.2</w:t>
+            </w:r>
+            <w:r>
+              <w:rPr>
+                <w:b w:val="0"/>
+                <w:bCs w:val="0"/>
+                <w:noProof/>
+                <w:color w:val="auto"/>
+                <w:kern w:val="2"/>
+                <w:sz w:val="24"/>
+                <w:szCs w:val="24"/>
+                <w:lang w:eastAsia="zh-CN"/>
+                <w14:ligatures w14:val="standardContextual"/>
+              </w:rPr>
+              <w:tab/>
+            </w:r>
+            <w:r>
+              <w:rPr>
+                <w:rStyle w:val="Hyperlink"/>
+                <w:noProof/>
+              </w:rPr>
+              <w:t>Delivery semantics</w:t>
+            </w:r>
+            <w:r>
+              <w:rPr>
+                <w:noProof/>
+                <w:webHidden/>
+              </w:rPr>
+              <w:tab/>
+            </w:r>
+            <w:r>
+              <w:rPr>
+                <w:noProof/>
+                <w:webHidden/>
+              </w:rPr>
+              <w:fldChar w:fldCharType="begin"/>
+            </w:r>
+            <w:r>
+              <w:rPr>
+                <w:noProof/>
+                <w:webHidden/>
+              </w:rPr>
+              <w:instrText xml:space="preserve"> PAGEREF _Toc240013304 \h </w:instrText>
+            </w:r>
+            <w:r>
+              <w:rPr>
+                <w:noProof/>
+                <w:webHidden/>
+              </w:rPr>
+            </w:r>
+            <w:r>
+              <w:rPr>
+                <w:noProof/>
+                <w:webHidden/>
+              </w:rPr>
+              <w:fldChar w:fldCharType="separate"/>
+            </w:r>
+            <w:r>
+              <w:rPr>
+                <w:noProof/>
+                <w:webHidden/>
+              </w:rPr>
+              <w:t>22</w:t>
+            </w:r>
+            <w:r>
+              <w:rPr>
+                <w:noProof/>
+                <w:webHidden/>
+              </w:rPr>
+              <w:fldChar w:fldCharType="end"/>
+            </w:r>
+          </w:hyperlink>
+        </w:p>
+        <w:p>
+          <w:pPr>
+            <w:pStyle w:val="TOC1"/>
+            <w:tabs>
+              <w:tab w:val="right" w:leader="dot" w:pos="9350"/>
+            </w:tabs>
+            <w:rPr>
+              <w:b w:val="0"/>
+              <w:bCs w:val="0"/>
+              <w:i w:val="0"/>
+              <w:iCs w:val="0"/>
+              <w:noProof/>
+              <w:color w:val="auto"/>
+              <w:kern w:val="2"/>
+              <w:lang w:eastAsia="zh-CN"/>
+              <w14:ligatures w14:val="standardContextual"/>
+            </w:rPr>
+          </w:pPr>
+          <w:hyperlink w:anchor="_Toc240013305" w:history="1">
+            <w:r>
+              <w:rPr>
+                <w:rStyle w:val="Hyperlink"/>
+                <w:noProof/>
+              </w:rPr>
+              <w:t>11. Query, pagination, and authorization</w:t>
+            </w:r>
+            <w:r>
+              <w:rPr>
+                <w:noProof/>
+                <w:webHidden/>
+              </w:rPr>
+              <w:tab/>
+            </w:r>
+            <w:r>
+              <w:rPr>
+                <w:noProof/>
+                <w:webHidden/>
+              </w:rPr>
+              <w:fldChar w:fldCharType="begin"/>
+            </w:r>
+            <w:r>
+              <w:rPr>
+                <w:noProof/>
+                <w:webHidden/>
+              </w:rPr>
+              <w:instrText xml:space="preserve"> PAGEREF _Toc240013305 \h </w:instrText>
+            </w:r>
+            <w:r>
+              <w:rPr>
+                <w:noProof/>
+                <w:webHidden/>
+              </w:rPr>
+            </w:r>
+            <w:r>
+              <w:rPr>
+                <w:noProof/>
+                <w:webHidden/>
+              </w:rPr>
+              <w:fldChar w:fldCharType="separate"/>
+            </w:r>
+            <w:r>
+              <w:rPr>
+                <w:noProof/>
+                <w:webHidden/>
+              </w:rPr>
+              <w:t>23</w:t>
             </w:r>
             <w:r>
               <w:rPr>
@@ -2119,16 +3437,24 @@
               <w:tab w:val="right" w:leader="dot" w:pos="9350"/>
             </w:tabs>
             <w:rPr>
+              <w:b w:val="0"/>
+              <w:bCs w:val="0"/>
               <w:noProof/>
+              <w:color w:val="auto"/>
+              <w:kern w:val="2"/>
+              <w:sz w:val="24"/>
+              <w:szCs w:val="24"/>
+              <w:lang w:eastAsia="zh-CN"/>
+              <w14:ligatures w14:val="standardContextual"/>
             </w:rPr>
           </w:pPr>
-          <w:hyperlink w:anchor="_Toc239854926" w:history="1">
+          <w:hyperlink w:anchor="_Toc240013306" w:history="1">
             <w:r>
               <w:rPr>
                 <w:rStyle w:val="Hyperlink"/>
                 <w:noProof/>
               </w:rPr>
-              <w:t>7.4 Indeterminate and resend</w:t>
+              <w:t>11.1 Operation projection reads</w:t>
             </w:r>
             <w:r>
               <w:rPr>
@@ -2149,7 +3475,7 @@
                 <w:noProof/>
                 <w:webHidden/>
               </w:rPr>
-              <w:instrText xml:space="preserve"> PAGEREF _Toc239854926 \h </w:instrText>
+              <w:instrText xml:space="preserve"> PAGEREF _Toc240013306 \h </w:instrText>
             </w:r>
             <w:r>
               <w:rPr>
@@ -2169,7 +3495,235 @@
                 <w:noProof/>
                 <w:webHidden/>
               </w:rPr>
-              <w:t>15</w:t>
+              <w:t>23</w:t>
+            </w:r>
+            <w:r>
+              <w:rPr>
+                <w:noProof/>
+                <w:webHidden/>
+              </w:rPr>
+              <w:fldChar w:fldCharType="end"/>
+            </w:r>
+          </w:hyperlink>
+        </w:p>
+        <w:p>
+          <w:pPr>
+            <w:pStyle w:val="TOC2"/>
+            <w:tabs>
+              <w:tab w:val="right" w:leader="dot" w:pos="9350"/>
+            </w:tabs>
+            <w:rPr>
+              <w:b w:val="0"/>
+              <w:bCs w:val="0"/>
+              <w:noProof/>
+              <w:color w:val="auto"/>
+              <w:kern w:val="2"/>
+              <w:sz w:val="24"/>
+              <w:szCs w:val="24"/>
+              <w:lang w:eastAsia="zh-CN"/>
+              <w14:ligatures w14:val="standardContextual"/>
+            </w:rPr>
+          </w:pPr>
+          <w:hyperlink w:anchor="_Toc240013307" w:history="1">
+            <w:r>
+              <w:rPr>
+                <w:rStyle w:val="Hyperlink"/>
+                <w:noProof/>
+              </w:rPr>
+              <w:t>11.2 Bulk projection</w:t>
+            </w:r>
+            <w:r>
+              <w:rPr>
+                <w:noProof/>
+                <w:webHidden/>
+              </w:rPr>
+              <w:tab/>
+            </w:r>
+            <w:r>
+              <w:rPr>
+                <w:noProof/>
+                <w:webHidden/>
+              </w:rPr>
+              <w:fldChar w:fldCharType="begin"/>
+            </w:r>
+            <w:r>
+              <w:rPr>
+                <w:noProof/>
+                <w:webHidden/>
+              </w:rPr>
+              <w:instrText xml:space="preserve"> PAGEREF _Toc240013307 \h </w:instrText>
+            </w:r>
+            <w:r>
+              <w:rPr>
+                <w:noProof/>
+                <w:webHidden/>
+              </w:rPr>
+            </w:r>
+            <w:r>
+              <w:rPr>
+                <w:noProof/>
+                <w:webHidden/>
+              </w:rPr>
+              <w:fldChar w:fldCharType="separate"/>
+            </w:r>
+            <w:r>
+              <w:rPr>
+                <w:noProof/>
+                <w:webHidden/>
+              </w:rPr>
+              <w:t>23</w:t>
+            </w:r>
+            <w:r>
+              <w:rPr>
+                <w:noProof/>
+                <w:webHidden/>
+              </w:rPr>
+              <w:fldChar w:fldCharType="end"/>
+            </w:r>
+          </w:hyperlink>
+        </w:p>
+        <w:p>
+          <w:pPr>
+            <w:pStyle w:val="TOC2"/>
+            <w:tabs>
+              <w:tab w:val="right" w:leader="dot" w:pos="9350"/>
+            </w:tabs>
+            <w:rPr>
+              <w:b w:val="0"/>
+              <w:bCs w:val="0"/>
+              <w:noProof/>
+              <w:color w:val="auto"/>
+              <w:kern w:val="2"/>
+              <w:sz w:val="24"/>
+              <w:szCs w:val="24"/>
+              <w:lang w:eastAsia="zh-CN"/>
+              <w14:ligatures w14:val="standardContextual"/>
+            </w:rPr>
+          </w:pPr>
+          <w:hyperlink w:anchor="_Toc240013308" w:history="1">
+            <w:r>
+              <w:rPr>
+                <w:rStyle w:val="Hyperlink"/>
+                <w:noProof/>
+              </w:rPr>
+              <w:t>11.3 Subject timeline</w:t>
+            </w:r>
+            <w:r>
+              <w:rPr>
+                <w:noProof/>
+                <w:webHidden/>
+              </w:rPr>
+              <w:tab/>
+            </w:r>
+            <w:r>
+              <w:rPr>
+                <w:noProof/>
+                <w:webHidden/>
+              </w:rPr>
+              <w:fldChar w:fldCharType="begin"/>
+            </w:r>
+            <w:r>
+              <w:rPr>
+                <w:noProof/>
+                <w:webHidden/>
+              </w:rPr>
+              <w:instrText xml:space="preserve"> PAGEREF _Toc240013308 \h </w:instrText>
+            </w:r>
+            <w:r>
+              <w:rPr>
+                <w:noProof/>
+                <w:webHidden/>
+              </w:rPr>
+            </w:r>
+            <w:r>
+              <w:rPr>
+                <w:noProof/>
+                <w:webHidden/>
+              </w:rPr>
+              <w:fldChar w:fldCharType="separate"/>
+            </w:r>
+            <w:r>
+              <w:rPr>
+                <w:noProof/>
+                <w:webHidden/>
+              </w:rPr>
+              <w:t>23</w:t>
+            </w:r>
+            <w:r>
+              <w:rPr>
+                <w:noProof/>
+                <w:webHidden/>
+              </w:rPr>
+              <w:fldChar w:fldCharType="end"/>
+            </w:r>
+          </w:hyperlink>
+        </w:p>
+        <w:p>
+          <w:pPr>
+            <w:pStyle w:val="TOC2"/>
+            <w:tabs>
+              <w:tab w:val="right" w:leader="dot" w:pos="9350"/>
+            </w:tabs>
+            <w:rPr>
+              <w:b w:val="0"/>
+              <w:bCs w:val="0"/>
+              <w:noProof/>
+              <w:color w:val="auto"/>
+              <w:kern w:val="2"/>
+              <w:sz w:val="24"/>
+              <w:szCs w:val="24"/>
+              <w:lang w:eastAsia="zh-CN"/>
+              <w14:ligatures w14:val="standardContextual"/>
+            </w:rPr>
+          </w:pPr>
+          <w:hyperlink w:anchor="_Toc240013309" w:history="1">
+            <w:r>
+              <w:rPr>
+                <w:rStyle w:val="Hyperlink"/>
+                <w:noProof/>
+              </w:rPr>
+              <w:t>11.4 Stale-intent evidence query</w:t>
+            </w:r>
+            <w:r>
+              <w:rPr>
+                <w:noProof/>
+                <w:webHidden/>
+              </w:rPr>
+              <w:tab/>
+            </w:r>
+            <w:r>
+              <w:rPr>
+                <w:noProof/>
+                <w:webHidden/>
+              </w:rPr>
+              <w:fldChar w:fldCharType="begin"/>
+            </w:r>
+            <w:r>
+              <w:rPr>
+                <w:noProof/>
+                <w:webHidden/>
+              </w:rPr>
+              <w:instrText xml:space="preserve"> PAGEREF _Toc240013309 \h </w:instrText>
+            </w:r>
+            <w:r>
+              <w:rPr>
+                <w:noProof/>
+                <w:webHidden/>
+              </w:rPr>
+            </w:r>
+            <w:r>
+              <w:rPr>
+                <w:noProof/>
+                <w:webHidden/>
+              </w:rPr>
+              <w:fldChar w:fldCharType="separate"/>
+            </w:r>
+            <w:r>
+              <w:rPr>
+                <w:noProof/>
+                <w:webHidden/>
+              </w:rPr>
+              <w:t>23</w:t>
             </w:r>
             <w:r>
               <w:rPr>
@@ -2187,16 +3741,24 @@
               <w:tab w:val="right" w:leader="dot" w:pos="9350"/>
             </w:tabs>
             <w:rPr>
+              <w:b w:val="0"/>
+              <w:bCs w:val="0"/>
+              <w:i w:val="0"/>
+              <w:iCs w:val="0"/>
               <w:noProof/>
+              <w:color w:val="auto"/>
+              <w:kern w:val="2"/>
+              <w:lang w:eastAsia="zh-CN"/>
+              <w14:ligatures w14:val="standardContextual"/>
             </w:rPr>
           </w:pPr>
-          <w:hyperlink w:anchor="_Toc239854927" w:history="1">
+          <w:hyperlink w:anchor="_Toc240013310" w:history="1">
             <w:r>
               <w:rPr>
                 <w:rStyle w:val="Hyperlink"/>
                 <w:noProof/>
               </w:rPr>
-              <w:t>8. Inbound observation and callback workflow</w:t>
+              <w:t>12. Corrections, manual resolution, and privileged evidence</w:t>
             </w:r>
             <w:r>
               <w:rPr>
@@ -2217,7 +3779,7 @@
                 <w:noProof/>
                 <w:webHidden/>
               </w:rPr>
-              <w:instrText xml:space="preserve"> PAGEREF _Toc239854927 \h </w:instrText>
+              <w:instrText xml:space="preserve"> PAGEREF _Toc240013310 \h </w:instrText>
             </w:r>
             <w:r>
               <w:rPr>
@@ -2237,7 +3799,83 @@
                 <w:noProof/>
                 <w:webHidden/>
               </w:rPr>
-              <w:t>15</w:t>
+              <w:t>24</w:t>
+            </w:r>
+            <w:r>
+              <w:rPr>
+                <w:noProof/>
+                <w:webHidden/>
+              </w:rPr>
+              <w:fldChar w:fldCharType="end"/>
+            </w:r>
+          </w:hyperlink>
+        </w:p>
+        <w:p>
+          <w:pPr>
+            <w:pStyle w:val="TOC1"/>
+            <w:tabs>
+              <w:tab w:val="right" w:leader="dot" w:pos="9350"/>
+            </w:tabs>
+            <w:rPr>
+              <w:b w:val="0"/>
+              <w:bCs w:val="0"/>
+              <w:i w:val="0"/>
+              <w:iCs w:val="0"/>
+              <w:noProof/>
+              <w:color w:val="auto"/>
+              <w:kern w:val="2"/>
+              <w:lang w:eastAsia="zh-CN"/>
+              <w14:ligatures w14:val="standardContextual"/>
+            </w:rPr>
+          </w:pPr>
+          <w:hyperlink w:anchor="_Toc240013311" w:history="1">
+            <w:r>
+              <w:rPr>
+                <w:rStyle w:val="Hyperlink"/>
+                <w:noProof/>
+              </w:rPr>
+              <w:t>13. Security and privacy design</w:t>
+            </w:r>
+            <w:r>
+              <w:rPr>
+                <w:noProof/>
+                <w:webHidden/>
+              </w:rPr>
+              <w:tab/>
+            </w:r>
+            <w:r>
+              <w:rPr>
+                <w:noProof/>
+                <w:webHidden/>
+              </w:rPr>
+              <w:fldChar w:fldCharType="begin"/>
+            </w:r>
+            <w:r>
+              <w:rPr>
+                <w:noProof/>
+                <w:webHidden/>
+              </w:rPr>
+              <w:instrText xml:space="preserve"> PAGEREF _Toc240013311 \h </w:instrText>
+            </w:r>
+            <w:r>
+              <w:rPr>
+                <w:noProof/>
+                <w:webHidden/>
+              </w:rPr>
+            </w:r>
+            <w:r>
+              <w:rPr>
+                <w:noProof/>
+                <w:webHidden/>
+              </w:rPr>
+              <w:fldChar w:fldCharType="separate"/>
+            </w:r>
+            <w:r>
+              <w:rPr>
+                <w:noProof/>
+                <w:webHidden/>
+              </w:rPr>
+              <w:t>25</w:t>
             </w:r>
             <w:r>
               <w:rPr>
@@ -2255,16 +3893,24 @@
               <w:tab w:val="right" w:leader="dot" w:pos="9350"/>
             </w:tabs>
             <w:rPr>
+              <w:b w:val="0"/>
+              <w:bCs w:val="0"/>
               <w:noProof/>
+              <w:color w:val="auto"/>
+              <w:kern w:val="2"/>
+              <w:sz w:val="24"/>
+              <w:szCs w:val="24"/>
+              <w:lang w:eastAsia="zh-CN"/>
+              <w14:ligatures w14:val="standardContextual"/>
             </w:rPr>
           </w:pPr>
-          <w:hyperlink w:anchor="_Toc239854928" w:history="1">
+          <w:hyperlink w:anchor="_Toc240013312" w:history="1">
             <w:r>
               <w:rPr>
                 <w:rStyle w:val="Hyperlink"/>
                 <w:noProof/>
               </w:rPr>
-              <w:t>8.1 Observation transaction</w:t>
+              <w:t>13.1 Roles and grants</w:t>
             </w:r>
             <w:r>
               <w:rPr>
@@ -2285,7 +3931,7 @@
                 <w:noProof/>
                 <w:webHidden/>
               </w:rPr>
-              <w:instrText xml:space="preserve"> PAGEREF _Toc239854928 \h </w:instrText>
+              <w:instrText xml:space="preserve"> PAGEREF _Toc240013312 \h </w:instrText>
             </w:r>
             <w:r>
               <w:rPr>
@@ -2305,7 +3951,7 @@
                 <w:noProof/>
                 <w:webHidden/>
               </w:rPr>
-              <w:t>15</w:t>
+              <w:t>25</w:t>
             </w:r>
             <w:r>
               <w:rPr>
@@ -2323,16 +3969,24 @@
               <w:tab w:val="right" w:leader="dot" w:pos="9350"/>
             </w:tabs>
             <w:rPr>
+              <w:b w:val="0"/>
+              <w:bCs w:val="0"/>
               <w:noProof/>
+              <w:color w:val="auto"/>
+              <w:kern w:val="2"/>
+              <w:sz w:val="24"/>
+              <w:szCs w:val="24"/>
+              <w:lang w:eastAsia="zh-CN"/>
+              <w14:ligatures w14:val="standardContextual"/>
             </w:rPr>
           </w:pPr>
-          <w:hyperlink w:anchor="_Toc239854929" w:history="1">
+          <w:hyperlink w:anchor="_Toc240013313" w:history="1">
             <w:r>
               <w:rPr>
                 <w:rStyle w:val="Hyperlink"/>
                 <w:noProof/>
               </w:rPr>
-              <w:t>8.2 Verified delivery/business outcomes</w:t>
+              <w:t>13.2 Threat controls</w:t>
             </w:r>
             <w:r>
               <w:rPr>
@@ -2353,7 +4007,7 @@
                 <w:noProof/>
                 <w:webHidden/>
               </w:rPr>
-              <w:instrText xml:space="preserve"> PAGEREF _Toc239854929 \h </w:instrText>
+              <w:instrText xml:space="preserve"> PAGEREF _Toc240013313 \h </w:instrText>
             </w:r>
             <w:r>
               <w:rPr>
@@ -2373,7 +4027,203 @@
                 <w:noProof/>
                 <w:webHidden/>
               </w:rPr>
-              <w:t>16</w:t>
+              <w:t>27</w:t>
+            </w:r>
+            <w:r>
+              <w:rPr>
+                <w:noProof/>
+                <w:webHidden/>
+              </w:rPr>
+              <w:fldChar w:fldCharType="end"/>
+            </w:r>
+          </w:hyperlink>
+        </w:p>
+        <w:p>
+          <w:pPr>
+            <w:pStyle w:val="TOC2"/>
+            <w:tabs>
+              <w:tab w:val="left" w:pos="880"/>
+              <w:tab w:val="right" w:leader="dot" w:pos="9350"/>
+            </w:tabs>
+            <w:rPr>
+              <w:b w:val="0"/>
+              <w:bCs w:val="0"/>
+              <w:noProof/>
+              <w:color w:val="auto"/>
+              <w:kern w:val="2"/>
+              <w:sz w:val="24"/>
+              <w:szCs w:val="24"/>
+              <w:lang w:eastAsia="zh-CN"/>
+              <w14:ligatures w14:val="standardContextual"/>
+            </w:rPr>
+          </w:pPr>
+          <w:hyperlink w:anchor="_Toc240013314" w:history="1">
+            <w:r>
+              <w:rPr>
+                <w:rStyle w:val="Hyperlink"/>
+                <w:noProof/>
+              </w:rPr>
+              <w:t>13.3</w:t>
+            </w:r>
+            <w:r>
+              <w:rPr>
+                <w:b w:val="0"/>
+                <w:bCs w:val="0"/>
+                <w:noProof/>
+                <w:color w:val="auto"/>
+                <w:kern w:val="2"/>
+                <w:sz w:val="24"/>
+                <w:szCs w:val="24"/>
+                <w:lang w:eastAsia="zh-CN"/>
+                <w14:ligatures w14:val="standardContextual"/>
+              </w:rPr>
+              <w:tab/>
+            </w:r>
+            <w:r>
+              <w:rPr>
+                <w:rStyle w:val="Hyperlink"/>
+                <w:noProof/>
+              </w:rPr>
+              <w:t>Business-key HMAC custody and lifecycle</w:t>
+            </w:r>
+            <w:r>
+              <w:rPr>
+                <w:noProof/>
+                <w:webHidden/>
+              </w:rPr>
+              <w:tab/>
+            </w:r>
+            <w:r>
+              <w:rPr>
+                <w:noProof/>
+                <w:webHidden/>
+              </w:rPr>
+              <w:fldChar w:fldCharType="begin"/>
+            </w:r>
+            <w:r>
+              <w:rPr>
+                <w:noProof/>
+                <w:webHidden/>
+              </w:rPr>
+              <w:instrText xml:space="preserve"> PAGEREF _Toc240013314 \h </w:instrText>
+            </w:r>
+            <w:r>
+              <w:rPr>
+                <w:noProof/>
+                <w:webHidden/>
+              </w:rPr>
+            </w:r>
+            <w:r>
+              <w:rPr>
+                <w:noProof/>
+                <w:webHidden/>
+              </w:rPr>
+              <w:fldChar w:fldCharType="separate"/>
+            </w:r>
+            <w:r>
+              <w:rPr>
+                <w:noProof/>
+                <w:webHidden/>
+              </w:rPr>
+              <w:t>28</w:t>
+            </w:r>
+            <w:r>
+              <w:rPr>
+                <w:noProof/>
+                <w:webHidden/>
+              </w:rPr>
+              <w:fldChar w:fldCharType="end"/>
+            </w:r>
+          </w:hyperlink>
+        </w:p>
+        <w:p>
+          <w:pPr>
+            <w:pStyle w:val="TOC2"/>
+            <w:tabs>
+              <w:tab w:val="left" w:pos="880"/>
+              <w:tab w:val="right" w:leader="dot" w:pos="9350"/>
+            </w:tabs>
+            <w:rPr>
+              <w:b w:val="0"/>
+              <w:bCs w:val="0"/>
+              <w:noProof/>
+              <w:color w:val="auto"/>
+              <w:kern w:val="2"/>
+              <w:sz w:val="24"/>
+              <w:szCs w:val="24"/>
+              <w:lang w:eastAsia="zh-CN"/>
+              <w14:ligatures w14:val="standardContextual"/>
+            </w:rPr>
+          </w:pPr>
+          <w:hyperlink w:anchor="_Toc240013315" w:history="1">
+            <w:r>
+              <w:rPr>
+                <w:rStyle w:val="Hyperlink"/>
+                <w:noProof/>
+              </w:rPr>
+              <w:t>13.4</w:t>
+            </w:r>
+            <w:r>
+              <w:rPr>
+                <w:b w:val="0"/>
+                <w:bCs w:val="0"/>
+                <w:noProof/>
+                <w:color w:val="auto"/>
+                <w:kern w:val="2"/>
+                <w:sz w:val="24"/>
+                <w:szCs w:val="24"/>
+                <w:lang w:eastAsia="zh-CN"/>
+                <w14:ligatures w14:val="standardContextual"/>
+              </w:rPr>
+              <w:tab/>
+            </w:r>
+            <w:r>
+              <w:rPr>
+                <w:rStyle w:val="Hyperlink"/>
+                <w:noProof/>
+              </w:rPr>
+              <w:t>Minimum-necessary metadata</w:t>
+            </w:r>
+            <w:r>
+              <w:rPr>
+                <w:noProof/>
+                <w:webHidden/>
+              </w:rPr>
+              <w:tab/>
+            </w:r>
+            <w:r>
+              <w:rPr>
+                <w:noProof/>
+                <w:webHidden/>
+              </w:rPr>
+              <w:fldChar w:fldCharType="begin"/>
+            </w:r>
+            <w:r>
+              <w:rPr>
+                <w:noProof/>
+                <w:webHidden/>
+              </w:rPr>
+              <w:instrText xml:space="preserve"> PAGEREF _Toc240013315 \h </w:instrText>
+            </w:r>
+            <w:r>
+              <w:rPr>
+                <w:noProof/>
+                <w:webHidden/>
+              </w:rPr>
+            </w:r>
+            <w:r>
+              <w:rPr>
+                <w:noProof/>
+                <w:webHidden/>
+              </w:rPr>
+              <w:fldChar w:fldCharType="separate"/>
+            </w:r>
+            <w:r>
+              <w:rPr>
+                <w:noProof/>
+                <w:webHidden/>
+              </w:rPr>
+              <w:t>28</w:t>
             </w:r>
             <w:r>
               <w:rPr>
@@ -2391,16 +4241,24 @@
               <w:tab w:val="right" w:leader="dot" w:pos="9350"/>
             </w:tabs>
             <w:rPr>
+              <w:b w:val="0"/>
+              <w:bCs w:val="0"/>
               <w:noProof/>
+              <w:color w:val="auto"/>
+              <w:kern w:val="2"/>
+              <w:sz w:val="24"/>
+              <w:szCs w:val="24"/>
+              <w:lang w:eastAsia="zh-CN"/>
+              <w14:ligatures w14:val="standardContextual"/>
             </w:rPr>
           </w:pPr>
-          <w:hyperlink w:anchor="_Toc239854930" w:history="1">
+          <w:hyperlink w:anchor="_Toc240013316" w:history="1">
             <w:r>
               <w:rPr>
                 <w:rStyle w:val="Hyperlink"/>
                 <w:noProof/>
               </w:rPr>
-              <w:t>8.3 Terminal conflict</w:t>
+              <w:t>13.5 Retention-locked export evidence</w:t>
             </w:r>
             <w:r>
               <w:rPr>
@@ -2421,7 +4279,7 @@
                 <w:noProof/>
                 <w:webHidden/>
               </w:rPr>
-              <w:instrText xml:space="preserve"> PAGEREF _Toc239854930 \h </w:instrText>
+              <w:instrText xml:space="preserve"> PAGEREF _Toc240013316 \h </w:instrText>
             </w:r>
             <w:r>
               <w:rPr>
@@ -2441,7 +4299,7 @@
                 <w:noProof/>
                 <w:webHidden/>
               </w:rPr>
-              <w:t>16</w:t>
+              <w:t>29</w:t>
             </w:r>
             <w:r>
               <w:rPr>
@@ -2459,16 +4317,24 @@
               <w:tab w:val="right" w:leader="dot" w:pos="9350"/>
             </w:tabs>
             <w:rPr>
+              <w:b w:val="0"/>
+              <w:bCs w:val="0"/>
+              <w:i w:val="0"/>
+              <w:iCs w:val="0"/>
               <w:noProof/>
+              <w:color w:val="auto"/>
+              <w:kern w:val="2"/>
+              <w:lang w:eastAsia="zh-CN"/>
+              <w14:ligatures w14:val="standardContextual"/>
             </w:rPr>
           </w:pPr>
-          <w:hyperlink w:anchor="_Toc239854931" w:history="1">
+          <w:hyperlink w:anchor="_Toc240013317" w:history="1">
             <w:r>
               <w:rPr>
                 <w:rStyle w:val="Hyperlink"/>
                 <w:noProof/>
               </w:rPr>
-              <w:t>9. Deterministic projection design</w:t>
+              <w:t>14. Failure behavior and error taxonomy</w:t>
             </w:r>
             <w:r>
               <w:rPr>
@@ -2489,7 +4355,7 @@
                 <w:noProof/>
                 <w:webHidden/>
               </w:rPr>
-              <w:instrText xml:space="preserve"> PAGEREF _Toc239854931 \h </w:instrText>
+              <w:instrText xml:space="preserve"> PAGEREF _Toc240013317 \h </w:instrText>
             </w:r>
             <w:r>
               <w:rPr>
@@ -2509,7 +4375,409 @@
                 <w:noProof/>
                 <w:webHidden/>
               </w:rPr>
-              <w:t>17</w:t>
+              <w:t>29</w:t>
+            </w:r>
+            <w:r>
+              <w:rPr>
+                <w:noProof/>
+                <w:webHidden/>
+              </w:rPr>
+              <w:fldChar w:fldCharType="end"/>
+            </w:r>
+          </w:hyperlink>
+        </w:p>
+        <w:p>
+          <w:pPr>
+            <w:pStyle w:val="TOC1"/>
+            <w:tabs>
+              <w:tab w:val="right" w:leader="dot" w:pos="9350"/>
+            </w:tabs>
+            <w:rPr>
+              <w:b w:val="0"/>
+              <w:bCs w:val="0"/>
+              <w:i w:val="0"/>
+              <w:iCs w:val="0"/>
+              <w:noProof/>
+              <w:color w:val="auto"/>
+              <w:kern w:val="2"/>
+              <w:lang w:eastAsia="zh-CN"/>
+              <w14:ligatures w14:val="standardContextual"/>
+            </w:rPr>
+          </w:pPr>
+          <w:hyperlink w:anchor="_Toc240013318" w:history="1">
+            <w:r>
+              <w:rPr>
+                <w:rStyle w:val="Hyperlink"/>
+                <w:noProof/>
+              </w:rPr>
+              <w:t>15. Observability and service objectives</w:t>
+            </w:r>
+            <w:r>
+              <w:rPr>
+                <w:noProof/>
+                <w:webHidden/>
+              </w:rPr>
+              <w:tab/>
+            </w:r>
+            <w:r>
+              <w:rPr>
+                <w:noProof/>
+                <w:webHidden/>
+              </w:rPr>
+              <w:fldChar w:fldCharType="begin"/>
+            </w:r>
+            <w:r>
+              <w:rPr>
+                <w:noProof/>
+                <w:webHidden/>
+              </w:rPr>
+              <w:instrText xml:space="preserve"> PAGEREF _Toc240013318 \h </w:instrText>
+            </w:r>
+            <w:r>
+              <w:rPr>
+                <w:noProof/>
+                <w:webHidden/>
+              </w:rPr>
+            </w:r>
+            <w:r>
+              <w:rPr>
+                <w:noProof/>
+                <w:webHidden/>
+              </w:rPr>
+              <w:fldChar w:fldCharType="separate"/>
+            </w:r>
+            <w:r>
+              <w:rPr>
+                <w:noProof/>
+                <w:webHidden/>
+              </w:rPr>
+              <w:t>30</w:t>
+            </w:r>
+            <w:r>
+              <w:rPr>
+                <w:noProof/>
+                <w:webHidden/>
+              </w:rPr>
+              <w:fldChar w:fldCharType="end"/>
+            </w:r>
+          </w:hyperlink>
+        </w:p>
+        <w:p>
+          <w:pPr>
+            <w:pStyle w:val="TOC1"/>
+            <w:tabs>
+              <w:tab w:val="right" w:leader="dot" w:pos="9350"/>
+            </w:tabs>
+            <w:rPr>
+              <w:b w:val="0"/>
+              <w:bCs w:val="0"/>
+              <w:i w:val="0"/>
+              <w:iCs w:val="0"/>
+              <w:noProof/>
+              <w:color w:val="auto"/>
+              <w:kern w:val="2"/>
+              <w:lang w:eastAsia="zh-CN"/>
+              <w14:ligatures w14:val="standardContextual"/>
+            </w:rPr>
+          </w:pPr>
+          <w:hyperlink w:anchor="_Toc240013319" w:history="1">
+            <w:r>
+              <w:rPr>
+                <w:rStyle w:val="Hyperlink"/>
+                <w:noProof/>
+              </w:rPr>
+              <w:t>16. Reliability, performance, and capacity</w:t>
+            </w:r>
+            <w:r>
+              <w:rPr>
+                <w:noProof/>
+                <w:webHidden/>
+              </w:rPr>
+              <w:tab/>
+            </w:r>
+            <w:r>
+              <w:rPr>
+                <w:noProof/>
+                <w:webHidden/>
+              </w:rPr>
+              <w:fldChar w:fldCharType="begin"/>
+            </w:r>
+            <w:r>
+              <w:rPr>
+                <w:noProof/>
+                <w:webHidden/>
+              </w:rPr>
+              <w:instrText xml:space="preserve"> PAGEREF _Toc240013319 \h </w:instrText>
+            </w:r>
+            <w:r>
+              <w:rPr>
+                <w:noProof/>
+                <w:webHidden/>
+              </w:rPr>
+            </w:r>
+            <w:r>
+              <w:rPr>
+                <w:noProof/>
+                <w:webHidden/>
+              </w:rPr>
+              <w:fldChar w:fldCharType="separate"/>
+            </w:r>
+            <w:r>
+              <w:rPr>
+                <w:noProof/>
+                <w:webHidden/>
+              </w:rPr>
+              <w:t>30</w:t>
+            </w:r>
+            <w:r>
+              <w:rPr>
+                <w:noProof/>
+                <w:webHidden/>
+              </w:rPr>
+              <w:fldChar w:fldCharType="end"/>
+            </w:r>
+          </w:hyperlink>
+        </w:p>
+        <w:p>
+          <w:pPr>
+            <w:pStyle w:val="TOC1"/>
+            <w:tabs>
+              <w:tab w:val="right" w:leader="dot" w:pos="9350"/>
+            </w:tabs>
+            <w:rPr>
+              <w:b w:val="0"/>
+              <w:bCs w:val="0"/>
+              <w:i w:val="0"/>
+              <w:iCs w:val="0"/>
+              <w:noProof/>
+              <w:color w:val="auto"/>
+              <w:kern w:val="2"/>
+              <w:lang w:eastAsia="zh-CN"/>
+              <w14:ligatures w14:val="standardContextual"/>
+            </w:rPr>
+          </w:pPr>
+          <w:hyperlink w:anchor="_Toc240013320" w:history="1">
+            <w:r>
+              <w:rPr>
+                <w:rStyle w:val="Hyperlink"/>
+                <w:noProof/>
+              </w:rPr>
+              <w:t>17. Verification strategy and release gates</w:t>
+            </w:r>
+            <w:r>
+              <w:rPr>
+                <w:noProof/>
+                <w:webHidden/>
+              </w:rPr>
+              <w:tab/>
+            </w:r>
+            <w:r>
+              <w:rPr>
+                <w:noProof/>
+                <w:webHidden/>
+              </w:rPr>
+              <w:fldChar w:fldCharType="begin"/>
+            </w:r>
+            <w:r>
+              <w:rPr>
+                <w:noProof/>
+                <w:webHidden/>
+              </w:rPr>
+              <w:instrText xml:space="preserve"> PAGEREF _Toc240013320 \h </w:instrText>
+            </w:r>
+            <w:r>
+              <w:rPr>
+                <w:noProof/>
+                <w:webHidden/>
+              </w:rPr>
+            </w:r>
+            <w:r>
+              <w:rPr>
+                <w:noProof/>
+                <w:webHidden/>
+              </w:rPr>
+              <w:fldChar w:fldCharType="separate"/>
+            </w:r>
+            <w:r>
+              <w:rPr>
+                <w:noProof/>
+                <w:webHidden/>
+              </w:rPr>
+              <w:t>31</w:t>
+            </w:r>
+            <w:r>
+              <w:rPr>
+                <w:noProof/>
+                <w:webHidden/>
+              </w:rPr>
+              <w:fldChar w:fldCharType="end"/>
+            </w:r>
+          </w:hyperlink>
+        </w:p>
+        <w:p>
+          <w:pPr>
+            <w:pStyle w:val="TOC2"/>
+            <w:tabs>
+              <w:tab w:val="left" w:pos="880"/>
+              <w:tab w:val="right" w:leader="dot" w:pos="9350"/>
+            </w:tabs>
+            <w:rPr>
+              <w:b w:val="0"/>
+              <w:bCs w:val="0"/>
+              <w:noProof/>
+              <w:color w:val="auto"/>
+              <w:kern w:val="2"/>
+              <w:sz w:val="24"/>
+              <w:szCs w:val="24"/>
+              <w:lang w:eastAsia="zh-CN"/>
+              <w14:ligatures w14:val="standardContextual"/>
+            </w:rPr>
+          </w:pPr>
+          <w:hyperlink w:anchor="_Toc240013321" w:history="1">
+            <w:r>
+              <w:rPr>
+                <w:rStyle w:val="Hyperlink"/>
+                <w:noProof/>
+              </w:rPr>
+              <w:t>17.1</w:t>
+            </w:r>
+            <w:r>
+              <w:rPr>
+                <w:b w:val="0"/>
+                <w:bCs w:val="0"/>
+                <w:noProof/>
+                <w:color w:val="auto"/>
+                <w:kern w:val="2"/>
+                <w:sz w:val="24"/>
+                <w:szCs w:val="24"/>
+                <w:lang w:eastAsia="zh-CN"/>
+                <w14:ligatures w14:val="standardContextual"/>
+              </w:rPr>
+              <w:tab/>
+            </w:r>
+            <w:r>
+              <w:rPr>
+                <w:rStyle w:val="Hyperlink"/>
+                <w:noProof/>
+              </w:rPr>
+              <w:t>Mandatory negative scenarios</w:t>
+            </w:r>
+            <w:r>
+              <w:rPr>
+                <w:noProof/>
+                <w:webHidden/>
+              </w:rPr>
+              <w:tab/>
+            </w:r>
+            <w:r>
+              <w:rPr>
+                <w:noProof/>
+                <w:webHidden/>
+              </w:rPr>
+              <w:fldChar w:fldCharType="begin"/>
+            </w:r>
+            <w:r>
+              <w:rPr>
+                <w:noProof/>
+                <w:webHidden/>
+              </w:rPr>
+              <w:instrText xml:space="preserve"> PAGEREF _Toc240013321 \h </w:instrText>
+            </w:r>
+            <w:r>
+              <w:rPr>
+                <w:noProof/>
+                <w:webHidden/>
+              </w:rPr>
+            </w:r>
+            <w:r>
+              <w:rPr>
+                <w:noProof/>
+                <w:webHidden/>
+              </w:rPr>
+              <w:fldChar w:fldCharType="separate"/>
+            </w:r>
+            <w:r>
+              <w:rPr>
+                <w:noProof/>
+                <w:webHidden/>
+              </w:rPr>
+              <w:t>32</w:t>
+            </w:r>
+            <w:r>
+              <w:rPr>
+                <w:noProof/>
+                <w:webHidden/>
+              </w:rPr>
+              <w:fldChar w:fldCharType="end"/>
+            </w:r>
+          </w:hyperlink>
+        </w:p>
+        <w:p>
+          <w:pPr>
+            <w:pStyle w:val="TOC1"/>
+            <w:tabs>
+              <w:tab w:val="right" w:leader="dot" w:pos="9350"/>
+            </w:tabs>
+            <w:rPr>
+              <w:b w:val="0"/>
+              <w:bCs w:val="0"/>
+              <w:i w:val="0"/>
+              <w:iCs w:val="0"/>
+              <w:noProof/>
+              <w:color w:val="auto"/>
+              <w:kern w:val="2"/>
+              <w:lang w:eastAsia="zh-CN"/>
+              <w14:ligatures w14:val="standardContextual"/>
+            </w:rPr>
+          </w:pPr>
+          <w:hyperlink w:anchor="_Toc240013322" w:history="1">
+            <w:r>
+              <w:rPr>
+                <w:rStyle w:val="Hyperlink"/>
+                <w:noProof/>
+              </w:rPr>
+              <w:t>18. Migration, rollout, and rollback</w:t>
+            </w:r>
+            <w:r>
+              <w:rPr>
+                <w:noProof/>
+                <w:webHidden/>
+              </w:rPr>
+              <w:tab/>
+            </w:r>
+            <w:r>
+              <w:rPr>
+                <w:noProof/>
+                <w:webHidden/>
+              </w:rPr>
+              <w:fldChar w:fldCharType="begin"/>
+            </w:r>
+            <w:r>
+              <w:rPr>
+                <w:noProof/>
+                <w:webHidden/>
+              </w:rPr>
+              <w:instrText xml:space="preserve"> PAGEREF _Toc240013322 \h </w:instrText>
+            </w:r>
+            <w:r>
+              <w:rPr>
+                <w:noProof/>
+                <w:webHidden/>
+              </w:rPr>
+            </w:r>
+            <w:r>
+              <w:rPr>
+                <w:noProof/>
+                <w:webHidden/>
+              </w:rPr>
+              <w:fldChar w:fldCharType="separate"/>
+            </w:r>
+            <w:r>
+              <w:rPr>
+                <w:noProof/>
+                <w:webHidden/>
+              </w:rPr>
+              <w:t>33</w:t>
             </w:r>
             <w:r>
               <w:rPr>
@@ -2527,16 +4795,24 @@
               <w:tab w:val="right" w:leader="dot" w:pos="9350"/>
             </w:tabs>
             <w:rPr>
+              <w:b w:val="0"/>
+              <w:bCs w:val="0"/>
               <w:noProof/>
+              <w:color w:val="auto"/>
+              <w:kern w:val="2"/>
+              <w:sz w:val="24"/>
+              <w:szCs w:val="24"/>
+              <w:lang w:eastAsia="zh-CN"/>
+              <w14:ligatures w14:val="standardContextual"/>
             </w:rPr>
           </w:pPr>
-          <w:hyperlink w:anchor="_Toc239854932" w:history="1">
+          <w:hyperlink w:anchor="_Toc240013323" w:history="1">
             <w:r>
               <w:rPr>
                 <w:rStyle w:val="Hyperlink"/>
                 <w:noProof/>
               </w:rPr>
-              <w:t>9.1 Pure projection algorithm</w:t>
+              <w:t>18.1 Rollback</w:t>
             </w:r>
             <w:r>
               <w:rPr>
@@ -2557,7 +4833,7 @@
                 <w:noProof/>
                 <w:webHidden/>
               </w:rPr>
-              <w:instrText xml:space="preserve"> PAGEREF _Toc239854932 \h </w:instrText>
+              <w:instrText xml:space="preserve"> PAGEREF _Toc240013323 \h </w:instrText>
             </w:r>
             <w:r>
               <w:rPr>
@@ -2577,143 +4853,7 @@
                 <w:noProof/>
                 <w:webHidden/>
               </w:rPr>
-              <w:t>17</w:t>
-            </w:r>
-            <w:r>
-              <w:rPr>
-                <w:noProof/>
-                <w:webHidden/>
-              </w:rPr>
-              <w:fldChar w:fldCharType="end"/>
-            </w:r>
-          </w:hyperlink>
-        </w:p>
-        <w:p>
-          <w:pPr>
-            <w:pStyle w:val="TOC2"/>
-            <w:tabs>
-              <w:tab w:val="right" w:leader="dot" w:pos="9350"/>
-            </w:tabs>
-            <w:rPr>
-              <w:noProof/>
-            </w:rPr>
-          </w:pPr>
-          <w:hyperlink w:anchor="_Toc239854933" w:history="1">
-            <w:r>
-              <w:rPr>
-                <w:rStyle w:val="Hyperlink"/>
-                <w:noProof/>
-              </w:rPr>
-              <w:t>9.2 Explanation codes</w:t>
-            </w:r>
-            <w:r>
-              <w:rPr>
-                <w:noProof/>
-                <w:webHidden/>
-              </w:rPr>
-              <w:tab/>
-            </w:r>
-            <w:r>
-              <w:rPr>
-                <w:noProof/>
-                <w:webHidden/>
-              </w:rPr>
-              <w:fldChar w:fldCharType="begin"/>
-            </w:r>
-            <w:r>
-              <w:rPr>
-                <w:noProof/>
-                <w:webHidden/>
-              </w:rPr>
-              <w:instrText xml:space="preserve"> PAGEREF _Toc239854933 \h </w:instrText>
-            </w:r>
-            <w:r>
-              <w:rPr>
-                <w:noProof/>
-                <w:webHidden/>
-              </w:rPr>
-            </w:r>
-            <w:r>
-              <w:rPr>
-                <w:noProof/>
-                <w:webHidden/>
-              </w:rPr>
-              <w:fldChar w:fldCharType="separate"/>
-            </w:r>
-            <w:r>
-              <w:rPr>
-                <w:noProof/>
-                <w:webHidden/>
-              </w:rPr>
-              <w:t>18</w:t>
-            </w:r>
-            <w:r>
-              <w:rPr>
-                <w:noProof/>
-                <w:webHidden/>
-              </w:rPr>
-              <w:fldChar w:fldCharType="end"/>
-            </w:r>
-          </w:hyperlink>
-        </w:p>
-        <w:p>
-          <w:pPr>
-            <w:pStyle w:val="TOC2"/>
-            <w:tabs>
-              <w:tab w:val="right" w:leader="dot" w:pos="9350"/>
-            </w:tabs>
-            <w:rPr>
-              <w:noProof/>
-            </w:rPr>
-          </w:pPr>
-          <w:hyperlink w:anchor="_Toc239854934" w:history="1">
-            <w:r>
-              <w:rPr>
-                <w:rStyle w:val="Hyperlink"/>
-                <w:noProof/>
-              </w:rPr>
-              <w:t>9.3 Hybrid cache and rebuild</w:t>
-            </w:r>
-            <w:r>
-              <w:rPr>
-                <w:noProof/>
-                <w:webHidden/>
-              </w:rPr>
-              <w:tab/>
-            </w:r>
-            <w:r>
-              <w:rPr>
-                <w:noProof/>
-                <w:webHidden/>
-              </w:rPr>
-              <w:fldChar w:fldCharType="begin"/>
-            </w:r>
-            <w:r>
-              <w:rPr>
-                <w:noProof/>
-                <w:webHidden/>
-              </w:rPr>
-              <w:instrText xml:space="preserve"> PAGEREF _Toc239854934 \h </w:instrText>
-            </w:r>
-            <w:r>
-              <w:rPr>
-                <w:noProof/>
-                <w:webHidden/>
-              </w:rPr>
-            </w:r>
-            <w:r>
-              <w:rPr>
-                <w:noProof/>
-                <w:webHidden/>
-              </w:rPr>
-              <w:fldChar w:fldCharType="separate"/>
-            </w:r>
-            <w:r>
-              <w:rPr>
-                <w:noProof/>
-                <w:webHidden/>
-              </w:rPr>
-              <w:t>18</w:t>
+              <w:t>34</w:t>
             </w:r>
             <w:r>
               <w:rPr>
@@ -2731,16 +4871,24 @@
               <w:tab w:val="right" w:leader="dot" w:pos="9350"/>
             </w:tabs>
             <w:rPr>
+              <w:b w:val="0"/>
+              <w:bCs w:val="0"/>
+              <w:i w:val="0"/>
+              <w:iCs w:val="0"/>
               <w:noProof/>
+              <w:color w:val="auto"/>
+              <w:kern w:val="2"/>
+              <w:lang w:eastAsia="zh-CN"/>
+              <w14:ligatures w14:val="standardContextual"/>
             </w:rPr>
           </w:pPr>
-          <w:hyperlink w:anchor="_Toc239854935" w:history="1">
+          <w:hyperlink w:anchor="_Toc240013324" w:history="1">
             <w:r>
               <w:rPr>
                 <w:rStyle w:val="Hyperlink"/>
                 <w:noProof/>
               </w:rPr>
-              <w:t>10. Crash-durable control handoffs</w:t>
+              <w:t>19. Open decisions and prerequisites</w:t>
             </w:r>
             <w:r>
               <w:rPr>
@@ -2761,7 +4909,7 @@
                 <w:noProof/>
                 <w:webHidden/>
               </w:rPr>
-              <w:instrText xml:space="preserve"> PAGEREF _Toc239854935 \h </w:instrText>
+              <w:instrText xml:space="preserve"> PAGEREF _Toc240013324 \h </w:instrText>
             </w:r>
             <w:r>
               <w:rPr>
@@ -2781,143 +4929,7 @@
                 <w:noProof/>
                 <w:webHidden/>
               </w:rPr>
-              <w:t>19</w:t>
-            </w:r>
-            <w:r>
-              <w:rPr>
-                <w:noProof/>
-                <w:webHidden/>
-              </w:rPr>
-              <w:fldChar w:fldCharType="end"/>
-            </w:r>
-          </w:hyperlink>
-        </w:p>
-        <w:p>
-          <w:pPr>
-            <w:pStyle w:val="TOC2"/>
-            <w:tabs>
-              <w:tab w:val="right" w:leader="dot" w:pos="9350"/>
-            </w:tabs>
-            <w:rPr>
-              <w:noProof/>
-            </w:rPr>
-          </w:pPr>
-          <w:hyperlink w:anchor="_Toc239854936" w:history="1">
-            <w:r>
-              <w:rPr>
-                <w:rStyle w:val="Hyperlink"/>
-                <w:noProof/>
-              </w:rPr>
-              <w:t>10.1 Outbox record</w:t>
-            </w:r>
-            <w:r>
-              <w:rPr>
-                <w:noProof/>
-                <w:webHidden/>
-              </w:rPr>
-              <w:tab/>
-            </w:r>
-            <w:r>
-              <w:rPr>
-                <w:noProof/>
-                <w:webHidden/>
-              </w:rPr>
-              <w:fldChar w:fldCharType="begin"/>
-            </w:r>
-            <w:r>
-              <w:rPr>
-                <w:noProof/>
-                <w:webHidden/>
-              </w:rPr>
-              <w:instrText xml:space="preserve"> PAGEREF _Toc239854936 \h </w:instrText>
-            </w:r>
-            <w:r>
-              <w:rPr>
-                <w:noProof/>
-                <w:webHidden/>
-              </w:rPr>
-            </w:r>
-            <w:r>
-              <w:rPr>
-                <w:noProof/>
-                <w:webHidden/>
-              </w:rPr>
-              <w:fldChar w:fldCharType="separate"/>
-            </w:r>
-            <w:r>
-              <w:rPr>
-                <w:noProof/>
-                <w:webHidden/>
-              </w:rPr>
-              <w:t>19</w:t>
-            </w:r>
-            <w:r>
-              <w:rPr>
-                <w:noProof/>
-                <w:webHidden/>
-              </w:rPr>
-              <w:fldChar w:fldCharType="end"/>
-            </w:r>
-          </w:hyperlink>
-        </w:p>
-        <w:p>
-          <w:pPr>
-            <w:pStyle w:val="TOC2"/>
-            <w:tabs>
-              <w:tab w:val="right" w:leader="dot" w:pos="9350"/>
-            </w:tabs>
-            <w:rPr>
-              <w:noProof/>
-            </w:rPr>
-          </w:pPr>
-          <w:hyperlink w:anchor="_Toc239854937" w:history="1">
-            <w:r>
-              <w:rPr>
-                <w:rStyle w:val="Hyperlink"/>
-                <w:noProof/>
-              </w:rPr>
-              <w:t>10.2 Delivery semantics</w:t>
-            </w:r>
-            <w:r>
-              <w:rPr>
-                <w:noProof/>
-                <w:webHidden/>
-              </w:rPr>
-              <w:tab/>
-            </w:r>
-            <w:r>
-              <w:rPr>
-                <w:noProof/>
-                <w:webHidden/>
-              </w:rPr>
-              <w:fldChar w:fldCharType="begin"/>
-            </w:r>
-            <w:r>
-              <w:rPr>
-                <w:noProof/>
-                <w:webHidden/>
-              </w:rPr>
-              <w:instrText xml:space="preserve"> PAGEREF _Toc239854937 \h </w:instrText>
-            </w:r>
-            <w:r>
-              <w:rPr>
-                <w:noProof/>
-                <w:webHidden/>
-              </w:rPr>
-            </w:r>
-            <w:r>
-              <w:rPr>
-                <w:noProof/>
-                <w:webHidden/>
-              </w:rPr>
-              <w:fldChar w:fldCharType="separate"/>
-            </w:r>
-            <w:r>
-              <w:rPr>
-                <w:noProof/>
-                <w:webHidden/>
-              </w:rPr>
-              <w:t>19</w:t>
+              <w:t>34</w:t>
             </w:r>
             <w:r>
               <w:rPr>
@@ -2935,16 +4947,24 @@
               <w:tab w:val="right" w:leader="dot" w:pos="9350"/>
             </w:tabs>
             <w:rPr>
+              <w:b w:val="0"/>
+              <w:bCs w:val="0"/>
+              <w:i w:val="0"/>
+              <w:iCs w:val="0"/>
               <w:noProof/>
+              <w:color w:val="auto"/>
+              <w:kern w:val="2"/>
+              <w:lang w:eastAsia="zh-CN"/>
+              <w14:ligatures w14:val="standardContextual"/>
             </w:rPr>
           </w:pPr>
-          <w:hyperlink w:anchor="_Toc239854938" w:history="1">
+          <w:hyperlink w:anchor="_Toc240013325" w:history="1">
             <w:r>
               <w:rPr>
                 <w:rStyle w:val="Hyperlink"/>
                 <w:noProof/>
               </w:rPr>
-              <w:t>11. Query, pagination, and authorization</w:t>
+              <w:t>20. Requirement traceability</w:t>
             </w:r>
             <w:r>
               <w:rPr>
@@ -2965,7 +4985,7 @@
                 <w:noProof/>
                 <w:webHidden/>
               </w:rPr>
-              <w:instrText xml:space="preserve"> PAGEREF _Toc239854938 \h </w:instrText>
+              <w:instrText xml:space="preserve"> PAGEREF _Toc240013325 \h </w:instrText>
             </w:r>
             <w:r>
               <w:rPr>
@@ -2985,279 +5005,7 @@
                 <w:noProof/>
                 <w:webHidden/>
               </w:rPr>
-              <w:t>20</w:t>
-            </w:r>
-            <w:r>
-              <w:rPr>
-                <w:noProof/>
-                <w:webHidden/>
-              </w:rPr>
-              <w:fldChar w:fldCharType="end"/>
-            </w:r>
-          </w:hyperlink>
-        </w:p>
-        <w:p>
-          <w:pPr>
-            <w:pStyle w:val="TOC2"/>
-            <w:tabs>
-              <w:tab w:val="right" w:leader="dot" w:pos="9350"/>
-            </w:tabs>
-            <w:rPr>
-              <w:noProof/>
-            </w:rPr>
-          </w:pPr>
-          <w:hyperlink w:anchor="_Toc239854939" w:history="1">
-            <w:r>
-              <w:rPr>
-                <w:rStyle w:val="Hyperlink"/>
-                <w:noProof/>
-              </w:rPr>
-              <w:t>11.1 Operation projection reads</w:t>
-            </w:r>
-            <w:r>
-              <w:rPr>
-                <w:noProof/>
-                <w:webHidden/>
-              </w:rPr>
-              <w:tab/>
-            </w:r>
-            <w:r>
-              <w:rPr>
-                <w:noProof/>
-                <w:webHidden/>
-              </w:rPr>
-              <w:fldChar w:fldCharType="begin"/>
-            </w:r>
-            <w:r>
-              <w:rPr>
-                <w:noProof/>
-                <w:webHidden/>
-              </w:rPr>
-              <w:instrText xml:space="preserve"> PAGEREF _Toc239854939 \h </w:instrText>
-            </w:r>
-            <w:r>
-              <w:rPr>
-                <w:noProof/>
-                <w:webHidden/>
-              </w:rPr>
-            </w:r>
-            <w:r>
-              <w:rPr>
-                <w:noProof/>
-                <w:webHidden/>
-              </w:rPr>
-              <w:fldChar w:fldCharType="separate"/>
-            </w:r>
-            <w:r>
-              <w:rPr>
-                <w:noProof/>
-                <w:webHidden/>
-              </w:rPr>
-              <w:t>20</w:t>
-            </w:r>
-            <w:r>
-              <w:rPr>
-                <w:noProof/>
-                <w:webHidden/>
-              </w:rPr>
-              <w:fldChar w:fldCharType="end"/>
-            </w:r>
-          </w:hyperlink>
-        </w:p>
-        <w:p>
-          <w:pPr>
-            <w:pStyle w:val="TOC2"/>
-            <w:tabs>
-              <w:tab w:val="right" w:leader="dot" w:pos="9350"/>
-            </w:tabs>
-            <w:rPr>
-              <w:noProof/>
-            </w:rPr>
-          </w:pPr>
-          <w:hyperlink w:anchor="_Toc239854940" w:history="1">
-            <w:r>
-              <w:rPr>
-                <w:rStyle w:val="Hyperlink"/>
-                <w:noProof/>
-              </w:rPr>
-              <w:t>11.2 Bulk projection</w:t>
-            </w:r>
-            <w:r>
-              <w:rPr>
-                <w:noProof/>
-                <w:webHidden/>
-              </w:rPr>
-              <w:tab/>
-            </w:r>
-            <w:r>
-              <w:rPr>
-                <w:noProof/>
-                <w:webHidden/>
-              </w:rPr>
-              <w:fldChar w:fldCharType="begin"/>
-            </w:r>
-            <w:r>
-              <w:rPr>
-                <w:noProof/>
-                <w:webHidden/>
-              </w:rPr>
-              <w:instrText xml:space="preserve"> PAGEREF _Toc239854940 \h </w:instrText>
-            </w:r>
-            <w:r>
-              <w:rPr>
-                <w:noProof/>
-                <w:webHidden/>
-              </w:rPr>
-            </w:r>
-            <w:r>
-              <w:rPr>
-                <w:noProof/>
-                <w:webHidden/>
-              </w:rPr>
-              <w:fldChar w:fldCharType="separate"/>
-            </w:r>
-            <w:r>
-              <w:rPr>
-                <w:noProof/>
-                <w:webHidden/>
-              </w:rPr>
-              <w:t>20</w:t>
-            </w:r>
-            <w:r>
-              <w:rPr>
-                <w:noProof/>
-                <w:webHidden/>
-              </w:rPr>
-              <w:fldChar w:fldCharType="end"/>
-            </w:r>
-          </w:hyperlink>
-        </w:p>
-        <w:p>
-          <w:pPr>
-            <w:pStyle w:val="TOC2"/>
-            <w:tabs>
-              <w:tab w:val="right" w:leader="dot" w:pos="9350"/>
-            </w:tabs>
-            <w:rPr>
-              <w:noProof/>
-            </w:rPr>
-          </w:pPr>
-          <w:hyperlink w:anchor="_Toc239854941" w:history="1">
-            <w:r>
-              <w:rPr>
-                <w:rStyle w:val="Hyperlink"/>
-                <w:noProof/>
-              </w:rPr>
-              <w:t>11.3 Subject timeline</w:t>
-            </w:r>
-            <w:r>
-              <w:rPr>
-                <w:noProof/>
-                <w:webHidden/>
-              </w:rPr>
-              <w:tab/>
-            </w:r>
-            <w:r>
-              <w:rPr>
-                <w:noProof/>
-                <w:webHidden/>
-              </w:rPr>
-              <w:fldChar w:fldCharType="begin"/>
-            </w:r>
-            <w:r>
-              <w:rPr>
-                <w:noProof/>
-                <w:webHidden/>
-              </w:rPr>
-              <w:instrText xml:space="preserve"> PAGEREF _Toc239854941 \h </w:instrText>
-            </w:r>
-            <w:r>
-              <w:rPr>
-                <w:noProof/>
-                <w:webHidden/>
-              </w:rPr>
-            </w:r>
-            <w:r>
-              <w:rPr>
-                <w:noProof/>
-                <w:webHidden/>
-              </w:rPr>
-              <w:fldChar w:fldCharType="separate"/>
-            </w:r>
-            <w:r>
-              <w:rPr>
-                <w:noProof/>
-                <w:webHidden/>
-              </w:rPr>
-              <w:t>21</w:t>
-            </w:r>
-            <w:r>
-              <w:rPr>
-                <w:noProof/>
-                <w:webHidden/>
-              </w:rPr>
-              <w:fldChar w:fldCharType="end"/>
-            </w:r>
-          </w:hyperlink>
-        </w:p>
-        <w:p>
-          <w:pPr>
-            <w:pStyle w:val="TOC2"/>
-            <w:tabs>
-              <w:tab w:val="right" w:leader="dot" w:pos="9350"/>
-            </w:tabs>
-            <w:rPr>
-              <w:noProof/>
-            </w:rPr>
-          </w:pPr>
-          <w:hyperlink w:anchor="_Toc239854942" w:history="1">
-            <w:r>
-              <w:rPr>
-                <w:rStyle w:val="Hyperlink"/>
-                <w:noProof/>
-              </w:rPr>
-              <w:t>11.4 Stale-intent evidence query</w:t>
-            </w:r>
-            <w:r>
-              <w:rPr>
-                <w:noProof/>
-                <w:webHidden/>
-              </w:rPr>
-              <w:tab/>
-            </w:r>
-            <w:r>
-              <w:rPr>
-                <w:noProof/>
-                <w:webHidden/>
-              </w:rPr>
-              <w:fldChar w:fldCharType="begin"/>
-            </w:r>
-            <w:r>
-              <w:rPr>
-                <w:noProof/>
-                <w:webHidden/>
-              </w:rPr>
-              <w:instrText xml:space="preserve"> PAGEREF _Toc239854942 \h </w:instrText>
-            </w:r>
-            <w:r>
-              <w:rPr>
-                <w:noProof/>
-                <w:webHidden/>
-              </w:rPr>
-            </w:r>
-            <w:r>
-              <w:rPr>
-                <w:noProof/>
-                <w:webHidden/>
-              </w:rPr>
-              <w:fldChar w:fldCharType="separate"/>
-            </w:r>
-            <w:r>
-              <w:rPr>
-                <w:noProof/>
-                <w:webHidden/>
-              </w:rPr>
-              <w:t>21</w:t>
+              <w:t>34</w:t>
             </w:r>
             <w:r>
               <w:rPr>
@@ -3275,16 +5023,24 @@
               <w:tab w:val="right" w:leader="dot" w:pos="9350"/>
             </w:tabs>
             <w:rPr>
+              <w:b w:val="0"/>
+              <w:bCs w:val="0"/>
+              <w:i w:val="0"/>
+              <w:iCs w:val="0"/>
               <w:noProof/>
+              <w:color w:val="auto"/>
+              <w:kern w:val="2"/>
+              <w:lang w:eastAsia="zh-CN"/>
+              <w14:ligatures w14:val="standardContextual"/>
             </w:rPr>
           </w:pPr>
-          <w:hyperlink w:anchor="_Toc239854943" w:history="1">
+          <w:hyperlink w:anchor="_Toc240013326" w:history="1">
             <w:r>
               <w:rPr>
                 <w:rStyle w:val="Hyperlink"/>
                 <w:noProof/>
               </w:rPr>
-              <w:t>12. Corrections, manual resolution, and privileged evidence</w:t>
+              <w:t>Appendix A. Repository and implementation controls</w:t>
             </w:r>
             <w:r>
               <w:rPr>
@@ -3305,7 +5061,7 @@
                 <w:noProof/>
                 <w:webHidden/>
               </w:rPr>
-              <w:instrText xml:space="preserve"> PAGEREF _Toc239854943 \h </w:instrText>
+              <w:instrText xml:space="preserve"> PAGEREF _Toc240013326 \h </w:instrText>
             </w:r>
             <w:r>
               <w:rPr>
@@ -3325,7 +5081,7 @@
                 <w:noProof/>
                 <w:webHidden/>
               </w:rPr>
-              <w:t>21</w:t>
+              <w:t>36</w:t>
             </w:r>
             <w:r>
               <w:rPr>
@@ -3343,16 +5099,24 @@
               <w:tab w:val="right" w:leader="dot" w:pos="9350"/>
             </w:tabs>
             <w:rPr>
+              <w:b w:val="0"/>
+              <w:bCs w:val="0"/>
+              <w:i w:val="0"/>
+              <w:iCs w:val="0"/>
               <w:noProof/>
+              <w:color w:val="auto"/>
+              <w:kern w:val="2"/>
+              <w:lang w:eastAsia="zh-CN"/>
+              <w14:ligatures w14:val="standardContextual"/>
             </w:rPr>
           </w:pPr>
-          <w:hyperlink w:anchor="_Toc239854944" w:history="1">
+          <w:hyperlink w:anchor="_Toc240013327" w:history="1">
             <w:r>
               <w:rPr>
                 <w:rStyle w:val="Hyperlink"/>
                 <w:noProof/>
               </w:rPr>
-              <w:t>13. Security and privacy design</w:t>
+              <w:t>Appendix B. Source basis and assumptions</w:t>
             </w:r>
             <w:r>
               <w:rPr>
@@ -3373,7 +5137,7 @@
                 <w:noProof/>
                 <w:webHidden/>
               </w:rPr>
-              <w:instrText xml:space="preserve"> PAGEREF _Toc239854944 \h </w:instrText>
+              <w:instrText xml:space="preserve"> PAGEREF _Toc240013327 \h </w:instrText>
             </w:r>
             <w:r>
               <w:rPr>
@@ -3393,361 +5157,7 @@
                 <w:noProof/>
                 <w:webHidden/>
               </w:rPr>
-              <w:t>22</w:t>
-            </w:r>
-            <w:r>
-              <w:rPr>
-                <w:noProof/>
-                <w:webHidden/>
-              </w:rPr>
-              <w:fldChar w:fldCharType="end"/>
-            </w:r>
-          </w:hyperlink>
-        </w:p>
-        <w:p>
-          <w:pPr>
-            <w:pStyle w:val="TOC2"/>
-            <w:tabs>
-              <w:tab w:val="right" w:leader="dot" w:pos="9350"/>
-            </w:tabs>
-            <w:rPr>
-              <w:noProof/>
-            </w:rPr>
-          </w:pPr>
-          <w:hyperlink w:anchor="_Toc239854945" w:history="1">
-            <w:r>
-              <w:rPr>
-                <w:rStyle w:val="Hyperlink"/>
-                <w:noProof/>
-              </w:rPr>
-              <w:t>13.1 Roles and</w:t>
-            </w:r>
-            <w:r>
-              <w:rPr>
-                <w:rStyle w:val="Hyperlink"/>
-                <w:noProof/>
-              </w:rPr>
-              <w:t xml:space="preserve"> </w:t>
-            </w:r>
-            <w:r>
-              <w:rPr>
-                <w:rStyle w:val="Hyperlink"/>
-                <w:noProof/>
-              </w:rPr>
-              <w:t>grants</w:t>
-            </w:r>
-            <w:r>
-              <w:rPr>
-                <w:noProof/>
-                <w:webHidden/>
-              </w:rPr>
-              <w:tab/>
-            </w:r>
-            <w:r>
-              <w:rPr>
-                <w:noProof/>
-                <w:webHidden/>
-              </w:rPr>
-              <w:fldChar w:fldCharType="begin"/>
-            </w:r>
-            <w:r>
-              <w:rPr>
-                <w:noProof/>
-                <w:webHidden/>
-              </w:rPr>
-              <w:instrText xml:space="preserve"> PAGEREF _Toc239854945 \h </w:instrText>
-            </w:r>
-            <w:r>
-              <w:rPr>
-                <w:noProof/>
-                <w:webHidden/>
-              </w:rPr>
-            </w:r>
-            <w:r>
-              <w:rPr>
-                <w:noProof/>
-                <w:webHidden/>
-              </w:rPr>
-              <w:fldChar w:fldCharType="separate"/>
-            </w:r>
-            <w:r>
-              <w:rPr>
-                <w:noProof/>
-                <w:webHidden/>
-              </w:rPr>
-              <w:t>22</w:t>
-            </w:r>
-            <w:r>
-              <w:rPr>
-                <w:noProof/>
-                <w:webHidden/>
-              </w:rPr>
-              <w:fldChar w:fldCharType="end"/>
-            </w:r>
-          </w:hyperlink>
-        </w:p>
-        <w:p>
-          <w:pPr>
-            <w:pStyle w:val="TOC2"/>
-            <w:tabs>
-              <w:tab w:val="right" w:leader="dot" w:pos="9350"/>
-            </w:tabs>
-            <w:rPr>
-              <w:noProof/>
-            </w:rPr>
-          </w:pPr>
-          <w:hyperlink w:anchor="_Toc239854946" w:history="1">
-            <w:r>
-              <w:rPr>
-                <w:rStyle w:val="Hyperlink"/>
-                <w:noProof/>
-              </w:rPr>
-              <w:t>13.2 Threat controls</w:t>
-            </w:r>
-            <w:r>
-              <w:rPr>
-                <w:noProof/>
-                <w:webHidden/>
-              </w:rPr>
-              <w:tab/>
-            </w:r>
-            <w:r>
-              <w:rPr>
-                <w:noProof/>
-                <w:webHidden/>
-              </w:rPr>
-              <w:fldChar w:fldCharType="begin"/>
-            </w:r>
-            <w:r>
-              <w:rPr>
-                <w:noProof/>
-                <w:webHidden/>
-              </w:rPr>
-              <w:instrText xml:space="preserve"> PAGEREF _Toc239854946 \h </w:instrText>
-            </w:r>
-            <w:r>
-              <w:rPr>
-                <w:noProof/>
-                <w:webHidden/>
-              </w:rPr>
-            </w:r>
-            <w:r>
-              <w:rPr>
-                <w:noProof/>
-                <w:webHidden/>
-              </w:rPr>
-              <w:fldChar w:fldCharType="separate"/>
-            </w:r>
-            <w:r>
-              <w:rPr>
-                <w:noProof/>
-                <w:webHidden/>
-              </w:rPr>
-              <w:t>23</w:t>
-            </w:r>
-            <w:r>
-              <w:rPr>
-                <w:noProof/>
-                <w:webHidden/>
-              </w:rPr>
-              <w:fldChar w:fldCharType="end"/>
-            </w:r>
-          </w:hyperlink>
-        </w:p>
-        <w:p>
-          <w:pPr>
-            <w:pStyle w:val="TOC2"/>
-            <w:tabs>
-              <w:tab w:val="right" w:leader="dot" w:pos="9350"/>
-            </w:tabs>
-            <w:rPr>
-              <w:noProof/>
-            </w:rPr>
-          </w:pPr>
-          <w:hyperlink w:anchor="_Toc239854947" w:history="1">
-            <w:r>
-              <w:rPr>
-                <w:rStyle w:val="Hyperlink"/>
-                <w:noProof/>
-              </w:rPr>
-              <w:t>13.3 Business-key HMAC custody and lifecycle</w:t>
-            </w:r>
-            <w:r>
-              <w:rPr>
-                <w:noProof/>
-                <w:webHidden/>
-              </w:rPr>
-              <w:tab/>
-            </w:r>
-            <w:r>
-              <w:rPr>
-                <w:noProof/>
-                <w:webHidden/>
-              </w:rPr>
-              <w:fldChar w:fldCharType="begin"/>
-            </w:r>
-            <w:r>
-              <w:rPr>
-                <w:noProof/>
-                <w:webHidden/>
-              </w:rPr>
-              <w:instrText xml:space="preserve"> PAGEREF _Toc239854947 \h </w:instrText>
-            </w:r>
-            <w:r>
-              <w:rPr>
-                <w:noProof/>
-                <w:webHidden/>
-              </w:rPr>
-            </w:r>
-            <w:r>
-              <w:rPr>
-                <w:noProof/>
-                <w:webHidden/>
-              </w:rPr>
-              <w:fldChar w:fldCharType="separate"/>
-            </w:r>
-            <w:r>
-              <w:rPr>
-                <w:noProof/>
-                <w:webHidden/>
-              </w:rPr>
-              <w:t>24</w:t>
-            </w:r>
-            <w:r>
-              <w:rPr>
-                <w:noProof/>
-                <w:webHidden/>
-              </w:rPr>
-              <w:fldChar w:fldCharType="end"/>
-            </w:r>
-          </w:hyperlink>
-        </w:p>
-        <w:p>
-          <w:pPr>
-            <w:pStyle w:val="TOC2"/>
-            <w:tabs>
-              <w:tab w:val="right" w:leader="dot" w:pos="9350"/>
-            </w:tabs>
-            <w:rPr>
-              <w:noProof/>
-            </w:rPr>
-          </w:pPr>
-          <w:hyperlink w:anchor="_Toc239854948" w:history="1">
-            <w:r>
-              <w:rPr>
-                <w:rStyle w:val="Hyperlink"/>
-                <w:noProof/>
-              </w:rPr>
-              <w:t>13.4 Minimum-necessary metadata</w:t>
-            </w:r>
-            <w:r>
-              <w:rPr>
-                <w:noProof/>
-                <w:webHidden/>
-              </w:rPr>
-              <w:tab/>
-            </w:r>
-            <w:r>
-              <w:rPr>
-                <w:noProof/>
-                <w:webHidden/>
-              </w:rPr>
-              <w:fldChar w:fldCharType="begin"/>
-            </w:r>
-            <w:r>
-              <w:rPr>
-                <w:noProof/>
-                <w:webHidden/>
-              </w:rPr>
-              <w:instrText xml:space="preserve"> PAGEREF _Toc239854948 \h </w:instrText>
-            </w:r>
-            <w:r>
-              <w:rPr>
-                <w:noProof/>
-                <w:webHidden/>
-              </w:rPr>
-            </w:r>
-            <w:r>
-              <w:rPr>
-                <w:noProof/>
-                <w:webHidden/>
-              </w:rPr>
-              <w:fldChar w:fldCharType="separate"/>
-            </w:r>
-            <w:r>
-              <w:rPr>
-                <w:noProof/>
-                <w:webHidden/>
-              </w:rPr>
-              <w:t>24</w:t>
-            </w:r>
-            <w:r>
-              <w:rPr>
-                <w:noProof/>
-                <w:webHidden/>
-              </w:rPr>
-              <w:fldChar w:fldCharType="end"/>
-            </w:r>
-          </w:hyperlink>
-        </w:p>
-        <w:p>
-          <w:pPr>
-            <w:pStyle w:val="TOC2"/>
-            <w:tabs>
-              <w:tab w:val="right" w:leader="dot" w:pos="9350"/>
-            </w:tabs>
-            <w:rPr>
-              <w:noProof/>
-            </w:rPr>
-          </w:pPr>
-          <w:hyperlink w:anchor="_Toc239854949" w:history="1">
-            <w:r>
-              <w:rPr>
-                <w:rStyle w:val="Hyperlink"/>
-                <w:noProof/>
-              </w:rPr>
-              <w:t>13.5 Retention-locked export evidence</w:t>
-            </w:r>
-            <w:r>
-              <w:rPr>
-                <w:noProof/>
-                <w:webHidden/>
-              </w:rPr>
-              <w:tab/>
-            </w:r>
-            <w:r>
-              <w:rPr>
-                <w:noProof/>
-                <w:webHidden/>
-              </w:rPr>
-              <w:fldChar w:fldCharType="begin"/>
-            </w:r>
-            <w:r>
-              <w:rPr>
-                <w:noProof/>
-                <w:webHidden/>
-              </w:rPr>
-              <w:instrText xml:space="preserve"> PAGEREF _Toc239854949 \h </w:instrText>
-            </w:r>
-            <w:r>
-              <w:rPr>
-                <w:noProof/>
-                <w:webHidden/>
-              </w:rPr>
-            </w:r>
-            <w:r>
-              <w:rPr>
-                <w:noProof/>
-                <w:webHidden/>
-              </w:rPr>
-              <w:fldChar w:fldCharType="separate"/>
-            </w:r>
-            <w:r>
-              <w:rPr>
-                <w:noProof/>
-                <w:webHidden/>
-              </w:rPr>
-              <w:t>25</w:t>
+              <w:t>37</w:t>
             </w:r>
             <w:r>
               <w:rPr>
@@ -3765,16 +5175,24 @@
               <w:tab w:val="right" w:leader="dot" w:pos="9350"/>
             </w:tabs>
             <w:rPr>
+              <w:b w:val="0"/>
+              <w:bCs w:val="0"/>
+              <w:i w:val="0"/>
+              <w:iCs w:val="0"/>
               <w:noProof/>
+              <w:color w:val="auto"/>
+              <w:kern w:val="2"/>
+              <w:lang w:eastAsia="zh-CN"/>
+              <w14:ligatures w14:val="standardContextual"/>
             </w:rPr>
           </w:pPr>
-          <w:hyperlink w:anchor="_Toc239854950" w:history="1">
+          <w:hyperlink w:anchor="_Toc240013328" w:history="1">
             <w:r>
               <w:rPr>
                 <w:rStyle w:val="Hyperlink"/>
                 <w:noProof/>
               </w:rPr>
-              <w:t>14. Failure behavior and error taxonomy</w:t>
+              <w:t>Appendix C. Design review checklist</w:t>
             </w:r>
             <w:r>
               <w:rPr>
@@ -3795,7 +5213,7 @@
                 <w:noProof/>
                 <w:webHidden/>
               </w:rPr>
-              <w:instrText xml:space="preserve"> PAGEREF _Toc239854950 \h </w:instrText>
+              <w:instrText xml:space="preserve"> PAGEREF _Toc240013328 \h </w:instrText>
             </w:r>
             <w:r>
               <w:rPr>
@@ -3815,7 +5233,7 @@
                 <w:noProof/>
                 <w:webHidden/>
               </w:rPr>
-              <w:t>25</w:t>
+              <w:t>38</w:t>
             </w:r>
             <w:r>
               <w:rPr>
@@ -3833,16 +5251,24 @@
               <w:tab w:val="right" w:leader="dot" w:pos="9350"/>
             </w:tabs>
             <w:rPr>
+              <w:b w:val="0"/>
+              <w:bCs w:val="0"/>
+              <w:i w:val="0"/>
+              <w:iCs w:val="0"/>
               <w:noProof/>
+              <w:color w:val="auto"/>
+              <w:kern w:val="2"/>
+              <w:lang w:eastAsia="zh-CN"/>
+              <w14:ligatures w14:val="standardContextual"/>
             </w:rPr>
           </w:pPr>
-          <w:hyperlink w:anchor="_Toc239854951" w:history="1">
+          <w:hyperlink w:anchor="_Toc240013329" w:history="1">
             <w:r>
               <w:rPr>
                 <w:rStyle w:val="Hyperlink"/>
                 <w:noProof/>
               </w:rPr>
-              <w:t>15. Observability and service objectives</w:t>
+              <w:t>Appendix D. v0.3 review disposition and approval</w:t>
             </w:r>
             <w:r>
               <w:rPr>
@@ -3863,7 +5289,7 @@
                 <w:noProof/>
                 <w:webHidden/>
               </w:rPr>
-              <w:instrText xml:space="preserve"> PAGEREF _Toc239854951 \h </w:instrText>
+              <w:instrText xml:space="preserve"> PAGEREF _Toc240013329 \h </w:instrText>
             </w:r>
             <w:r>
               <w:rPr>
@@ -3883,755 +5309,7 @@
                 <w:noProof/>
                 <w:webHidden/>
               </w:rPr>
-              <w:t>26</w:t>
-            </w:r>
-            <w:r>
-              <w:rPr>
-                <w:noProof/>
-                <w:webHidden/>
-              </w:rPr>
-              <w:fldChar w:fldCharType="end"/>
-            </w:r>
-          </w:hyperlink>
-        </w:p>
-        <w:p>
-          <w:pPr>
-            <w:pStyle w:val="TOC1"/>
-            <w:tabs>
-              <w:tab w:val="right" w:leader="dot" w:pos="9350"/>
-            </w:tabs>
-            <w:rPr>
-              <w:noProof/>
-            </w:rPr>
-          </w:pPr>
-          <w:hyperlink w:anchor="_Toc239854952" w:history="1">
-            <w:r>
-              <w:rPr>
-                <w:rStyle w:val="Hyperlink"/>
-                <w:noProof/>
-              </w:rPr>
-              <w:t>16. Reliability, performance, and capacity</w:t>
-            </w:r>
-            <w:r>
-              <w:rPr>
-                <w:noProof/>
-                <w:webHidden/>
-              </w:rPr>
-              <w:tab/>
-            </w:r>
-            <w:r>
-              <w:rPr>
-                <w:noProof/>
-                <w:webHidden/>
-              </w:rPr>
-              <w:fldChar w:fldCharType="begin"/>
-            </w:r>
-            <w:r>
-              <w:rPr>
-                <w:noProof/>
-                <w:webHidden/>
-              </w:rPr>
-              <w:instrText xml:space="preserve"> PAGEREF _Toc239854952 \h </w:instrText>
-            </w:r>
-            <w:r>
-              <w:rPr>
-                <w:noProof/>
-                <w:webHidden/>
-              </w:rPr>
-            </w:r>
-            <w:r>
-              <w:rPr>
-                <w:noProof/>
-                <w:webHidden/>
-              </w:rPr>
-              <w:fldChar w:fldCharType="separate"/>
-            </w:r>
-            <w:r>
-              <w:rPr>
-                <w:noProof/>
-                <w:webHidden/>
-              </w:rPr>
-              <w:t>26</w:t>
-            </w:r>
-            <w:r>
-              <w:rPr>
-                <w:noProof/>
-                <w:webHidden/>
-              </w:rPr>
-              <w:fldChar w:fldCharType="end"/>
-            </w:r>
-          </w:hyperlink>
-        </w:p>
-        <w:p>
-          <w:pPr>
-            <w:pStyle w:val="TOC1"/>
-            <w:tabs>
-              <w:tab w:val="right" w:leader="dot" w:pos="9350"/>
-            </w:tabs>
-            <w:rPr>
-              <w:noProof/>
-            </w:rPr>
-          </w:pPr>
-          <w:hyperlink w:anchor="_Toc239854953" w:history="1">
-            <w:r>
-              <w:rPr>
-                <w:rStyle w:val="Hyperlink"/>
-                <w:noProof/>
-              </w:rPr>
-              <w:t>17. Verification strategy and release gates</w:t>
-            </w:r>
-            <w:r>
-              <w:rPr>
-                <w:noProof/>
-                <w:webHidden/>
-              </w:rPr>
-              <w:tab/>
-            </w:r>
-            <w:r>
-              <w:rPr>
-                <w:noProof/>
-                <w:webHidden/>
-              </w:rPr>
-              <w:fldChar w:fldCharType="begin"/>
-            </w:r>
-            <w:r>
-              <w:rPr>
-                <w:noProof/>
-                <w:webHidden/>
-              </w:rPr>
-              <w:instrText xml:space="preserve"> PAGEREF _Toc239854953 \h </w:instrText>
-            </w:r>
-            <w:r>
-              <w:rPr>
-                <w:noProof/>
-                <w:webHidden/>
-              </w:rPr>
-            </w:r>
-            <w:r>
-              <w:rPr>
-                <w:noProof/>
-                <w:webHidden/>
-              </w:rPr>
-              <w:fldChar w:fldCharType="separate"/>
-            </w:r>
-            <w:r>
-              <w:rPr>
-                <w:noProof/>
-                <w:webHidden/>
-              </w:rPr>
-              <w:t>27</w:t>
-            </w:r>
-            <w:r>
-              <w:rPr>
-                <w:noProof/>
-                <w:webHidden/>
-              </w:rPr>
-              <w:fldChar w:fldCharType="end"/>
-            </w:r>
-          </w:hyperlink>
-        </w:p>
-        <w:p>
-          <w:pPr>
-            <w:pStyle w:val="TOC2"/>
-            <w:tabs>
-              <w:tab w:val="right" w:leader="dot" w:pos="9350"/>
-            </w:tabs>
-            <w:rPr>
-              <w:noProof/>
-            </w:rPr>
-          </w:pPr>
-          <w:hyperlink w:anchor="_Toc239854954" w:history="1">
-            <w:r>
-              <w:rPr>
-                <w:rStyle w:val="Hyperlink"/>
-                <w:noProof/>
-              </w:rPr>
-              <w:t>17.1 Mandatory negative scenarios</w:t>
-            </w:r>
-            <w:r>
-              <w:rPr>
-                <w:noProof/>
-                <w:webHidden/>
-              </w:rPr>
-              <w:tab/>
-            </w:r>
-            <w:r>
-              <w:rPr>
-                <w:noProof/>
-                <w:webHidden/>
-              </w:rPr>
-              <w:fldChar w:fldCharType="begin"/>
-            </w:r>
-            <w:r>
-              <w:rPr>
-                <w:noProof/>
-                <w:webHidden/>
-              </w:rPr>
-              <w:instrText xml:space="preserve"> PAGEREF _Toc239854954 \h </w:instrText>
-            </w:r>
-            <w:r>
-              <w:rPr>
-                <w:noProof/>
-                <w:webHidden/>
-              </w:rPr>
-            </w:r>
-            <w:r>
-              <w:rPr>
-                <w:noProof/>
-                <w:webHidden/>
-              </w:rPr>
-              <w:fldChar w:fldCharType="separate"/>
-            </w:r>
-            <w:r>
-              <w:rPr>
-                <w:noProof/>
-                <w:webHidden/>
-              </w:rPr>
-              <w:t>28</w:t>
-            </w:r>
-            <w:r>
-              <w:rPr>
-                <w:noProof/>
-                <w:webHidden/>
-              </w:rPr>
-              <w:fldChar w:fldCharType="end"/>
-            </w:r>
-          </w:hyperlink>
-        </w:p>
-        <w:p>
-          <w:pPr>
-            <w:pStyle w:val="TOC1"/>
-            <w:tabs>
-              <w:tab w:val="right" w:leader="dot" w:pos="9350"/>
-            </w:tabs>
-            <w:rPr>
-              <w:noProof/>
-            </w:rPr>
-          </w:pPr>
-          <w:hyperlink w:anchor="_Toc239854955" w:history="1">
-            <w:r>
-              <w:rPr>
-                <w:rStyle w:val="Hyperlink"/>
-                <w:noProof/>
-              </w:rPr>
-              <w:t>18. Migration, rollout, and rollback</w:t>
-            </w:r>
-            <w:r>
-              <w:rPr>
-                <w:noProof/>
-                <w:webHidden/>
-              </w:rPr>
-              <w:tab/>
-            </w:r>
-            <w:r>
-              <w:rPr>
-                <w:noProof/>
-                <w:webHidden/>
-              </w:rPr>
-              <w:fldChar w:fldCharType="begin"/>
-            </w:r>
-            <w:r>
-              <w:rPr>
-                <w:noProof/>
-                <w:webHidden/>
-              </w:rPr>
-              <w:instrText xml:space="preserve"> PAGEREF _Toc239854955 \h </w:instrText>
-            </w:r>
-            <w:r>
-              <w:rPr>
-                <w:noProof/>
-                <w:webHidden/>
-              </w:rPr>
-            </w:r>
-            <w:r>
-              <w:rPr>
-                <w:noProof/>
-                <w:webHidden/>
-              </w:rPr>
-              <w:fldChar w:fldCharType="separate"/>
-            </w:r>
-            <w:r>
-              <w:rPr>
-                <w:noProof/>
-                <w:webHidden/>
-              </w:rPr>
-              <w:t>29</w:t>
-            </w:r>
-            <w:r>
-              <w:rPr>
-                <w:noProof/>
-                <w:webHidden/>
-              </w:rPr>
-              <w:fldChar w:fldCharType="end"/>
-            </w:r>
-          </w:hyperlink>
-        </w:p>
-        <w:p>
-          <w:pPr>
-            <w:pStyle w:val="TOC2"/>
-            <w:tabs>
-              <w:tab w:val="right" w:leader="dot" w:pos="9350"/>
-            </w:tabs>
-            <w:rPr>
-              <w:noProof/>
-            </w:rPr>
-          </w:pPr>
-          <w:hyperlink w:anchor="_Toc239854956" w:history="1">
-            <w:r>
-              <w:rPr>
-                <w:rStyle w:val="Hyperlink"/>
-                <w:noProof/>
-              </w:rPr>
-              <w:t>18.1 Rollback</w:t>
-            </w:r>
-            <w:r>
-              <w:rPr>
-                <w:noProof/>
-                <w:webHidden/>
-              </w:rPr>
-              <w:tab/>
-            </w:r>
-            <w:r>
-              <w:rPr>
-                <w:noProof/>
-                <w:webHidden/>
-              </w:rPr>
-              <w:fldChar w:fldCharType="begin"/>
-            </w:r>
-            <w:r>
-              <w:rPr>
-                <w:noProof/>
-                <w:webHidden/>
-              </w:rPr>
-              <w:instrText xml:space="preserve"> PAGEREF _Toc239854956 \h </w:instrText>
-            </w:r>
-            <w:r>
-              <w:rPr>
-                <w:noProof/>
-                <w:webHidden/>
-              </w:rPr>
-            </w:r>
-            <w:r>
-              <w:rPr>
-                <w:noProof/>
-                <w:webHidden/>
-              </w:rPr>
-              <w:fldChar w:fldCharType="separate"/>
-            </w:r>
-            <w:r>
-              <w:rPr>
-                <w:noProof/>
-                <w:webHidden/>
-              </w:rPr>
-              <w:t>30</w:t>
-            </w:r>
-            <w:r>
-              <w:rPr>
-                <w:noProof/>
-                <w:webHidden/>
-              </w:rPr>
-              <w:fldChar w:fldCharType="end"/>
-            </w:r>
-          </w:hyperlink>
-        </w:p>
-        <w:p>
-          <w:pPr>
-            <w:pStyle w:val="TOC1"/>
-            <w:tabs>
-              <w:tab w:val="right" w:leader="dot" w:pos="9350"/>
-            </w:tabs>
-            <w:rPr>
-              <w:noProof/>
-            </w:rPr>
-          </w:pPr>
-          <w:hyperlink w:anchor="_Toc239854957" w:history="1">
-            <w:r>
-              <w:rPr>
-                <w:rStyle w:val="Hyperlink"/>
-                <w:noProof/>
-              </w:rPr>
-              <w:t>19. Open decisions and prerequisites</w:t>
-            </w:r>
-            <w:r>
-              <w:rPr>
-                <w:noProof/>
-                <w:webHidden/>
-              </w:rPr>
-              <w:tab/>
-            </w:r>
-            <w:r>
-              <w:rPr>
-                <w:noProof/>
-                <w:webHidden/>
-              </w:rPr>
-              <w:fldChar w:fldCharType="begin"/>
-            </w:r>
-            <w:r>
-              <w:rPr>
-                <w:noProof/>
-                <w:webHidden/>
-              </w:rPr>
-              <w:instrText xml:space="preserve"> PAGEREF _Toc239854957 \h </w:instrText>
-            </w:r>
-            <w:r>
-              <w:rPr>
-                <w:noProof/>
-                <w:webHidden/>
-              </w:rPr>
-            </w:r>
-            <w:r>
-              <w:rPr>
-                <w:noProof/>
-                <w:webHidden/>
-              </w:rPr>
-              <w:fldChar w:fldCharType="separate"/>
-            </w:r>
-            <w:r>
-              <w:rPr>
-                <w:noProof/>
-                <w:webHidden/>
-              </w:rPr>
-              <w:t>30</w:t>
-            </w:r>
-            <w:r>
-              <w:rPr>
-                <w:noProof/>
-                <w:webHidden/>
-              </w:rPr>
-              <w:fldChar w:fldCharType="end"/>
-            </w:r>
-          </w:hyperlink>
-        </w:p>
-        <w:p>
-          <w:pPr>
-            <w:pStyle w:val="TOC1"/>
-            <w:tabs>
-              <w:tab w:val="right" w:leader="dot" w:pos="9350"/>
-            </w:tabs>
-            <w:rPr>
-              <w:noProof/>
-            </w:rPr>
-          </w:pPr>
-          <w:hyperlink w:anchor="_Toc239854958" w:history="1">
-            <w:r>
-              <w:rPr>
-                <w:rStyle w:val="Hyperlink"/>
-                <w:noProof/>
-              </w:rPr>
-              <w:t>20. Requirement traceability</w:t>
-            </w:r>
-            <w:r>
-              <w:rPr>
-                <w:noProof/>
-                <w:webHidden/>
-              </w:rPr>
-              <w:tab/>
-            </w:r>
-            <w:r>
-              <w:rPr>
-                <w:noProof/>
-                <w:webHidden/>
-              </w:rPr>
-              <w:fldChar w:fldCharType="begin"/>
-            </w:r>
-            <w:r>
-              <w:rPr>
-                <w:noProof/>
-                <w:webHidden/>
-              </w:rPr>
-              <w:instrText xml:space="preserve"> PAGEREF _Toc239854958 \h </w:instrText>
-            </w:r>
-            <w:r>
-              <w:rPr>
-                <w:noProof/>
-                <w:webHidden/>
-              </w:rPr>
-            </w:r>
-            <w:r>
-              <w:rPr>
-                <w:noProof/>
-                <w:webHidden/>
-              </w:rPr>
-              <w:fldChar w:fldCharType="separate"/>
-            </w:r>
-            <w:r>
-              <w:rPr>
-                <w:noProof/>
-                <w:webHidden/>
-              </w:rPr>
-              <w:t>30</w:t>
-            </w:r>
-            <w:r>
-              <w:rPr>
-                <w:noProof/>
-                <w:webHidden/>
-              </w:rPr>
-              <w:fldChar w:fldCharType="end"/>
-            </w:r>
-          </w:hyperlink>
-        </w:p>
-        <w:p>
-          <w:pPr>
-            <w:pStyle w:val="TOC1"/>
-            <w:tabs>
-              <w:tab w:val="right" w:leader="dot" w:pos="9350"/>
-            </w:tabs>
-            <w:rPr>
-              <w:noProof/>
-            </w:rPr>
-          </w:pPr>
-          <w:hyperlink w:anchor="_Toc239854959" w:history="1">
-            <w:r>
-              <w:rPr>
-                <w:rStyle w:val="Hyperlink"/>
-                <w:noProof/>
-              </w:rPr>
-              <w:t>Appendix A. Repository and implementation controls</w:t>
-            </w:r>
-            <w:r>
-              <w:rPr>
-                <w:noProof/>
-                <w:webHidden/>
-              </w:rPr>
-              <w:tab/>
-            </w:r>
-            <w:r>
-              <w:rPr>
-                <w:noProof/>
-                <w:webHidden/>
-              </w:rPr>
-              <w:fldChar w:fldCharType="begin"/>
-            </w:r>
-            <w:r>
-              <w:rPr>
-                <w:noProof/>
-                <w:webHidden/>
-              </w:rPr>
-              <w:instrText xml:space="preserve"> PAGEREF _Toc239854959 \h </w:instrText>
-            </w:r>
-            <w:r>
-              <w:rPr>
-                <w:noProof/>
-                <w:webHidden/>
-              </w:rPr>
-            </w:r>
-            <w:r>
-              <w:rPr>
-                <w:noProof/>
-                <w:webHidden/>
-              </w:rPr>
-              <w:fldChar w:fldCharType="separate"/>
-            </w:r>
-            <w:r>
-              <w:rPr>
-                <w:noProof/>
-                <w:webHidden/>
-              </w:rPr>
-              <w:t>32</w:t>
-            </w:r>
-            <w:r>
-              <w:rPr>
-                <w:noProof/>
-                <w:webHidden/>
-              </w:rPr>
-              <w:fldChar w:fldCharType="end"/>
-            </w:r>
-          </w:hyperlink>
-        </w:p>
-        <w:p>
-          <w:pPr>
-            <w:pStyle w:val="TOC1"/>
-            <w:tabs>
-              <w:tab w:val="right" w:leader="dot" w:pos="9350"/>
-            </w:tabs>
-            <w:rPr>
-              <w:noProof/>
-            </w:rPr>
-          </w:pPr>
-          <w:hyperlink w:anchor="_Toc239854960" w:history="1">
-            <w:r>
-              <w:rPr>
-                <w:rStyle w:val="Hyperlink"/>
-                <w:noProof/>
-              </w:rPr>
-              <w:t>Appendix B. Source basis and assumptions</w:t>
-            </w:r>
-            <w:r>
-              <w:rPr>
-                <w:noProof/>
-                <w:webHidden/>
-              </w:rPr>
-              <w:tab/>
-            </w:r>
-            <w:r>
-              <w:rPr>
-                <w:noProof/>
-                <w:webHidden/>
-              </w:rPr>
-              <w:fldChar w:fldCharType="begin"/>
-            </w:r>
-            <w:r>
-              <w:rPr>
-                <w:noProof/>
-                <w:webHidden/>
-              </w:rPr>
-              <w:instrText xml:space="preserve"> PAGEREF _Toc239854960 \h </w:instrText>
-            </w:r>
-            <w:r>
-              <w:rPr>
-                <w:noProof/>
-                <w:webHidden/>
-              </w:rPr>
-            </w:r>
-            <w:r>
-              <w:rPr>
-                <w:noProof/>
-                <w:webHidden/>
-              </w:rPr>
-              <w:fldChar w:fldCharType="separate"/>
-            </w:r>
-            <w:r>
-              <w:rPr>
-                <w:noProof/>
-                <w:webHidden/>
-              </w:rPr>
-              <w:t>33</w:t>
-            </w:r>
-            <w:r>
-              <w:rPr>
-                <w:noProof/>
-                <w:webHidden/>
-              </w:rPr>
-              <w:fldChar w:fldCharType="end"/>
-            </w:r>
-          </w:hyperlink>
-        </w:p>
-        <w:p>
-          <w:pPr>
-            <w:pStyle w:val="TOC1"/>
-            <w:tabs>
-              <w:tab w:val="right" w:leader="dot" w:pos="9350"/>
-            </w:tabs>
-            <w:rPr>
-              <w:noProof/>
-            </w:rPr>
-          </w:pPr>
-          <w:hyperlink w:anchor="_Toc239854961" w:history="1">
-            <w:r>
-              <w:rPr>
-                <w:rStyle w:val="Hyperlink"/>
-                <w:noProof/>
-              </w:rPr>
-              <w:t>Appendix C. Design review checklist</w:t>
-            </w:r>
-            <w:r>
-              <w:rPr>
-                <w:noProof/>
-                <w:webHidden/>
-              </w:rPr>
-              <w:tab/>
-            </w:r>
-            <w:r>
-              <w:rPr>
-                <w:noProof/>
-                <w:webHidden/>
-              </w:rPr>
-              <w:fldChar w:fldCharType="begin"/>
-            </w:r>
-            <w:r>
-              <w:rPr>
-                <w:noProof/>
-                <w:webHidden/>
-              </w:rPr>
-              <w:instrText xml:space="preserve"> PAGEREF _Toc239854961 \h </w:instrText>
-            </w:r>
-            <w:r>
-              <w:rPr>
-                <w:noProof/>
-                <w:webHidden/>
-              </w:rPr>
-            </w:r>
-            <w:r>
-              <w:rPr>
-                <w:noProof/>
-                <w:webHidden/>
-              </w:rPr>
-              <w:fldChar w:fldCharType="separate"/>
-            </w:r>
-            <w:r>
-              <w:rPr>
-                <w:noProof/>
-                <w:webHidden/>
-              </w:rPr>
-              <w:t>33</w:t>
-            </w:r>
-            <w:r>
-              <w:rPr>
-                <w:noProof/>
-                <w:webHidden/>
-              </w:rPr>
-              <w:fldChar w:fldCharType="end"/>
-            </w:r>
-          </w:hyperlink>
-        </w:p>
-        <w:p>
-          <w:pPr>
-            <w:pStyle w:val="TOC1"/>
-            <w:tabs>
-              <w:tab w:val="right" w:leader="dot" w:pos="9350"/>
-            </w:tabs>
-            <w:rPr>
-              <w:noProof/>
-            </w:rPr>
-          </w:pPr>
-          <w:hyperlink w:anchor="_Toc239854962" w:history="1">
-            <w:r>
-              <w:rPr>
-                <w:rStyle w:val="Hyperlink"/>
-                <w:noProof/>
-              </w:rPr>
-              <w:t>Appendix D. v0.3 review disposition and approval</w:t>
-            </w:r>
-            <w:r>
-              <w:rPr>
-                <w:noProof/>
-                <w:webHidden/>
-              </w:rPr>
-              <w:tab/>
-            </w:r>
-            <w:r>
-              <w:rPr>
-                <w:noProof/>
-                <w:webHidden/>
-              </w:rPr>
-              <w:fldChar w:fldCharType="begin"/>
-            </w:r>
-            <w:r>
-              <w:rPr>
-                <w:noProof/>
-                <w:webHidden/>
-              </w:rPr>
-              <w:instrText xml:space="preserve"> PAGEREF _Toc239854962 \h </w:instrText>
-            </w:r>
-            <w:r>
-              <w:rPr>
-                <w:noProof/>
-                <w:webHidden/>
-              </w:rPr>
-            </w:r>
-            <w:r>
-              <w:rPr>
-                <w:noProof/>
-                <w:webHidden/>
-              </w:rPr>
-              <w:fldChar w:fldCharType="separate"/>
-            </w:r>
-            <w:r>
-              <w:rPr>
-                <w:noProof/>
-                <w:webHidden/>
-              </w:rPr>
-              <w:t>34</w:t>
+              <w:t>38</w:t>
             </w:r>
             <w:r>
               <w:rPr>
@@ -4759,7 +5437,7 @@
       <w:pPr>
         <w:pStyle w:val="Heading1"/>
       </w:pPr>
-      <w:bookmarkStart w:id="0" w:name="_Toc239854898"/>
+      <w:bookmarkStart w:id="0" w:name="_Toc240013265"/>
       <w:r>
         <w:lastRenderedPageBreak/>
         <w:t>Executive summary</w:t>
@@ -4811,7 +5489,7 @@
       <w:pPr>
         <w:pStyle w:val="Heading1"/>
       </w:pPr>
-      <w:bookmarkStart w:id="1" w:name="_Toc239854899"/>
+      <w:bookmarkStart w:id="1" w:name="_Toc240013266"/>
       <w:r>
         <w:t>1. Goals, non-goals, and constraints</w:t>
       </w:r>
@@ -4821,7 +5499,7 @@
       <w:pPr>
         <w:pStyle w:val="Heading2"/>
       </w:pPr>
-      <w:bookmarkStart w:id="2" w:name="_Toc239854900"/>
+      <w:bookmarkStart w:id="2" w:name="_Toc240013267"/>
       <w:r>
         <w:t>1.1 Goals</w:t>
       </w:r>
@@ -4894,7 +5572,7 @@
       <w:pPr>
         <w:pStyle w:val="Heading2"/>
       </w:pPr>
-      <w:bookmarkStart w:id="3" w:name="_Toc239854901"/>
+      <w:bookmarkStart w:id="3" w:name="_Toc240013268"/>
       <w:r>
         <w:t>1.2 Non-goals</w:t>
       </w:r>
@@ -4959,7 +5637,7 @@
       <w:pPr>
         <w:pStyle w:val="Heading2"/>
       </w:pPr>
-      <w:bookmarkStart w:id="4" w:name="_Toc239854902"/>
+      <w:bookmarkStart w:id="4" w:name="_Toc240013269"/>
       <w:r>
         <w:t>1.3 Hard constraints</w:t>
       </w:r>
@@ -5384,7 +6062,7 @@
       <w:pPr>
         <w:pStyle w:val="Heading1"/>
       </w:pPr>
-      <w:bookmarkStart w:id="5" w:name="_Toc239854903"/>
+      <w:bookmarkStart w:id="5" w:name="_Toc240013270"/>
       <w:r>
         <w:t>2. Architecture decisions and approval status</w:t>
       </w:r>
@@ -6591,7 +7269,7 @@
       <w:pPr>
         <w:pStyle w:val="Heading1"/>
       </w:pPr>
-      <w:bookmarkStart w:id="6" w:name="_Toc239854904"/>
+      <w:bookmarkStart w:id="6" w:name="_Toc240013271"/>
       <w:r>
         <w:t>3. System context and component ownership</w:t>
       </w:r>
@@ -6657,7 +7335,7 @@
       <w:pPr>
         <w:pStyle w:val="Heading2"/>
       </w:pPr>
-      <w:bookmarkStart w:id="7" w:name="_Toc239854905"/>
+      <w:bookmarkStart w:id="7" w:name="_Toc240013272"/>
       <w:r>
         <w:lastRenderedPageBreak/>
         <w:t>3.1 Components</w:t>
@@ -7486,7 +8164,7 @@
       <w:pPr>
         <w:pStyle w:val="Heading2"/>
       </w:pPr>
-      <w:bookmarkStart w:id="8" w:name="_Toc239854906"/>
+      <w:bookmarkStart w:id="8" w:name="_Toc240013273"/>
       <w:r>
         <w:t>3.2 Module handoffs</w:t>
       </w:r>
@@ -8080,7 +8758,7 @@
       <w:pPr>
         <w:pStyle w:val="Heading1"/>
       </w:pPr>
-      <w:bookmarkStart w:id="9" w:name="_Toc239854907"/>
+      <w:bookmarkStart w:id="9" w:name="_Toc240013274"/>
       <w:r>
         <w:lastRenderedPageBreak/>
         <w:t>4. Domain model and physical data design</w:t>
@@ -8091,7 +8769,7 @@
       <w:pPr>
         <w:pStyle w:val="Heading2"/>
       </w:pPr>
-      <w:bookmarkStart w:id="10" w:name="_Toc239854908"/>
+      <w:bookmarkStart w:id="10" w:name="_Toc240013275"/>
       <w:r>
         <w:t>4.1 Tenant-local tables</w:t>
       </w:r>
@@ -8762,7 +9440,7 @@
       <w:pPr>
         <w:pStyle w:val="Heading2"/>
       </w:pPr>
-      <w:bookmarkStart w:id="11" w:name="_Toc239854909"/>
+      <w:bookmarkStart w:id="11" w:name="_Toc240013276"/>
       <w:r>
         <w:t>4.2 operation_registry</w:t>
       </w:r>
@@ -9696,7 +10374,7 @@
       <w:pPr>
         <w:pStyle w:val="Heading3"/>
       </w:pPr>
-      <w:bookmarkStart w:id="12" w:name="_Toc239854910"/>
+      <w:bookmarkStart w:id="12" w:name="_Toc240013277"/>
       <w:r>
         <w:t>4.2.1 Business-key version control</w:t>
       </w:r>
@@ -10115,7 +10793,7 @@
       <w:pPr>
         <w:pStyle w:val="Heading2"/>
       </w:pPr>
-      <w:bookmarkStart w:id="13" w:name="_Toc239854911"/>
+      <w:bookmarkStart w:id="13" w:name="_Toc240013278"/>
       <w:r>
         <w:t>4.3 patient_events</w:t>
       </w:r>
@@ -11966,7 +12644,7 @@
       <w:pPr>
         <w:pStyle w:val="Heading2"/>
       </w:pPr>
-      <w:bookmarkStart w:id="14" w:name="_Toc239854912"/>
+      <w:bookmarkStart w:id="14" w:name="_Toc240013279"/>
       <w:r>
         <w:lastRenderedPageBreak/>
         <w:t>4.4 Immutable links and canonical acceptance</w:t>
@@ -12255,7 +12933,7 @@
       <w:pPr>
         <w:pStyle w:val="Heading2"/>
       </w:pPr>
-      <w:bookmarkStart w:id="15" w:name="_Toc239854913"/>
+      <w:bookmarkStart w:id="15" w:name="_Toc240013280"/>
       <w:r>
         <w:t>4.5 Shared reference and control data</w:t>
       </w:r>
@@ -12925,11 +13603,15 @@
     <w:p>
       <w:pPr>
         <w:pStyle w:val="Heading2"/>
+        <w:numPr>
+          <w:ilvl w:val="1"/>
+          <w:numId w:val="6"/>
+        </w:numPr>
       </w:pPr>
-      <w:bookmarkStart w:id="16" w:name="_Toc239854914"/>
+      <w:bookmarkStart w:id="16" w:name="_Toc240013281"/>
       <w:r>
         <w:lastRenderedPageBreak/>
-        <w:t>4.6 Required indexes and constraints</w:t>
+        <w:t>Required indexes and constraints</w:t>
       </w:r>
       <w:bookmarkEnd w:id="16"/>
     </w:p>
@@ -12937,33 +13619,96 @@
       <w:pPr>
         <w:pStyle w:val="ListBullet"/>
         <w:keepLines/>
+        <w:numPr>
+          <w:ilvl w:val="0"/>
+          <w:numId w:val="7"/>
+        </w:numPr>
       </w:pPr>
+      <w:proofErr w:type="spellStart"/>
       <w:r>
-        <w:t>patient_events: PK(event_id); UNIQUE(append_sequence); indexes (operation_id, append_sequence), (patient_id, created_at, event_id), (correlation_id, append_sequence), and link-driven timeline indexes. The named partial index idx_patient_events_stale_intent_scan on (created_at, operation_id, event_id) WHERE event_level='intent' AND operation_id IS NOT NULL serves the bounded stale-intent scan; the operation index serves its submission anti-join. JSON scans are not the normal query path; patient, link, and stale-intent plans are load-tested.</w:t>
+        <w:t>patient_events</w:t>
+      </w:r>
+      <w:proofErr w:type="spellEnd"/>
+      <w:r>
+        <w:t xml:space="preserve">: </w:t>
+      </w:r>
+      <w:proofErr w:type="gramStart"/>
+      <w:r>
+        <w:t>PK(</w:t>
+      </w:r>
+      <w:proofErr w:type="spellStart"/>
+      <w:proofErr w:type="gramEnd"/>
+      <w:r>
+        <w:t>event_id</w:t>
+      </w:r>
+      <w:proofErr w:type="spellEnd"/>
+      <w:r>
+        <w:t xml:space="preserve">); </w:t>
+      </w:r>
+      <w:proofErr w:type="gramStart"/>
+      <w:r>
+        <w:t>UNIQUE(</w:t>
+      </w:r>
+      <w:proofErr w:type="spellStart"/>
+      <w:proofErr w:type="gramEnd"/>
+      <w:r>
+        <w:t>append_sequence</w:t>
+      </w:r>
+      <w:proofErr w:type="spellEnd"/>
+      <w:r>
+        <w:t>); indexes (operation_id, append_sequence), (patient_id, created_at, event_id), (correlation_id, append_sequence), and link-driven timeline indexes. The named partial index idx_patient_events_stale_intent_scan on (created_at, operation_id, event_id) WHERE event_level='intent' AND operation_id IS NOT NULL serves the bounded stale-intent scan; the operation index serves its submission anti-join. JSON scans are not the normal query path; patient, link, and stale-intent plans are load-tested.</w:t>
       </w:r>
     </w:p>
     <w:p>
       <w:pPr>
         <w:pStyle w:val="ListBullet"/>
         <w:keepLines/>
+        <w:numPr>
+          <w:ilvl w:val="0"/>
+          <w:numId w:val="7"/>
+        </w:numPr>
       </w:pPr>
       <w:r>
-        <w:t>Equivalent source events: partial UNIQUE(producer_service, source_namespace, source_event_id) where source_event_id is not null.</w:t>
+        <w:t xml:space="preserve">Equivalent source events: partial </w:t>
+      </w:r>
+      <w:proofErr w:type="gramStart"/>
+      <w:r>
+        <w:t>UNIQUE(</w:t>
+      </w:r>
+      <w:proofErr w:type="gramEnd"/>
+      <w:r>
+        <w:t>producer_service, source_namespace, source_event_id) where source_event_id is not null.</w:t>
       </w:r>
     </w:p>
     <w:p>
       <w:pPr>
         <w:pStyle w:val="ListBullet"/>
         <w:keepLines/>
+        <w:numPr>
+          <w:ilvl w:val="0"/>
+          <w:numId w:val="7"/>
+        </w:numPr>
       </w:pPr>
       <w:r>
-        <w:t>Producer-generated facts without a source event: partial UNIQUE(producer_service, producer_dedupe_key) where producer_dedupe_key is not null; the key is a structured fingerprint defined by the contract.</w:t>
+        <w:t xml:space="preserve">Producer-generated facts without a source event: partial </w:t>
+      </w:r>
+      <w:proofErr w:type="gramStart"/>
+      <w:r>
+        <w:t>UNIQUE(</w:t>
+      </w:r>
+      <w:proofErr w:type="gramEnd"/>
+      <w:r>
+        <w:t>producer_service, producer_dedupe_key) where producer_dedupe_key is not null; the key is a structured fingerprint defined by the contract.</w:t>
       </w:r>
     </w:p>
     <w:p>
       <w:pPr>
         <w:pStyle w:val="ListBullet"/>
         <w:keepLines/>
+        <w:numPr>
+          <w:ilvl w:val="0"/>
+          <w:numId w:val="7"/>
+        </w:numPr>
       </w:pPr>
       <w:r>
         <w:t>A duplicate key is success only if the immutable content fingerprint matches. A mismatch raises DEDUPE_CONFLICT, retains attempted structural evidence outside patient data, and requires investigation.</w:t>
@@ -12973,6 +13718,10 @@
       <w:pPr>
         <w:pStyle w:val="ListBullet"/>
         <w:keepLines/>
+        <w:numPr>
+          <w:ilvl w:val="0"/>
+          <w:numId w:val="7"/>
+        </w:numPr>
       </w:pPr>
       <w:r>
         <w:t>A DEFERRABLE INITIALLY DEFERRED constraint trigger named trg_patient_event_subject_required rejects COMMIT when patient_id is null and no approved patient_event_links row exists. Foreign keys and validation triggers also reject cross-operation correction, causation, resend, and acceptance links and statuses whose scope is projection_only.</w:t>
@@ -12982,6 +13731,10 @@
       <w:pPr>
         <w:pStyle w:val="ListBullet"/>
         <w:keepLines/>
+        <w:numPr>
+          <w:ilvl w:val="0"/>
+          <w:numId w:val="7"/>
+        </w:numPr>
       </w:pPr>
       <w:r>
         <w:t>The acceptance binding partial unique index applies only to rows whose versioned provider capability sets uniqueness_scope=account_namespace; the stored namespace and scope are immutable and validated before insert.</w:t>
@@ -12991,6 +13744,10 @@
       <w:pPr>
         <w:pStyle w:val="ListBullet"/>
         <w:keepLines/>
+        <w:numPr>
+          <w:ilvl w:val="0"/>
+          <w:numId w:val="7"/>
+        </w:numPr>
       </w:pPr>
       <w:r>
         <w:t>Runtime has EXECUTE on purpose-specific M02 gateways and SELECT-only reviewed read views/functions. In each creation transaction revoke inherited runtime INSERT, UPDATE and DELETE on operation_registry, operation_key_versions, patient_events, patient_event_links, operation_acceptance_bindings, operation_projections and event_handoff_outbox; assert effective TRUNCATE absent. Remove runtime table SELECT only with the complete approved replacement read path. Remove inherited runtime USAGE and SELECT on actual M02-created sequences at creation; grant sequence USAGE only to the execution owner that allocates values. Application code orchestrates one TenantTransactionGateway transaction; gateways enforce local invariants and narrow mutations.</w:t>
@@ -13000,17 +13757,37 @@
       <w:pPr>
         <w:pStyle w:val="ListBullet"/>
         <w:keepLines/>
+        <w:numPr>
+          <w:ilvl w:val="0"/>
+          <w:numId w:val="7"/>
+        </w:numPr>
       </w:pPr>
       <w:r>
         <w:lastRenderedPageBreak/>
-        <w:t>Because PostgreSQL locking SELECTs require UPDATE privilege, haloflow_runtime never issues them directly. m02_lock_operation(operation_id) and m02_begin_key_scope(owner_service, action_code) are SECURITY DEFINER gateways owned by the dedicated NOLOGIN haloflow_m02_lock_owner role. Each gateway uses invariant tenant-object-unqualified body references and pins search_path to pg_catalog, the validated tenant schema and pg_temp last; M01 validates tenant routing, principal, expiry and per-statement capability before invocation, while the SQL gateway checks the exact local row and mutation invariants without authenticating tenant context, treats any app.tenant_id check only as well-formedness, returns minimum structural data, and has PUBLIC EXECUTE revoked. Locks acquired inside either gateway remain held by the caller's TenantTransactionGateway transaction until COMMIT or ROLLBACK.</w:t>
+        <w:t>Because PostgreSQL locking SELECTs require UPDATE privilege, haloflow_runtime never issues them directly. m02_lock_operation(operation_id) and m02_begin_key_</w:t>
+      </w:r>
+      <w:proofErr w:type="gramStart"/>
+      <w:r>
+        <w:t>scope(</w:t>
+      </w:r>
+      <w:proofErr w:type="gramEnd"/>
+      <w:r>
+        <w:t xml:space="preserve">owner_service, action_code) are SECURITY DEFINER gateways owned by the dedicated NOLOGIN haloflow_m02_lock_owner role. Each gateway uses invariant tenant-object-unqualified body references and pins search_path to pg_catalog, the validated tenant schema and pg_temp last; M01 validates tenant routing, principal, expiry and per-statement capability before invocation, while the SQL gateway checks the exact local row and mutation invariants without authenticating tenant context, treats any </w:t>
+      </w:r>
+      <w:proofErr w:type="gramStart"/>
+      <w:r>
+        <w:t>app.tenant</w:t>
+      </w:r>
+      <w:proofErr w:type="gramEnd"/>
+      <w:r>
+        <w:t>_id check only as well-formedness, returns minimum structural data, and has PUBLIC EXECUTE revoked. Locks acquired inside either gateway remain held by the caller's TenantTransactionGateway transaction until COMMIT or ROLLBACK.</w:t>
       </w:r>
     </w:p>
     <w:p>
       <w:pPr>
         <w:pStyle w:val="Heading1"/>
       </w:pPr>
-      <w:bookmarkStart w:id="17" w:name="_Toc239854915"/>
+      <w:bookmarkStart w:id="17" w:name="_Toc240013282"/>
       <w:r>
         <w:t>5. Event contracts and producer validation</w:t>
       </w:r>
@@ -13020,7 +13797,7 @@
       <w:pPr>
         <w:pStyle w:val="Heading2"/>
       </w:pPr>
-      <w:bookmarkStart w:id="18" w:name="_Toc239854916"/>
+      <w:bookmarkStart w:id="18" w:name="_Toc240013283"/>
       <w:r>
         <w:t>5.1 Event level model</w:t>
       </w:r>
@@ -13614,7 +14391,7 @@
       <w:pPr>
         <w:pStyle w:val="Heading2"/>
       </w:pPr>
-      <w:bookmarkStart w:id="19" w:name="_Toc239854917"/>
+      <w:bookmarkStart w:id="19" w:name="_Toc240013284"/>
       <w:r>
         <w:t>5.2 Contract descriptor</w:t>
       </w:r>
@@ -13631,9 +14408,6 @@
           <w:right w:val="single" w:sz="4" w:space="4" w:color="C9D1D9"/>
         </w:pBdr>
         <w:shd w:val="clear" w:color="auto" w:fill="F4F6F9"/>
-        <w:rPr>
-          <w:rFonts w:hint="eastAsia"/>
-        </w:rPr>
       </w:pPr>
       <w:r>
         <w:rPr>
@@ -13689,23 +14463,27 @@
         <w:rPr>
           <w:rFonts w:eastAsia="Calibri"/>
         </w:rPr>
-        <w:t xml:space="preserve">ContractRegistry loads one immutable snapshot per tenant transaction. Startup fails if core seed codes or descriptors are absent, inactive without an approved rollout state, incorrectly scoped, or unsupported by the deployment. Owning modules install extension contracts before enabling </w:t>
+        <w:t xml:space="preserve">ContractRegistry loads one immutable snapshot per tenant transaction. Startup fails if core seed codes or descriptors are absent, inactive without an approved rollout state, incorrectly scoped, or unsupported by the deployment. Owning modules install extension contracts before enabling producers. Additive schema changes receive a new contract version only when validation or projection </w:t>
       </w:r>
       <w:r>
         <w:rPr>
           <w:rFonts w:eastAsia="Calibri"/>
         </w:rPr>
         <w:lastRenderedPageBreak/>
-        <w:t>producers. Additive schema changes receive a new contract version only when validation or projection behavior changes; historical rows retain their stored version.</w:t>
+        <w:t>behavior changes; historical rows retain their stored version. The issued M02_CP0_Contract_Baseline_v1.0.md publication index pins the approved physical/test contract artifacts and their explicit supersession order, including exact closed envelopes, synthetic rules, read manifests, SignerProvider interface and provisional limits. Historical proposal-status labels in the immutable review attachments do not override that issuance status or its stated precedence. Production clinical/support fields, evidence resolvers and policies require separately registered exact owning-module contracts.</w:t>
       </w:r>
     </w:p>
     <w:p>
       <w:pPr>
         <w:pStyle w:val="Heading2"/>
+        <w:numPr>
+          <w:ilvl w:val="1"/>
+          <w:numId w:val="2"/>
+        </w:numPr>
       </w:pPr>
-      <w:bookmarkStart w:id="20" w:name="_Toc239854918"/>
+      <w:bookmarkStart w:id="20" w:name="_Toc240013285"/>
       <w:r>
-        <w:t>5.3 Validation order</w:t>
+        <w:t>Validation order</w:t>
       </w:r>
       <w:bookmarkEnd w:id="20"/>
     </w:p>
@@ -13715,11 +14493,11 @@
         <w:keepLines/>
         <w:numPr>
           <w:ilvl w:val="0"/>
-          <w:numId w:val="10"/>
+          <w:numId w:val="3"/>
         </w:numPr>
       </w:pPr>
       <w:r>
-        <w:t>M01 and the service validate TenantContext, capability, producer identity, context expiry, and operation/subject ownership before the protected database work. SQL gateways separately enforce local row, link and mutation invariants; they do not independently authenticate tenant context.</w:t>
+        <w:t>M01 and the service validate TenantContext, capability, producer identity, context expiry, and operation/subject ownership before the protected database work. SQL gateways separately enforce local row, link and mutation invariants; they do not independently authenticate tenant context. M02 v1 requires principal.id to be canonical UUID text. Actor/workload kind selects exactly one event identity column; the correction/resolution gateway derives matching audit principal_id and principal_kind from that same canonical value and rejects inconsistent attribution. The public command cannot override service-derived principal, execution or request attribution. Purpose is the intersection of the configured M01 allowlist and treatment/payment/operations; M01 owns the purpose domain and M02 its audit action/resource/outcome mappings. Reject oversized request_id/auth_method before conversion, never truncate. SQL equality preserves attribution consistency, not independent authentication; existing privileged-service and runtime audit DML limitations remain.</w:t>
       </w:r>
     </w:p>
     <w:p>
@@ -13728,7 +14506,7 @@
         <w:keepLines/>
         <w:numPr>
           <w:ilvl w:val="0"/>
-          <w:numId w:val="10"/>
+          <w:numId w:val="3"/>
         </w:numPr>
       </w:pPr>
       <w:r>
@@ -13741,7 +14519,7 @@
         <w:keepLines/>
         <w:numPr>
           <w:ilvl w:val="0"/>
-          <w:numId w:val="10"/>
+          <w:numId w:val="3"/>
         </w:numPr>
       </w:pPr>
       <w:r>
@@ -13754,7 +14532,7 @@
         <w:keepLines/>
         <w:numPr>
           <w:ilvl w:val="0"/>
-          <w:numId w:val="10"/>
+          <w:numId w:val="3"/>
         </w:numPr>
       </w:pPr>
       <w:r>
@@ -13767,7 +14545,7 @@
         <w:keepLines/>
         <w:numPr>
           <w:ilvl w:val="0"/>
-          <w:numId w:val="10"/>
+          <w:numId w:val="3"/>
         </w:numPr>
       </w:pPr>
       <w:r>
@@ -13780,7 +14558,7 @@
         <w:keepLines/>
         <w:numPr>
           <w:ilvl w:val="0"/>
-          <w:numId w:val="10"/>
+          <w:numId w:val="3"/>
         </w:numPr>
       </w:pPr>
       <w:r>
@@ -13791,7 +14569,7 @@
       <w:pPr>
         <w:pStyle w:val="Heading1"/>
       </w:pPr>
-      <w:bookmarkStart w:id="21" w:name="_Toc239854919"/>
+      <w:bookmarkStart w:id="21" w:name="_Toc240013286"/>
       <w:r>
         <w:t>6. Public service interfaces</w:t>
       </w:r>
@@ -13808,9 +14586,6 @@
           <w:right w:val="single" w:sz="4" w:space="4" w:color="C9D1D9"/>
         </w:pBdr>
         <w:shd w:val="clear" w:color="auto" w:fill="F4F6F9"/>
-        <w:rPr>
-          <w:rFonts w:hint="eastAsia"/>
-        </w:rPr>
       </w:pPr>
       <w:r>
         <w:rPr>
@@ -13893,8 +14668,9 @@
       <w:pPr>
         <w:pStyle w:val="Heading2"/>
       </w:pPr>
-      <w:bookmarkStart w:id="22" w:name="_Toc239854920"/>
+      <w:bookmarkStart w:id="22" w:name="_Toc240013287"/>
       <w:r>
+        <w:lastRenderedPageBreak/>
         <w:t>6.1 Command/result contracts</w:t>
       </w:r>
       <w:bookmarkEnd w:id="22"/>
@@ -14265,7 +15041,6 @@
                 <w:rFonts w:eastAsia="Calibri"/>
                 <w:sz w:val="16"/>
               </w:rPr>
-              <w:lastRenderedPageBreak/>
               <w:t>AppendResult</w:t>
             </w:r>
           </w:p>
@@ -14645,7 +15420,7 @@
       <w:pPr>
         <w:pStyle w:val="Heading2"/>
       </w:pPr>
-      <w:bookmarkStart w:id="23" w:name="_Toc239854921"/>
+      <w:bookmarkStart w:id="23" w:name="_Toc240013288"/>
       <w:r>
         <w:t>6.2 Transaction contract</w:t>
       </w:r>
@@ -14688,7 +15463,7 @@
       <w:pPr>
         <w:pStyle w:val="Heading1"/>
       </w:pPr>
-      <w:bookmarkStart w:id="24" w:name="_Toc239854922"/>
+      <w:bookmarkStart w:id="24" w:name="_Toc240013289"/>
       <w:r>
         <w:lastRenderedPageBreak/>
         <w:t>7. External side-effect workflow</w:t>
@@ -14754,10 +15529,19 @@
     <w:p>
       <w:pPr>
         <w:pStyle w:val="Heading2"/>
+        <w:numPr>
+          <w:ilvl w:val="1"/>
+          <w:numId w:val="8"/>
+        </w:numPr>
       </w:pPr>
-      <w:bookmarkStart w:id="25" w:name="_Toc239854923"/>
+      <w:bookmarkStart w:id="25" w:name="_Toc240013290"/>
+      <w:proofErr w:type="spellStart"/>
       <w:r>
-        <w:t>7.1 beginOperation algorithm</w:t>
+        <w:t>beginOperation</w:t>
+      </w:r>
+      <w:proofErr w:type="spellEnd"/>
+      <w:r>
+        <w:t xml:space="preserve"> algorithm</w:t>
       </w:r>
       <w:bookmarkEnd w:id="25"/>
     </w:p>
@@ -14765,24 +15549,52 @@
       <w:pPr>
         <w:pStyle w:val="ListBullet"/>
         <w:keepLines/>
+        <w:numPr>
+          <w:ilvl w:val="0"/>
+          <w:numId w:val="9"/>
+        </w:numPr>
       </w:pPr>
       <w:r>
-        <w:t>Canonicalize the owning-module business key and call m02_begin_key_scope(owner_service, action_code) inside the current TenantTransactionGateway transaction. After M01 validates tenant routing, principal, expiry and per-statement capability, the SECURITY DEFINER gateway checks local invariants, locks the exact operation_key_versions row FOR KEY SHARE and returns the database-controlled active/retained version identifiers and generation needed for tenant-isolated HMAC candidates without authenticating context or verifying live producer registration in v1, whose heartbeat machinery remains deferred under D-11.10/OI-009; the raw business key is not persisted.</w:t>
+        <w:t>Canonicalize the owning-module business key and call m02_begin_key_</w:t>
+      </w:r>
+      <w:proofErr w:type="gramStart"/>
+      <w:r>
+        <w:t>scope(</w:t>
+      </w:r>
+      <w:proofErr w:type="gramEnd"/>
+      <w:r>
+        <w:t>owner_service, action_code) inside the current TenantTransactionGateway transaction. After M01 validates tenant routing, principal, expiry and per-statement capability, the SECURITY DEFINER gateway checks local invariants, locks the exact operation_key_versions row FOR KEY SHARE and returns the database-controlled active/retained version identifiers and generation needed for tenant-isolated HMAC candidates without authenticating context or verifying live producer registration in v1, whose heartbeat machinery remains deferred under D-11.10/OI-009; the raw business key is not persisted.</w:t>
       </w:r>
     </w:p>
     <w:p>
       <w:pPr>
         <w:pStyle w:val="ListBullet"/>
         <w:keepLines/>
+        <w:numPr>
+          <w:ilvl w:val="0"/>
+          <w:numId w:val="9"/>
+        </w:numPr>
       </w:pPr>
       <w:r>
-        <w:t>Look up every retained candidate before insert, then INSERT operation_registry under the single active write version with ON CONFLICT against that version's fingerprint. On conflict, compare immutable action, owner, subject, and resend semantics; mismatch is a security-significant DEDUPE_CONFLICT.</w:t>
+        <w:t xml:space="preserve">Look up every retained candidate before insert, then INSERT operation_registry under the single active write version with ON CONFLICT against that version's fingerprint. On conflict, compare immutable action, owner, subject, and resend semantics; mismatch is a </w:t>
+      </w:r>
+      <w:proofErr w:type="gramStart"/>
+      <w:r>
+        <w:t>security-significant</w:t>
+      </w:r>
+      <w:proofErr w:type="gramEnd"/>
+      <w:r>
+        <w:t xml:space="preserve"> DEDUPE_CONFLICT.</w:t>
       </w:r>
     </w:p>
     <w:p>
       <w:pPr>
         <w:pStyle w:val="ListBullet"/>
         <w:keepLines/>
+        <w:numPr>
+          <w:ilvl w:val="0"/>
+          <w:numId w:val="9"/>
+        </w:numPr>
       </w:pPr>
       <w:r>
         <w:t>Append {action}_requested with the acquired operation_id and typed links in the same transaction. The requested event uses a deterministic producer dedupe key derived from operation_id plus contract type.</w:t>
@@ -14792,6 +15604,10 @@
       <w:pPr>
         <w:pStyle w:val="ListBullet"/>
         <w:keepLines/>
+        <w:numPr>
+          <w:ilvl w:val="0"/>
+          <w:numId w:val="9"/>
+        </w:numPr>
       </w:pPr>
       <w:r>
         <w:lastRenderedPageBreak/>
@@ -14802,6 +15618,10 @@
       <w:pPr>
         <w:pStyle w:val="ListBullet"/>
         <w:keepLines/>
+        <w:numPr>
+          <w:ilvl w:val="0"/>
+          <w:numId w:val="9"/>
+        </w:numPr>
       </w:pPr>
       <w:r>
         <w:t>Commit. Only a committed OperationStart authorizes the adapter call.</w:t>
@@ -14811,7 +15631,7 @@
       <w:pPr>
         <w:pStyle w:val="Heading2"/>
       </w:pPr>
-      <w:bookmarkStart w:id="26" w:name="_Toc239854924"/>
+      <w:bookmarkStart w:id="26" w:name="_Toc240013291"/>
       <w:r>
         <w:t>7.2 Adapter boundary</w:t>
       </w:r>
@@ -15273,7 +16093,7 @@
       <w:pPr>
         <w:pStyle w:val="Heading2"/>
       </w:pPr>
-      <w:bookmarkStart w:id="27" w:name="_Toc239854925"/>
+      <w:bookmarkStart w:id="27" w:name="_Toc240013292"/>
       <w:r>
         <w:t>7.3 Acceptance binding and conflicts</w:t>
       </w:r>
@@ -15291,7 +16111,7 @@
       <w:pPr>
         <w:pStyle w:val="Heading2"/>
       </w:pPr>
-      <w:bookmarkStart w:id="28" w:name="_Toc239854926"/>
+      <w:bookmarkStart w:id="28" w:name="_Toc240013293"/>
       <w:r>
         <w:t>7.4 Indeterminate and resend</w:t>
       </w:r>
@@ -15309,7 +16129,7 @@
       <w:pPr>
         <w:pStyle w:val="Heading1"/>
       </w:pPr>
-      <w:bookmarkStart w:id="29" w:name="_Toc239854927"/>
+      <w:bookmarkStart w:id="29" w:name="_Toc240013294"/>
       <w:r>
         <w:t>8. Inbound observation and callback workflow</w:t>
       </w:r>
@@ -15318,10 +16138,14 @@
     <w:p>
       <w:pPr>
         <w:pStyle w:val="Heading2"/>
+        <w:numPr>
+          <w:ilvl w:val="1"/>
+          <w:numId w:val="7"/>
+        </w:numPr>
       </w:pPr>
-      <w:bookmarkStart w:id="30" w:name="_Toc239854928"/>
+      <w:bookmarkStart w:id="30" w:name="_Toc240013295"/>
       <w:r>
-        <w:t>8.1 Observation transaction</w:t>
+        <w:t>Observation transaction</w:t>
       </w:r>
       <w:bookmarkEnd w:id="30"/>
     </w:p>
@@ -15331,7 +16155,7 @@
         <w:keepLines/>
         <w:numPr>
           <w:ilvl w:val="0"/>
-          <w:numId w:val="11"/>
+          <w:numId w:val="10"/>
         </w:numPr>
       </w:pPr>
       <w:r>
@@ -15344,7 +16168,7 @@
         <w:keepLines/>
         <w:numPr>
           <w:ilvl w:val="0"/>
-          <w:numId w:val="11"/>
+          <w:numId w:val="10"/>
         </w:numPr>
       </w:pPr>
       <w:r>
@@ -15358,7 +16182,7 @@
         <w:keepLines/>
         <w:numPr>
           <w:ilvl w:val="0"/>
-          <w:numId w:val="11"/>
+          <w:numId w:val="10"/>
         </w:numPr>
       </w:pPr>
       <w:r>
@@ -15371,7 +16195,7 @@
         <w:keepLines/>
         <w:numPr>
           <w:ilvl w:val="0"/>
-          <w:numId w:val="11"/>
+          <w:numId w:val="10"/>
         </w:numPr>
       </w:pPr>
       <w:r>
@@ -15384,7 +16208,7 @@
         <w:keepLines/>
         <w:numPr>
           <w:ilvl w:val="0"/>
-          <w:numId w:val="11"/>
+          <w:numId w:val="10"/>
         </w:numPr>
       </w:pPr>
       <w:r>
@@ -15395,7 +16219,7 @@
       <w:pPr>
         <w:pStyle w:val="Heading2"/>
       </w:pPr>
-      <w:bookmarkStart w:id="31" w:name="_Toc239854929"/>
+      <w:bookmarkStart w:id="31" w:name="_Toc240013296"/>
       <w:r>
         <w:t>8.2 Verified delivery/business outcomes</w:t>
       </w:r>
@@ -15413,7 +16237,7 @@
       <w:pPr>
         <w:pStyle w:val="Heading2"/>
       </w:pPr>
-      <w:bookmarkStart w:id="32" w:name="_Toc239854930"/>
+      <w:bookmarkStart w:id="32" w:name="_Toc240013297"/>
       <w:r>
         <w:t>8.3 Terminal conflict</w:t>
       </w:r>
@@ -15431,7 +16255,7 @@
       <w:pPr>
         <w:pStyle w:val="Heading1"/>
       </w:pPr>
-      <w:bookmarkStart w:id="33" w:name="_Toc239854931"/>
+      <w:bookmarkStart w:id="33" w:name="_Toc240013298"/>
       <w:r>
         <w:lastRenderedPageBreak/>
         <w:t>9. Deterministic projection design</w:t>
@@ -15497,10 +16321,14 @@
     <w:p>
       <w:pPr>
         <w:pStyle w:val="Heading2"/>
+        <w:numPr>
+          <w:ilvl w:val="1"/>
+          <w:numId w:val="4"/>
+        </w:numPr>
       </w:pPr>
-      <w:bookmarkStart w:id="34" w:name="_Toc239854932"/>
+      <w:bookmarkStart w:id="34" w:name="_Toc240013299"/>
       <w:r>
-        <w:t>9.1 Pure projection algorithm</w:t>
+        <w:t>Pure projection algorithm</w:t>
       </w:r>
       <w:bookmarkEnd w:id="34"/>
     </w:p>
@@ -15510,7 +16338,7 @@
         <w:keepLines/>
         <w:numPr>
           <w:ilvl w:val="0"/>
-          <w:numId w:val="12"/>
+          <w:numId w:val="5"/>
         </w:numPr>
       </w:pPr>
       <w:r>
@@ -15523,7 +16351,7 @@
         <w:keepLines/>
         <w:numPr>
           <w:ilvl w:val="0"/>
-          <w:numId w:val="12"/>
+          <w:numId w:val="5"/>
         </w:numPr>
       </w:pPr>
       <w:r>
@@ -15536,11 +16364,11 @@
         <w:keepLines/>
         <w:numPr>
           <w:ilvl w:val="0"/>
-          <w:numId w:val="12"/>
+          <w:numId w:val="5"/>
         </w:numPr>
       </w:pPr>
       <w:r>
-        <w:t>Build the correction graph. Apply only authorized, valid corrections in append_sequence order; reject cycles, cross-operation targets, unsupported scope, or correction of correction when the contract forbids it. Preserve all original facts for the timeline.</w:t>
+        <w:t>Build the correction graph. Correction/resolution authorization is established at append time; the pure engine and rebuild validate stored graph and semantic references under the exact historical rules without rerunning current entitlement checks. A later-revoked entitlement does not automatically invalidate earlier stored correction/resolution evidence. Privileged-writer forgery remains outside this assurance. Apply valid corrections in append_sequence order under their exact historical rules; reject cycles, cross-operation targets, unsupported scope, or correction of correction when forbidden. Preserve all original facts for the timeline; incompatible overlapping resolutions remain conflict rather than latest-write-wins.</w:t>
       </w:r>
     </w:p>
     <w:p>
@@ -15549,7 +16377,7 @@
         <w:keepLines/>
         <w:numPr>
           <w:ilvl w:val="0"/>
-          <w:numId w:val="12"/>
+          <w:numId w:val="5"/>
         </w:numPr>
       </w:pPr>
       <w:r>
@@ -15562,7 +16390,7 @@
         <w:keepLines/>
         <w:numPr>
           <w:ilvl w:val="0"/>
-          <w:numId w:val="12"/>
+          <w:numId w:val="5"/>
         </w:numPr>
       </w:pPr>
       <w:r>
@@ -15575,10 +16403,11 @@
         <w:keepLines/>
         <w:numPr>
           <w:ilvl w:val="0"/>
-          <w:numId w:val="12"/>
+          <w:numId w:val="5"/>
         </w:numPr>
       </w:pPr>
       <w:r>
+        <w:lastRenderedPageBreak/>
         <w:t>If facts are compatible, choose the highest semantic level: delivery/business outcome over submission over intent. An observation with operation_id is folded only when its contract declares an operation projection rule. An observation with null operation_id produces no operation_projections row; its durable view is patient_events plus links and the subject timeline, while the owning module's accepted domain state changes atomically. Correction itself is not a business level.</w:t>
       </w:r>
     </w:p>
@@ -15588,11 +16417,10 @@
         <w:keepLines/>
         <w:numPr>
           <w:ilvl w:val="0"/>
-          <w:numId w:val="12"/>
+          <w:numId w:val="5"/>
         </w:numPr>
       </w:pPr>
       <w:r>
-        <w:lastRenderedPageBreak/>
         <w:t>Within a compatible level, compare trustworthy occurred_at, then contract status precedence, then append_sequence as the final total-order tiebreaker. received_at is diagnostic only and cannot move a terminal state backward.</w:t>
       </w:r>
     </w:p>
@@ -15602,7 +16430,7 @@
         <w:keepLines/>
         <w:numPr>
           <w:ilvl w:val="0"/>
-          <w:numId w:val="12"/>
+          <w:numId w:val="5"/>
         </w:numPr>
       </w:pPr>
       <w:r>
@@ -15613,7 +16441,7 @@
       <w:pPr>
         <w:pStyle w:val="Heading2"/>
       </w:pPr>
-      <w:bookmarkStart w:id="35" w:name="_Toc239854933"/>
+      <w:bookmarkStart w:id="35" w:name="_Toc240013300"/>
       <w:r>
         <w:t>9.2 Explanation codes</w:t>
       </w:r>
@@ -16258,7 +17086,7 @@
       <w:pPr>
         <w:pStyle w:val="Heading2"/>
       </w:pPr>
-      <w:bookmarkStart w:id="36" w:name="_Toc239854934"/>
+      <w:bookmarkStart w:id="36" w:name="_Toc240013301"/>
       <w:r>
         <w:t>9.3 Hybrid cache and rebuild</w:t>
       </w:r>
@@ -16269,7 +17097,14 @@
         <w:rPr>
           <w:rFonts w:eastAsia="Calibri"/>
         </w:rPr>
-        <w:t>Every operation-scoped append transaction calls m02_lock_operation(operation_id) before dedupe resolution, event insertion, conflict detection, or projection work. The SECURITY DEFINER gateway performs SELECT ... FOR UPDATE on the exact operation_registry row; haloflow_runtime receives no UPDATE privilege and cannot issue the locking SELECT directly. The row lock survives return from the gateway and remains held by the surrounding TenantTransactionGateway transaction through COMMIT or ROLLBACK. After acquiring the lock under READ COMMITTED, the service loads the now-complete committed event set, appends the new fact, runs the pure engine, appends any required conflict event and outbox row, reruns the engine if generated evidence changed the set, and upserts operation_projections before COMMIT. Transactions touching multiple operations invoke the gateway for operation_id values in ascending byte order. operation_registry is the lock target because its row always exists; a projection-row upsert is not safe.</w:t>
+        <w:t xml:space="preserve">Every operation-scoped append transaction calls m02_lock_operation(operation_id) before dedupe resolution, event insertion, conflict detection, or projection work. The SECURITY DEFINER gateway performs SELECT ... FOR UPDATE on the exact operation_registry row; haloflow_runtime receives no UPDATE privilege and cannot issue the locking SELECT directly. The row lock survives return from the gateway and remains held by the surrounding TenantTransactionGateway transaction through COMMIT or ROLLBACK. After acquiring the lock under READ COMMITTED, the service loads the now-complete committed event set, appends the new fact, runs the pure engine, appends any required conflict event and outbox row, reruns the engine if generated evidence changed the set, and upserts operation_projections before COMMIT. Transactions touching multiple operations invoke the gateway </w:t>
+      </w:r>
+      <w:r>
+        <w:rPr>
+          <w:rFonts w:eastAsia="Calibri"/>
+        </w:rPr>
+        <w:lastRenderedPageBreak/>
+        <w:t>for operation_id values in ascending byte order. operation_registry is the lock target because its row always exists; a projection-row upsert is not safe.</w:t>
       </w:r>
     </w:p>
     <w:p>
@@ -16285,7 +17120,6 @@
         <w:rPr>
           <w:rFonts w:eastAsia="Calibri"/>
         </w:rPr>
-        <w:lastRenderedPageBreak/>
         <w:t>An append with null operation_id is explicitly exempt from m02_lock_operation: there is no registry row and no cross-fact operation conflict to serialize. Source-event and producer-dedupe constraints protect equivalence. Such observation events remain authoritative in patient_events and patient_event_links, appear in the subject timeline, and do not create operation_projections; any current domain state belongs to the owning module's atomic state change.</w:t>
       </w:r>
     </w:p>
@@ -16294,7 +17128,7 @@
         <w:rPr>
           <w:rFonts w:eastAsia="Calibri"/>
         </w:rPr>
-        <w:t>The cache stores source_event_count, max append_sequence observed, source-set fingerprint, engine version, refreshed_at, and controlling IDs. The high sequence is a completeness diagnostic only, not a resume cursor. Reads may require cache version/freshness; when unsuitable, the service recomputes from events or returns explicit unavailable according to the consistency mode.</w:t>
+        <w:t>The cache stores source_event_count, max append_sequence observed, source-set fingerprint, engine version, refreshed_at, and controlling IDs. The high sequence is a completeness diagnostic only, not a resume cursor. Reads may require cache version/freshness; when unsuitable, the service recomputes from events or returns explicit unavailable according to the consistency mode. A projection page preserves one selected engine version. Wrong-version or unsuitable items recompute only with existing elevated evidence authorization and budget, otherwise return per-item unavailable; fallback never persists or enqueues. The complete event/link/binding envelope is assembled in one SQL statement, so READ COMMITTED queries cannot be stitched across snapshots. Exact default/synthetic outputs and metadata paths follow the issued read manifest; unregistered clinical/support profiles are unavailable. Whole metadata-column reach at the read owner remains disclosed even though returned paths are restricted.</w:t>
       </w:r>
     </w:p>
     <w:p>
@@ -16302,14 +17136,14 @@
         <w:rPr>
           <w:rFonts w:eastAsia="Calibri"/>
         </w:rPr>
-        <w:t>Pilot rebuild declares tenant_id, projection version, and a bounded operation/range selector. It takes a consistent database snapshot, recomputes every operation in the range, validates counts/fingerprints, and swaps or upserts derived rows. An interrupted run restarts the entire declared range. Replay disables adapters and uses idempotent or dry-run handoff comparison, so it cannot call providers or multiply downstream work.</w:t>
+        <w:t>Pilot rebuild declares tenant_id, projection version, and a bounded operation/range selector, retains the exact ordered membership, and pins the engine and contract snapshot. Each operation runs in its own READ COMMITTED TenantTransactionGateway transaction: isolation check, operation lock, complete evidence load, pure fold, validated projection-only apply, COMMIT. Apply and the private finalizer also reject non-READ-COMMITTED execution before source comparison. Publication is per operation, not an atomic range swap or range-wide evidence snapshot. A mismatch under the held lock is an integrity/protocol error; the current operation rolls back and the run reports completed, failed and unattempted members. An interrupted run repeats the retained membership idempotently using new per-operation observations. Replay has no adapter or enqueue path; dry-run compares without applying. A signed run manifest records membership, pinned contract snapshot, per-operation source observations and truthful complete/partial/failed results.</w:t>
       </w:r>
     </w:p>
     <w:p>
       <w:pPr>
         <w:pStyle w:val="Heading1"/>
       </w:pPr>
-      <w:bookmarkStart w:id="37" w:name="_Toc239854935"/>
+      <w:bookmarkStart w:id="37" w:name="_Toc240013302"/>
       <w:r>
         <w:t>10. Crash-durable control handoffs</w:t>
       </w:r>
@@ -16319,7 +17153,7 @@
       <w:pPr>
         <w:pStyle w:val="Heading2"/>
       </w:pPr>
-      <w:bookmarkStart w:id="38" w:name="_Toc239854936"/>
+      <w:bookmarkStart w:id="38" w:name="_Toc240013303"/>
       <w:r>
         <w:t>10.1 Outbox record</w:t>
       </w:r>
@@ -16482,6 +17316,7 @@
                 <w:rFonts w:eastAsia="Calibri"/>
                 <w:sz w:val="16"/>
               </w:rPr>
+              <w:lastRenderedPageBreak/>
               <w:t>tenant_id</w:t>
             </w:r>
           </w:p>
@@ -16668,7 +17503,7 @@
                 <w:rFonts w:eastAsia="Calibri"/>
                 <w:sz w:val="16"/>
               </w:rPr>
-              <w:t>Deterministic versioned key. M05: tenant + operation + kind. M06: tenant + operation. M11: tenant + source event + signal type.</w:t>
+              <w:t>Deterministic versioned key. M05: tenant + operation + kind. M06: tenant + operation. M11: tenant + source event + handoff kind + signal type. The CP0 contract baseline pins compact canonical UTF-8 encoding and the closed M02 emitted map: event_signal/m02.event.appended and integrity_alert/m02.integrity.incomplete, subject to consumer compatibility. Required-list completeness remains service correctness under the accepted finalization boundary.</w:t>
             </w:r>
           </w:p>
         </w:tc>
@@ -16898,10 +17733,14 @@
     <w:p>
       <w:pPr>
         <w:pStyle w:val="Heading2"/>
+        <w:numPr>
+          <w:ilvl w:val="1"/>
+          <w:numId w:val="11"/>
+        </w:numPr>
       </w:pPr>
-      <w:bookmarkStart w:id="39" w:name="_Toc239854937"/>
+      <w:bookmarkStart w:id="39" w:name="_Toc240013304"/>
       <w:r>
-        <w:t>10.2 Delivery semantics</w:t>
+        <w:t>Delivery semantics</w:t>
       </w:r>
       <w:bookmarkEnd w:id="39"/>
     </w:p>
@@ -16909,6 +17748,10 @@
       <w:pPr>
         <w:pStyle w:val="ListBullet"/>
         <w:keepLines/>
+        <w:numPr>
+          <w:ilvl w:val="0"/>
+          <w:numId w:val="12"/>
+        </w:numPr>
       </w:pPr>
       <w:r>
         <w:t>The source event and required outbox row commit atomically in the tenant transaction. No in-process-only trigger satisfies the contract.</w:t>
@@ -16918,9 +17761,12 @@
       <w:pPr>
         <w:pStyle w:val="ListBullet"/>
         <w:keepLines/>
+        <w:numPr>
+          <w:ilvl w:val="0"/>
+          <w:numId w:val="12"/>
+        </w:numPr>
       </w:pPr>
       <w:r>
-        <w:lastRenderedPageBreak/>
         <w:t>Dispatchers enumerate tenants through a paged M01-bound scheduler in fair round-robin order, claim a bounded number of rows per tenant with SKIP LOCKED/fencing, and deliver a versioned command. Tenant enumeration and row claims are separately bounded so one tenant cannot monopolize a cycle.</w:t>
       </w:r>
     </w:p>
@@ -16928,6 +17774,10 @@
       <w:pPr>
         <w:pStyle w:val="ListBullet"/>
         <w:keepLines/>
+        <w:numPr>
+          <w:ilvl w:val="0"/>
+          <w:numId w:val="12"/>
+        </w:numPr>
       </w:pPr>
       <w:r>
         <w:t>M05/M06 persist or return the effective control record under their deterministic tenant-scoped unique key before acknowledging.</w:t>
@@ -16937,6 +17787,10 @@
       <w:pPr>
         <w:pStyle w:val="ListBullet"/>
         <w:keepLines/>
+        <w:numPr>
+          <w:ilvl w:val="0"/>
+          <w:numId w:val="12"/>
+        </w:numPr>
       </w:pPr>
       <w:r>
         <w:t>After acknowledgement, the dispatcher marks the outbox row delivered. A crash before that update repeats delivery and converges at the consumer.</w:t>
@@ -16946,6 +17800,10 @@
       <w:pPr>
         <w:pStyle w:val="ListBullet"/>
         <w:keepLines/>
+        <w:numPr>
+          <w:ilvl w:val="0"/>
+          <w:numId w:val="12"/>
+        </w:numPr>
       </w:pPr>
       <w:r>
         <w:t>M11 signal delivery is non-authoritative; lag alerts do not change the event or repeat the external side effect.</w:t>
@@ -16955,6 +17813,10 @@
       <w:pPr>
         <w:pStyle w:val="ListBullet"/>
         <w:keepLines/>
+        <w:numPr>
+          <w:ilvl w:val="0"/>
+          <w:numId w:val="12"/>
+        </w:numPr>
       </w:pPr>
       <w:r>
         <w:t>Dead-letter state preserves structural evidence and pages the owning module; it does not mutate the source event or falsely close a case.</w:t>
@@ -16964,6 +17826,10 @@
       <w:pPr>
         <w:pStyle w:val="ListBullet"/>
         <w:keepLines/>
+        <w:numPr>
+          <w:ilvl w:val="0"/>
+          <w:numId w:val="12"/>
+        </w:numPr>
       </w:pPr>
       <w:r>
         <w:t>Metrics record tenant count, tenants visited, full-sweep duration, oldest pending age, rows claimed, empty-query ratio, and commit-to-publication latency. Architecture review is triggered when tenant growth or sweep duration breaches an OI-009 objective; any shared pending-tenant hint requires M01 classification, non-authoritative repair logic, and architecture approval.</w:t>
@@ -16973,8 +17839,9 @@
       <w:pPr>
         <w:pStyle w:val="Heading1"/>
       </w:pPr>
-      <w:bookmarkStart w:id="40" w:name="_Toc239854938"/>
+      <w:bookmarkStart w:id="40" w:name="_Toc240013305"/>
       <w:r>
+        <w:lastRenderedPageBreak/>
         <w:t>11. Query, pagination, and authorization</w:t>
       </w:r>
       <w:bookmarkEnd w:id="40"/>
@@ -16983,7 +17850,7 @@
       <w:pPr>
         <w:pStyle w:val="Heading2"/>
       </w:pPr>
-      <w:bookmarkStart w:id="41" w:name="_Toc239854939"/>
+      <w:bookmarkStart w:id="41" w:name="_Toc240013306"/>
       <w:r>
         <w:t>11.1 Operation projection reads</w:t>
       </w:r>
@@ -17001,7 +17868,7 @@
       <w:pPr>
         <w:pStyle w:val="Heading2"/>
       </w:pPr>
-      <w:bookmarkStart w:id="42" w:name="_Toc239854940"/>
+      <w:bookmarkStart w:id="42" w:name="_Toc240013307"/>
       <w:r>
         <w:t>11.2 Bulk projection</w:t>
       </w:r>
@@ -17359,16 +18226,15 @@
         <w:rPr>
           <w:rFonts w:eastAsia="Calibri"/>
         </w:rPr>
-        <w:t>Numeric bounds are conservative implementation defaults pending M02-OI-009 production-like testing. Every page declares generated_at, projection_engine_version, freshness policy, and per-item errors. A cursor is signed, expires, cannot change tenant/selector, and does not expose schema or PHI.</w:t>
+        <w:t>Numeric bounds are conservative implementation defaults pending M02-OI-009 production-like testing. Every page declares generated_at, projection_engine_version, freshness policy, and per-item errors. A cursor is signed, expires, cannot change tenant/selector, and does not expose schema or PHI. The CP0 baseline additionally pins provisional m02_limits_v1 hard maxima, including a 1,000-event/32MiB complete fold and 1MiB completion envelope. Exceeding full-history or completion capacity fails explicitly and rolls back the append; repeated callbacks may fail until controlled remediation. No prefix fold, truncation or production-capacity guarantee is permitted. SignerProvider signs the canonical envelope together with the service-derived purpose binding, which is not transmitted in client cursor envelopes; verification reconstructs the binding and rejects tampering, wrong purpose, expiry or a mismatched request binding before querying. A non-production fixture provider is rejected in production; business-key HMAC material is never reused.</w:t>
       </w:r>
     </w:p>
     <w:p>
       <w:pPr>
         <w:pStyle w:val="Heading2"/>
       </w:pPr>
-      <w:bookmarkStart w:id="43" w:name="_Toc239854941"/>
+      <w:bookmarkStart w:id="43" w:name="_Toc240013308"/>
       <w:r>
-        <w:lastRenderedPageBreak/>
         <w:t>11.3 Subject timeline</w:t>
       </w:r>
       <w:bookmarkEnd w:id="43"/>
@@ -17385,7 +18251,7 @@
       <w:pPr>
         <w:pStyle w:val="Heading2"/>
       </w:pPr>
-      <w:bookmarkStart w:id="44" w:name="_Toc239854942"/>
+      <w:bookmarkStart w:id="44" w:name="_Toc240013309"/>
       <w:r>
         <w:t>11.4 Stale-intent evidence query</w:t>
       </w:r>
@@ -17396,7 +18262,14 @@
         <w:rPr>
           <w:rFonts w:eastAsia="Calibri"/>
         </w:rPr>
-        <w:t>listStaleIntents is the M02-owned evidence contract used by the M06-owned scheduled detector. Within one authorized tenant, it anti-joins committed intent events against every qualifying submission fact, excludes already resolved or superseded candidates, and returns only rows whose created_at is older than the caller's approved cutoff. It reads authoritative events rather than projection cache state. Discovery never changes projection and never authorizes a provider resend.</w:t>
+        <w:t xml:space="preserve">listStaleIntents is the M02-owned evidence contract used by the M06-owned scheduled detector. Within one authorized tenant, it anti-joins committed intent events against every qualifying submission </w:t>
+      </w:r>
+      <w:r>
+        <w:rPr>
+          <w:rFonts w:eastAsia="Calibri"/>
+        </w:rPr>
+        <w:lastRenderedPageBreak/>
+        <w:t>fact, excludes already resolved or superseded candidates, and returns only rows whose created_at is older than the caller's approved cutoff. It reads authoritative events rather than projection cache state. Discovery never changes projection and never authorizes a provider resend.</w:t>
       </w:r>
     </w:p>
     <w:p>
@@ -17411,7 +18284,7 @@
       <w:pPr>
         <w:pStyle w:val="Heading1"/>
       </w:pPr>
-      <w:bookmarkStart w:id="45" w:name="_Toc239854943"/>
+      <w:bookmarkStart w:id="45" w:name="_Toc240013310"/>
       <w:r>
         <w:t>12. Corrections, manual resolution, and privileged evidence</w:t>
       </w:r>
@@ -17729,7 +18602,7 @@
                 <w:rFonts w:eastAsia="Calibri"/>
                 <w:sz w:val="16"/>
               </w:rPr>
-              <w:t>M05 case, actor, evidence source, controlled resolution path, event link, audit.</w:t>
+              <w:t>M05 case, actor, evidence source, controlled resolution path, event link, audit. The synthetic profile does not cover confirmed_no_side_effect for an indeterminate-only history without an existing rejected fact. A versioned owning-module rule is required before releasing that affected FR-035 workflow; do not fabricate provider rejection, failure or test coverage. Canonical acceptance-conflict resolution may select the canonical accepted fact under the approved provider-lookup rule; selecting a noncanonical identity is unsupported/INTEGRITY_INCOMPLETE and never replaces the binding.</w:t>
             </w:r>
           </w:p>
         </w:tc>
@@ -17950,7 +18823,7 @@
       <w:pPr>
         <w:pStyle w:val="Heading1"/>
       </w:pPr>
-      <w:bookmarkStart w:id="46" w:name="_Toc239854944"/>
+      <w:bookmarkStart w:id="46" w:name="_Toc240013311"/>
       <w:r>
         <w:lastRenderedPageBreak/>
         <w:t>13. Security and privacy design</w:t>
@@ -17961,7 +18834,7 @@
       <w:pPr>
         <w:pStyle w:val="Heading2"/>
       </w:pPr>
-      <w:bookmarkStart w:id="47" w:name="_Toc239854945"/>
+      <w:bookmarkStart w:id="47" w:name="_Toc240013312"/>
       <w:r>
         <w:t>13.1 Roles and grants</w:t>
       </w:r>
@@ -17983,9 +18856,9 @@
         <w:tblLook w:val="04A0" w:firstRow="1" w:lastRow="0" w:firstColumn="1" w:lastColumn="0" w:noHBand="0" w:noVBand="1"/>
       </w:tblPr>
       <w:tblGrid>
-        <w:gridCol w:w="2880"/>
-        <w:gridCol w:w="3427"/>
-        <w:gridCol w:w="3050"/>
+        <w:gridCol w:w="2881"/>
+        <w:gridCol w:w="3428"/>
+        <w:gridCol w:w="3051"/>
       </w:tblGrid>
       <w:tr>
         <w:trPr>
@@ -18281,7 +19154,7 @@
                 <w:rFonts w:eastAsia="Calibri"/>
                 <w:sz w:val="15"/>
               </w:rPr>
-              <w:t>Own ordinary begin/submission/outcome/observation gateways; read required tenant evidence and perform reviewed append mutations; invoke key-scope and operation-lock gateways.</w:t>
+              <w:t>Own ordinary begin/submission/outcome/observation gateways; read required tenant evidence and perform reviewed append mutations; invoke key-scope and operation-lock gateways. Own the append-completion wrapper; invoke the projection-owner operation finalizer and private event-handoff route through reviewed internal EXECUTE grants.</w:t>
             </w:r>
           </w:p>
         </w:tc>
@@ -18361,7 +19234,7 @@
                 <w:rFonts w:eastAsia="Calibri"/>
                 <w:sz w:val="15"/>
               </w:rPr>
-              <w:t>Own restricted correction/resolution gateways; append replacement evidence and required audit/handoff records through reviewed paths; invoke operation-lock gateway.</w:t>
+              <w:t>Own restricted correction/resolution gateways; append replacement evidence and required audit/handoff records through reviewed paths; invoke operation-lock gateway. Own the correction-completion wrapper; invoke the projection-owner operation finalizer and private event-handoff route; insert only reviewed structural audit columns into the existing tenant access_audit_outbox using trusted service-derived attribution.</w:t>
             </w:r>
           </w:p>
         </w:tc>
@@ -18441,7 +19314,7 @@
                 <w:rFonts w:eastAsia="Calibri"/>
                 <w:sz w:val="15"/>
               </w:rPr>
-              <w:t>Own tier-specific projection/timeline views and bounded read functions; SELECT only required underlying evidence/derived fields.</w:t>
+              <w:t>Own tier-specific projection/timeline views and bounded read functions; SELECT only required underlying evidence/derived fields. Own the internal operation-evidence read route for authorized runtime, correction and projection-worker callers; expose only manifest-enumerated minimum-necessary engine inputs under distinct internal capability checks, never as public tier output.</w:t>
             </w:r>
           </w:p>
         </w:tc>
@@ -18496,6 +19369,7 @@
                 <w:rFonts w:eastAsia="Calibri"/>
                 <w:sz w:val="15"/>
               </w:rPr>
+              <w:lastRenderedPageBreak/>
               <w:t>haloflow_m02_projection_owner</w:t>
             </w:r>
           </w:p>
@@ -18521,7 +19395,7 @@
                 <w:rFonts w:eastAsia="Calibri"/>
                 <w:sz w:val="15"/>
               </w:rPr>
-              <w:t>Own bounded projection rebuild/finalization gateways; read required evidence and mutate derived projection columns; invoke operation-lock gateway.</w:t>
+              <w:t>Own bounded projection rebuild/finalization gateways; read required evidence and mutate derived projection columns; invoke operation-lock gateway. Own the private event-handoff route for null-operation evidence; accept internal finalization/handoff calls from append and correction owners through reviewed EXECUTE grants, with no direct public runtime EXECUTE on those private functions. Own the private projection-only helper used by rebuild apply; replay cannot enqueue. Read only the approved four shared.tenants routing columns for fixed-schema tenant binding; cross-row routing-metadata reach is disclosed.</w:t>
             </w:r>
           </w:p>
         </w:tc>
@@ -18601,7 +19475,7 @@
                 <w:rFonts w:eastAsia="Calibri"/>
                 <w:sz w:val="15"/>
               </w:rPr>
-              <w:t>Own outbox lease/finish gateways; read structural outbox records and update reviewed delivery/lease columns under fencing.</w:t>
+              <w:t>Own outbox lease/finish gateways; read structural outbox records and update reviewed delivery/lease columns under fencing. Read only tenant_id, schema_key, lifecycle_state and schema_version from shared.tenants for fixed-schema tenant-binding checks; the column grant exposes routing metadata across registry rows, not event metadata. M01 retains schema-version compatibility checks. This is the approved O1 control-plane routing exception; unrelated tenant event, clinical and outbox data remain denied.</w:t>
             </w:r>
           </w:p>
         </w:tc>
@@ -18758,7 +19632,7 @@
                 <w:rFonts w:eastAsia="Calibri"/>
                 <w:sz w:val="15"/>
               </w:rPr>
-              <w:t>Read tenant events and upsert derived projection rows through bounded rebuild procedure.</w:t>
+              <w:t>Read tenant events and upsert derived projection rows through bounded rebuild procedure. Invoke m02_lock_operation through the distinct m02.projection.rebuild.lock capability and direct EXECUTE grant; apply only the projection result through the no-enqueue rebuild route. No owner-role membership.</w:t>
             </w:r>
           </w:p>
         </w:tc>
@@ -18915,7 +19789,7 @@
                 <w:rFonts w:eastAsia="Calibri"/>
                 <w:sz w:val="15"/>
               </w:rPr>
-              <w:t>Append approved correction/manual-resolution event through restricted gateway; write privileged audit evidence.</w:t>
+              <w:t>Append approved correction/manual-resolution event through restricted gateway; write privileged audit evidence. Invoke m02_lock_operation through the distinct m02.correction.lock capability and direct EXECUTE grant before evidence loading and correction work. No owner-role membership.</w:t>
             </w:r>
           </w:p>
         </w:tc>
@@ -18969,7 +19843,6 @@
                 <w:rFonts w:eastAsia="Calibri"/>
                 <w:sz w:val="15"/>
               </w:rPr>
-              <w:lastRenderedPageBreak/>
               <w:t>haloflow_event_disposition</w:t>
             </w:r>
           </w:p>
@@ -19113,8 +19986,9 @@
       <w:pPr>
         <w:pStyle w:val="Heading2"/>
       </w:pPr>
-      <w:bookmarkStart w:id="48" w:name="_Toc239854946"/>
+      <w:bookmarkStart w:id="48" w:name="_Toc240013313"/>
       <w:r>
+        <w:lastRenderedPageBreak/>
         <w:t>13.2 Threat controls</w:t>
       </w:r>
       <w:bookmarkEnd w:id="48"/>
@@ -19588,7 +20462,7 @@
                 <w:rFonts w:eastAsia="Calibri"/>
                 <w:sz w:val="15"/>
               </w:rPr>
-              <w:t>Runtime uses approved EXECUTE gateways and SELECT-only tier views; dedicated NOLOGIN function owners, exact safe search_path, invariant tenant-object-unqualified exact-row function bodies, minimum structural returns, and PUBLIC EXECUTE revocation constrain the gateway paths. Installation SQL uses validated tenant-schema qualification.</w:t>
+              <w:t>Runtime uses approved EXECUTE gateways and SELECT-only tier views; dedicated NOLOGIN function owners, exact safe search_path, invariant tenant-object-unqualified exact-row function bodies, minimum structural returns, and PUBLIC EXECUTE revocation constrain the gateway paths. Installation SQL uses validated tenant-schema qualification. Projection-owner and outbox-owner binding checks use the provisioning-fixed schema to resolve the active shared.tenants row and require equality with app.tenant_id; this is routing consistency, not principal authentication. Their expressly approved four-column registry read is the control-plane routing exception; unrelated tenant event/clinical data remains denied. Shared grants are issued by the owner-run Alembic role revision, not tenant units. M02 verifies both owners and exact column privileges; M01 TC-E22 table-level assertions alone do not cover this extension. The provisioning-rendered schema binding constant is the only permitted per-tenant body difference for projection-owner and outbox-owner binding checks, verified against the trusted per-tenant rendered expected body.</w:t>
             </w:r>
           </w:p>
         </w:tc>
@@ -20097,11 +20971,15 @@
     <w:p>
       <w:pPr>
         <w:pStyle w:val="Heading2"/>
+        <w:numPr>
+          <w:ilvl w:val="1"/>
+          <w:numId w:val="13"/>
+        </w:numPr>
       </w:pPr>
-      <w:bookmarkStart w:id="49" w:name="_Toc239854947"/>
+      <w:bookmarkStart w:id="49" w:name="_Toc240013314"/>
       <w:r>
         <w:lastRenderedPageBreak/>
-        <w:t>13.3 Business-key HMAC custody and lifecycle</w:t>
+        <w:t>Business-key HMAC custody and lifecycle</w:t>
       </w:r>
       <w:bookmarkEnd w:id="49"/>
     </w:p>
@@ -20109,6 +20987,10 @@
       <w:pPr>
         <w:pStyle w:val="ListBullet"/>
         <w:keepLines/>
+        <w:numPr>
+          <w:ilvl w:val="0"/>
+          <w:numId w:val="14"/>
+        </w:numPr>
       </w:pPr>
       <w:r>
         <w:t>OI-009 follow-up requirement; not a v1 delivery or activation precondition under D-11.10. KeyProvider obtains tenant/version-specific HMAC key material from a Cloud KMS-protected envelope under a dedicated workload identity. The database stores only key version and control metadata; key bytes, raw business keys, and fingerprints never enter logs or central telemetry. V1 ships the KeyProvider abstraction, HMAC, version controls and provenance, with LocalDevKeyProvider restricted to non-production; production fails closed without a production-capable provider. An unkeyed hash is not a substitute.</w:t>
@@ -20118,6 +21000,10 @@
       <w:pPr>
         <w:pStyle w:val="ListBullet"/>
         <w:keepLines/>
+        <w:numPr>
+          <w:ilvl w:val="0"/>
+          <w:numId w:val="14"/>
+        </w:numPr>
       </w:pPr>
       <w:r>
         <w:t>OI-009 follow-up requirement; not a v1 delivery or activation precondition under D-11.10. Decrypted keys may be cached in process for at most 15 minutes, keyed by tenant_id plus version, zeroized on eviction, excluded from crash dumps, and invalidated on rotation notification. A cache miss or expired entry requires successful KMS access; otherwise beginOperation fails closed before any provider call.</w:t>
@@ -20127,6 +21013,10 @@
       <w:pPr>
         <w:pStyle w:val="ListBullet"/>
         <w:keepLines/>
+        <w:numPr>
+          <w:ilvl w:val="0"/>
+          <w:numId w:val="14"/>
+        </w:numPr>
       </w:pPr>
       <w:r>
         <w:t>OI-009 follow-up requirement; not a v1 delivery or activation precondition under D-11.10. Rotation uses expand -&gt; register target -&gt; verify live producer compatibility -&gt; atomic active-version flip -&gt; retained lookup -&gt; contract. Each authorized producer registers its workload identity, deployment generation, supported key versions, and expiring heartbeat at startup. m02_rotate_key_version refuses the flip unless the deployment controller has attested completion of the target generation and every live required producer registration supports the target; stale, missing, or unsupported registrations fail the gate and alert. m02_begin_key_scope holds FOR KEY SHARE on the control row while rotation holds FOR UPDATE, so the flip waits for in-flight writers and no old-version write can race a new-version write.</w:t>
@@ -20136,6 +21026,10 @@
       <w:pPr>
         <w:pStyle w:val="ListBullet"/>
         <w:keepLines/>
+        <w:numPr>
+          <w:ilvl w:val="0"/>
+          <w:numId w:val="14"/>
+        </w:numPr>
       </w:pPr>
       <w:r>
         <w:t>OI-009 follow-up requirement; not a v1 delivery or activation precondition under D-11.10. Retained key envelopes remain recoverable for at least the maximum operation lifetime and the approved backup window. Deletion requires evidence that no live or recoverable operation depends on the version, legal/retention approval, and a restore drill. If a required key is lost or cannot be restored, operation acquisition stops; the system never silently substitutes a new key or creates replacement operation IDs.</w:t>
@@ -20144,10 +21038,14 @@
     <w:p>
       <w:pPr>
         <w:pStyle w:val="Heading2"/>
+        <w:numPr>
+          <w:ilvl w:val="1"/>
+          <w:numId w:val="13"/>
+        </w:numPr>
       </w:pPr>
-      <w:bookmarkStart w:id="50" w:name="_Toc239854948"/>
+      <w:bookmarkStart w:id="50" w:name="_Toc240013315"/>
       <w:r>
-        <w:t>13.4 Minimum-necessary metadata</w:t>
+        <w:t>Minimum-necessary metadata</w:t>
       </w:r>
       <w:bookmarkEnd w:id="50"/>
     </w:p>
@@ -20155,6 +21053,10 @@
       <w:pPr>
         <w:pStyle w:val="ListBullet"/>
         <w:keepLines/>
+        <w:numPr>
+          <w:ilvl w:val="0"/>
+          <w:numId w:val="15"/>
+        </w:numPr>
       </w:pPr>
       <w:r>
         <w:t>Prohibited in generic metadata and central signals: raw provider payloads, message/fax content, full phone numbers, names, dates of birth, diagnosis data, secrets, tokens, unrestricted URLs, raw SQL, stack traces, and free-text error bodies.</w:t>
@@ -20164,6 +21066,10 @@
       <w:pPr>
         <w:pStyle w:val="ListBullet"/>
         <w:keepLines/>
+        <w:numPr>
+          <w:ilvl w:val="0"/>
+          <w:numId w:val="15"/>
+        </w:numPr>
       </w:pPr>
       <w:r>
         <w:t>Permitted only by an approved event contract: controlled enums, bounded numeric measures, last-four digits where explicitly justified, sanitized provider code, masked resource class, and structural version/provenance data.</w:t>
@@ -20173,6 +21079,10 @@
       <w:pPr>
         <w:pStyle w:val="ListBullet"/>
         <w:keepLines/>
+        <w:numPr>
+          <w:ilvl w:val="0"/>
+          <w:numId w:val="15"/>
+        </w:numPr>
       </w:pPr>
       <w:r>
         <w:t>Full sanitized operational detail needed for tenant support remains in tenant Cloud SQL under contract-specific fields and view permissions, not in Cloud Logging.</w:t>
@@ -20182,6 +21092,10 @@
       <w:pPr>
         <w:pStyle w:val="ListBullet"/>
         <w:keepLines/>
+        <w:numPr>
+          <w:ilvl w:val="0"/>
+          <w:numId w:val="15"/>
+        </w:numPr>
       </w:pPr>
       <w:r>
         <w:lastRenderedPageBreak/>
@@ -20192,7 +21106,7 @@
       <w:pPr>
         <w:pStyle w:val="Heading2"/>
       </w:pPr>
-      <w:bookmarkStart w:id="51" w:name="_Toc239854949"/>
+      <w:bookmarkStart w:id="51" w:name="_Toc240013316"/>
       <w:r>
         <w:t>13.5 Retention-locked export evidence</w:t>
       </w:r>
@@ -20210,7 +21124,7 @@
       <w:pPr>
         <w:pStyle w:val="Heading1"/>
       </w:pPr>
-      <w:bookmarkStart w:id="52" w:name="_Toc239854950"/>
+      <w:bookmarkStart w:id="52" w:name="_Toc240013317"/>
       <w:r>
         <w:t>14. Failure behavior and error taxonomy</w:t>
       </w:r>
@@ -21352,7 +22266,7 @@
       <w:pPr>
         <w:pStyle w:val="Heading1"/>
       </w:pPr>
-      <w:bookmarkStart w:id="53" w:name="_Toc239854951"/>
+      <w:bookmarkStart w:id="53" w:name="_Toc240013318"/>
       <w:r>
         <w:lastRenderedPageBreak/>
         <w:t>15. Observability and service objectives</w:t>
@@ -22286,7 +23200,7 @@
       <w:pPr>
         <w:pStyle w:val="Heading1"/>
       </w:pPr>
-      <w:bookmarkStart w:id="54" w:name="_Toc239854952"/>
+      <w:bookmarkStart w:id="54" w:name="_Toc240013319"/>
       <w:r>
         <w:t>16. Reliability, performance, and capacity</w:t>
       </w:r>
@@ -22684,7 +23598,7 @@
                 <w:rFonts w:eastAsia="Calibri"/>
                 <w:sz w:val="16"/>
               </w:rPr>
-              <w:t>Consistent snapshot, bounded full-range restart, pure engine, source fingerprints, provider-disabled runtime.</w:t>
+              <w:t>Retained bounded membership; per-operation READ COMMITTED lock-before-load transactions, pure engine, source fingerprints, signed observation manifest, full-membership retry after interruption, provider-disabled and enqueue-disabled runtime.</w:t>
             </w:r>
           </w:p>
         </w:tc>
@@ -22958,7 +23872,7 @@
       <w:pPr>
         <w:pStyle w:val="Heading1"/>
       </w:pPr>
-      <w:bookmarkStart w:id="55" w:name="_Toc239854953"/>
+      <w:bookmarkStart w:id="55" w:name="_Toc240013320"/>
       <w:r>
         <w:t>17. Verification strategy and release gates</w:t>
       </w:r>
@@ -23866,10 +24780,14 @@
     <w:p>
       <w:pPr>
         <w:pStyle w:val="Heading2"/>
+        <w:numPr>
+          <w:ilvl w:val="1"/>
+          <w:numId w:val="16"/>
+        </w:numPr>
       </w:pPr>
-      <w:bookmarkStart w:id="56" w:name="_Toc239854954"/>
+      <w:bookmarkStart w:id="56" w:name="_Toc240013321"/>
       <w:r>
-        <w:t>17.1 Mandatory negative scenarios</w:t>
+        <w:t>Mandatory negative scenarios</w:t>
       </w:r>
       <w:bookmarkEnd w:id="56"/>
     </w:p>
@@ -23877,6 +24795,10 @@
       <w:pPr>
         <w:pStyle w:val="ListBullet"/>
         <w:keepLines/>
+        <w:numPr>
+          <w:ilvl w:val="0"/>
+          <w:numId w:val="17"/>
+        </w:numPr>
       </w:pPr>
       <w:r>
         <w:t>Attempt adapter execution after failed/uncommitted beginOperation; prove the provider stub receives no call.</w:t>
@@ -23886,6 +24808,10 @@
       <w:pPr>
         <w:pStyle w:val="ListBullet"/>
         <w:keepLines/>
+        <w:numPr>
+          <w:ilvl w:val="0"/>
+          <w:numId w:val="17"/>
+        </w:numPr>
       </w:pPr>
       <w:r>
         <w:t>Reuse one business key with different action, subject, or owner; reject instead of returning an unrelated operation.</w:t>
@@ -23895,6 +24821,10 @@
       <w:pPr>
         <w:pStyle w:val="ListBullet"/>
         <w:keepLines/>
+        <w:numPr>
+          <w:ilvl w:val="0"/>
+          <w:numId w:val="17"/>
+        </w:numPr>
       </w:pPr>
       <w:r>
         <w:t>Submit same source event concurrently with equivalent and non-equivalent bodies; collapse only equivalent attempts.</w:t>
@@ -23904,6 +24834,10 @@
       <w:pPr>
         <w:pStyle w:val="ListBullet"/>
         <w:keepLines/>
+        <w:numPr>
+          <w:ilvl w:val="0"/>
+          <w:numId w:val="17"/>
+        </w:numPr>
       </w:pPr>
       <w:r>
         <w:t>Start two real concurrent transactions behind a barrier, append contradictory terminal outcomes to one operation, and prove the second lock holder sees both facts, appends one conflict event/outbox row, and commits the non-terminal conflict projection.</w:t>
@@ -23913,6 +24847,10 @@
       <w:pPr>
         <w:pStyle w:val="ListBullet"/>
         <w:keepLines/>
+        <w:numPr>
+          <w:ilvl w:val="0"/>
+          <w:numId w:val="17"/>
+        </w:numPr>
       </w:pPr>
       <w:r>
         <w:t>As haloflow_runtime, prove direct SELECT FOR UPDATE/KEY SHARE and every raw UPDATE are denied; call each SECURITY DEFINER lock gateway and prove the exact row remains locked after gateway return until the surrounding transaction ends. Reject unsafe search_path, PUBLIC EXECUTE, dynamic SQL, wrong-tenant rows, and missing rows.</w:t>
@@ -23922,6 +24860,10 @@
       <w:pPr>
         <w:pStyle w:val="ListBullet"/>
         <w:keepLines/>
+        <w:numPr>
+          <w:ilvl w:val="0"/>
+          <w:numId w:val="17"/>
+        </w:numPr>
       </w:pPr>
       <w:r>
         <w:t>Race a business-key active-version flip against old/new producer acquisitions; prove the control-row lock permits one write version, retained lookup returns one operation_id, and an unsupported producer fails closed.</w:t>
@@ -23931,6 +24873,10 @@
       <w:pPr>
         <w:pStyle w:val="ListBullet"/>
         <w:keepLines/>
+        <w:numPr>
+          <w:ilvl w:val="0"/>
+          <w:numId w:val="17"/>
+        </w:numPr>
       </w:pPr>
       <w:r>
         <w:t>OI-009 follow-up requirement; not a v1 delivery or activation precondition under D-11.10. Attempt key activation with a stale heartbeat, missing required producer, unsupported target version, or incomplete deployment-generation attestation; m02_rotate_key_version refuses the flip and emits a structural alert.</w:t>
@@ -23940,6 +24886,10 @@
       <w:pPr>
         <w:pStyle w:val="ListBullet"/>
         <w:keepLines/>
+        <w:numPr>
+          <w:ilvl w:val="0"/>
+          <w:numId w:val="17"/>
+        </w:numPr>
       </w:pPr>
       <w:r>
         <w:t>Create competing provider acceptance identities under both unique and non-unique capability scopes; retain all facts, enforce only the declared namespace scope, and project non-terminal conflict where required.</w:t>
@@ -23949,6 +24899,10 @@
       <w:pPr>
         <w:pStyle w:val="ListBullet"/>
         <w:keepLines/>
+        <w:numPr>
+          <w:ilvl w:val="0"/>
+          <w:numId w:val="17"/>
+        </w:numPr>
       </w:pPr>
       <w:r>
         <w:t>Attempt to COMMIT patient_events with null patient_id and no approved link, including direct privileged test inserts; prove trg_patient_event_subject_required rejects the transaction.</w:t>
@@ -23958,6 +24912,10 @@
       <w:pPr>
         <w:pStyle w:val="ListBullet"/>
         <w:keepLines/>
+        <w:numPr>
+          <w:ilvl w:val="0"/>
+          <w:numId w:val="17"/>
+        </w:numPr>
       </w:pPr>
       <w:r>
         <w:t>Append a valid observation with null operation_id; prove no registry lock is sought, source dedupe remains effective, no operation_projections row is created, the subject timeline contains the fact, and the owning domain state commits atomically.</w:t>
@@ -23967,6 +24925,10 @@
       <w:pPr>
         <w:pStyle w:val="ListBullet"/>
         <w:keepLines/>
+        <w:numPr>
+          <w:ilvl w:val="0"/>
+          <w:numId w:val="17"/>
+        </w:numPr>
       </w:pPr>
       <w:r>
         <w:lastRenderedPageBreak/>
@@ -23977,6 +24939,10 @@
       <w:pPr>
         <w:pStyle w:val="ListBullet"/>
         <w:keepLines/>
+        <w:numPr>
+          <w:ilvl w:val="0"/>
+          <w:numId w:val="17"/>
+        </w:numPr>
       </w:pPr>
       <w:r>
         <w:t>Start cold and warm processes during Cloud KMS latency, denial, and outage faults; verify bounded cache behavior, fail-closed acquisition, objective signals, and no substitute key or provider call.</w:t>
@@ -23986,6 +24952,10 @@
       <w:pPr>
         <w:pStyle w:val="ListBullet"/>
         <w:keepLines/>
+        <w:numPr>
+          <w:ilvl w:val="0"/>
+          <w:numId w:val="17"/>
+        </w:numPr>
       </w:pPr>
       <w:r>
         <w:t>Shuffle received_at, occurred_at, append_sequence allocation, and commit order; projection remains set-deterministic and never uses sequence as a resume cursor.</w:t>
@@ -23995,6 +24965,10 @@
       <w:pPr>
         <w:pStyle w:val="ListBullet"/>
         <w:keepLines/>
+        <w:numPr>
+          <w:ilvl w:val="0"/>
+          <w:numId w:val="17"/>
+        </w:numPr>
       </w:pPr>
       <w:r>
         <w:t>Forge tenant, subject/source link, causation, correction target, operation, provider namespace, actor, producer, or public correlation ID.</w:t>
@@ -24004,6 +24978,10 @@
       <w:pPr>
         <w:pStyle w:val="ListBullet"/>
         <w:keepLines/>
+        <w:numPr>
+          <w:ilvl w:val="0"/>
+          <w:numId w:val="17"/>
+        </w:numPr>
       </w:pPr>
       <w:r>
         <w:t>Insert projection_only status into patient_events, unknown contract version, oversized/prohibited metadata, or unrestricted failure text.</w:t>
@@ -24013,6 +24991,10 @@
       <w:pPr>
         <w:pStyle w:val="ListBullet"/>
         <w:keepLines/>
+        <w:numPr>
+          <w:ilvl w:val="0"/>
+          <w:numId w:val="17"/>
+        </w:numPr>
       </w:pPr>
       <w:r>
         <w:t>Crash between source event and handoff dispatch, consumer persistence and acknowledgement, and acknowledgement and delivered mark; converge to one effective record.</w:t>
@@ -24022,6 +25004,10 @@
       <w:pPr>
         <w:pStyle w:val="ListBullet"/>
         <w:keepLines/>
+        <w:numPr>
+          <w:ilvl w:val="0"/>
+          <w:numId w:val="17"/>
+        </w:numPr>
       </w:pPr>
       <w:r>
         <w:t>Run replay with adapter canaries; prove no provider call and no duplicate effective M05/M06 work.</w:t>
@@ -24031,6 +25017,10 @@
       <w:pPr>
         <w:pStyle w:val="ListBullet"/>
         <w:keepLines/>
+        <w:numPr>
+          <w:ilvl w:val="0"/>
+          <w:numId w:val="17"/>
+        </w:numPr>
       </w:pPr>
       <w:r>
         <w:t>Simulate legitimate rolled-back sequence gaps and privileged mutation; alert only on attributable integrity violations, not the gap alone.</w:t>
@@ -24040,7 +25030,7 @@
       <w:pPr>
         <w:pStyle w:val="Heading1"/>
       </w:pPr>
-      <w:bookmarkStart w:id="57" w:name="_Toc239854955"/>
+      <w:bookmarkStart w:id="57" w:name="_Toc240013322"/>
       <w:r>
         <w:t>18. Migration, rollout, and rollback</w:t>
       </w:r>
@@ -24576,7 +25566,7 @@
       <w:pPr>
         <w:pStyle w:val="Heading2"/>
       </w:pPr>
-      <w:bookmarkStart w:id="58" w:name="_Toc239854956"/>
+      <w:bookmarkStart w:id="58" w:name="_Toc240013323"/>
       <w:r>
         <w:t>18.1 Rollback</w:t>
       </w:r>
@@ -24594,7 +25584,7 @@
       <w:pPr>
         <w:pStyle w:val="Heading1"/>
       </w:pPr>
-      <w:bookmarkStart w:id="59" w:name="_Toc239854957"/>
+      <w:bookmarkStart w:id="59" w:name="_Toc240013324"/>
       <w:r>
         <w:t>19. Open decisions and prerequisites</w:t>
       </w:r>
@@ -26048,7 +27038,7 @@
       <w:pPr>
         <w:pStyle w:val="Heading1"/>
       </w:pPr>
-      <w:bookmarkStart w:id="60" w:name="_Toc239854958"/>
+      <w:bookmarkStart w:id="60" w:name="_Toc240013325"/>
       <w:r>
         <w:t>20. Requirement traceability</w:t>
       </w:r>
@@ -29749,7 +30739,7 @@
       <w:pPr>
         <w:pStyle w:val="Heading1"/>
       </w:pPr>
-      <w:bookmarkStart w:id="61" w:name="_Toc239854959"/>
+      <w:bookmarkStart w:id="61" w:name="_Toc240013326"/>
       <w:r>
         <w:t>Appendix A. Repository and implementation controls</w:t>
       </w:r>
@@ -29759,6 +30749,10 @@
       <w:pPr>
         <w:pStyle w:val="ListBullet"/>
         <w:keepLines/>
+        <w:numPr>
+          <w:ilvl w:val="0"/>
+          <w:numId w:val="18"/>
+        </w:numPr>
       </w:pPr>
       <w:r>
         <w:t>Only the M02 package exports OperationService, EventAppendService, ContractRegistry, ProjectionEngine, repositories, and handoff codecs; modules consume typed interfaces.</w:t>
@@ -29768,6 +30762,10 @@
       <w:pPr>
         <w:pStyle w:val="ListBullet"/>
         <w:keepLines/>
+        <w:numPr>
+          <w:ilvl w:val="0"/>
+          <w:numId w:val="18"/>
+        </w:numPr>
       </w:pPr>
       <w:r>
         <w:t>Static checks reject direct patient_events mutation outside M02 migrations/tests, any runtime raw UPDATE or direct SELECT FOR UPDATE/KEY SHARE on M02 tables, bypass of m02_lock_operation/m02_begin_key_scope, provider calls without a committed OperationStart, caller schema parameters, untyped metadata dicts, projection status literals outside generated references, and bypass of the active business-key version contract.</w:t>
@@ -29777,6 +30775,10 @@
       <w:pPr>
         <w:pStyle w:val="ListBullet"/>
         <w:keepLines/>
+        <w:numPr>
+          <w:ilvl w:val="0"/>
+          <w:numId w:val="18"/>
+        </w:numPr>
       </w:pPr>
       <w:r>
         <w:lastRenderedPageBreak/>
@@ -29787,6 +30789,10 @@
       <w:pPr>
         <w:pStyle w:val="ListBullet"/>
         <w:keepLines/>
+        <w:numPr>
+          <w:ilvl w:val="0"/>
+          <w:numId w:val="18"/>
+        </w:numPr>
       </w:pPr>
       <w:r>
         <w:t>The v1 change set includes reference seeds, contract/provider-capability rows, retained version/provenance schema, patient subject trigger, key-version controls, idx_patient_events_stale_intent_scan, approved NOLOGIN execution owners, the two tenant lock gateways with invariant tenant-object-unqualified bodies and exact safe search_path, PUBLIC revocation, runtime gateway/view grants, classification entries, startup compatibility declarations, and rollback/forward-fix notes. Installation object references use validated tenant-schema qualification. Producer heartbeat machinery and rotation function installation/execution remain deferred to OI-009 under D-11.10.</w:t>
@@ -29796,15 +30802,23 @@
       <w:pPr>
         <w:pStyle w:val="ListBullet"/>
         <w:keepLines/>
+        <w:numPr>
+          <w:ilvl w:val="0"/>
+          <w:numId w:val="18"/>
+        </w:numPr>
       </w:pPr>
       <w:r>
-        <w:t>Replay tooling runs under an identity without provider-adapter capability and emits a signed run manifest containing tenant, range, snapshot, engine version, row counts, fingerprints, elapsed time, and result.</w:t>
+        <w:t>Replay tooling runs without provider-adapter or enqueue capability and emits a signed run manifest containing tenant, exact retained membership, the pinned contract snapshot, engine and limits-profile versions, per-operation observed source counts/fingerprints and dispositions, aggregate counts, elapsed time and complete/partial/failed result. These are per-operation evidence observations, not a range-wide database snapshot. Signing or persistence failure after any operation commit is reported as partial/manifest-incomplete. SignerProvider separates cursor and manifest purposes, authenticates the canonical service-derived binding with the envelope, and fails closed without an appropriate provider. Algorithm, custody, rotation, archival verification and storage controls remain pre-execution gates.</w:t>
       </w:r>
     </w:p>
     <w:p>
       <w:pPr>
         <w:pStyle w:val="ListBullet"/>
         <w:keepLines/>
+        <w:numPr>
+          <w:ilvl w:val="0"/>
+          <w:numId w:val="18"/>
+        </w:numPr>
       </w:pPr>
       <w:r>
         <w:t>Integration fixtures use at least two tenants with identical operation/subject/provider identifiers to prove tenant scoping at every boundary.</w:t>
@@ -29814,7 +30828,7 @@
       <w:pPr>
         <w:pStyle w:val="Heading1"/>
       </w:pPr>
-      <w:bookmarkStart w:id="62" w:name="_Toc239854960"/>
+      <w:bookmarkStart w:id="62" w:name="_Toc240013327"/>
       <w:r>
         <w:t>Appendix B. Source basis and assumptions</w:t>
       </w:r>
@@ -29840,6 +30854,10 @@
       <w:pPr>
         <w:pStyle w:val="ListBullet"/>
         <w:keepLines/>
+        <w:numPr>
+          <w:ilvl w:val="0"/>
+          <w:numId w:val="19"/>
+        </w:numPr>
       </w:pPr>
       <w:r>
         <w:t>M01 Technical Design — Tenant Context and Data Access, Draft 0.2, 26 August 2026, supplies the mandatory tenant context, transaction gateway, role, pool, and PHI-safe telemetry boundaries.</w:t>
@@ -29849,6 +30867,10 @@
       <w:pPr>
         <w:pStyle w:val="ListBullet"/>
         <w:keepLines/>
+        <w:numPr>
+          <w:ilvl w:val="0"/>
+          <w:numId w:val="19"/>
+        </w:numPr>
       </w:pPr>
       <w:r>
         <w:t>Track B Event Tracking Requirements v2.4 and architecture decisions ADR-003, ADR-005, and ADR-007 provide historical context; approved M02 requirements control refined semantics.</w:t>
@@ -29858,6 +30880,10 @@
       <w:pPr>
         <w:pStyle w:val="ListBullet"/>
         <w:keepLines/>
+        <w:numPr>
+          <w:ilvl w:val="0"/>
+          <w:numId w:val="19"/>
+        </w:numPr>
       </w:pPr>
       <w:r>
         <w:t>Cloud SQL PostgreSQL 17 is the authoritative event store. Shared reference/control data follows the M01 classification and access model.</w:t>
@@ -29867,6 +30893,10 @@
       <w:pPr>
         <w:pStyle w:val="ListBullet"/>
         <w:keepLines/>
+        <w:numPr>
+          <w:ilvl w:val="0"/>
+          <w:numId w:val="19"/>
+        </w:numPr>
       </w:pPr>
       <w:r>
         <w:t>External callbacks are at least once and may arrive out of order. Provider lookup, idempotency, echoed-reference, and timestamp capabilities remain adapter-specific and require M02-OI-005 evidence.</w:t>
@@ -29876,6 +30906,10 @@
       <w:pPr>
         <w:pStyle w:val="ListBullet"/>
         <w:keepLines/>
+        <w:numPr>
+          <w:ilvl w:val="0"/>
+          <w:numId w:val="19"/>
+        </w:numPr>
       </w:pPr>
       <w:r>
         <w:t>M03 owns validated durable intake; M05 owns staff work; M06 owns scheduling and mutable reconciliation; M11 owns correlation governance and observability operations.</w:t>
@@ -29885,6 +30919,10 @@
       <w:pPr>
         <w:pStyle w:val="ListBullet"/>
         <w:keepLines/>
+        <w:numPr>
+          <w:ilvl w:val="0"/>
+          <w:numId w:val="19"/>
+        </w:numPr>
       </w:pPr>
       <w:r>
         <w:t>Exact retention, legal-hold, privileged-change, service-objective, and capacity values remain gated open items and are not invented by this design.</w:t>
@@ -29894,8 +30932,9 @@
       <w:pPr>
         <w:pStyle w:val="Heading1"/>
       </w:pPr>
-      <w:bookmarkStart w:id="63" w:name="_Toc239854961"/>
+      <w:bookmarkStart w:id="63" w:name="_Toc240013328"/>
       <w:r>
+        <w:lastRenderedPageBreak/>
         <w:t>Appendix C. Design review checklist</w:t>
       </w:r>
       <w:bookmarkEnd w:id="63"/>
@@ -30031,7 +31070,6 @@
                 <w:rFonts w:eastAsia="Calibri"/>
                 <w:sz w:val="15"/>
               </w:rPr>
-              <w:lastRenderedPageBreak/>
               <w:t>Architecture</w:t>
             </w:r>
           </w:p>
@@ -30591,7 +31629,7 @@
       <w:pPr>
         <w:pStyle w:val="Heading1"/>
       </w:pPr>
-      <w:bookmarkStart w:id="64" w:name="_Toc239854962"/>
+      <w:bookmarkStart w:id="64" w:name="_Toc240013329"/>
       <w:r>
         <w:t>Appendix D. v0.3 review disposition and approval</w:t>
       </w:r>
@@ -31285,6 +32323,7 @@
                 <w:b/>
                 <w:sz w:val="15"/>
               </w:rPr>
+              <w:lastRenderedPageBreak/>
               <w:t>T8</w:t>
             </w:r>
           </w:p>
@@ -31365,7 +32404,6 @@
                 <w:b/>
                 <w:sz w:val="15"/>
               </w:rPr>
-              <w:lastRenderedPageBreak/>
               <w:t>Minor 1</w:t>
             </w:r>
           </w:p>
@@ -32131,8 +33169,8 @@
 </file>
 
 <file path=word/numbering.xml><?xml version="1.0" encoding="utf-8"?>
-<w:numbering xmlns:wpc="http://schemas.microsoft.com/office/word/2010/wordprocessingCanvas" xmlns:mo="http://schemas.microsoft.com/office/mac/office/2008/main" xmlns:mc="http://schemas.openxmlformats.org/markup-compatibility/2006" xmlns:mv="urn:schemas-microsoft-com:mac:vml" xmlns:o="urn:schemas-microsoft-com:office:office" xmlns:r="http://schemas.openxmlformats.org/officeDocument/2006/relationships" xmlns:m="http://schemas.openxmlformats.org/officeDocument/2006/math" xmlns:v="urn:schemas-microsoft-com:vml" xmlns:wp14="http://schemas.microsoft.com/office/word/2010/wordprocessingDrawing" xmlns:wp="http://schemas.openxmlformats.org/drawingml/2006/wordprocessingDrawing" xmlns:w10="urn:schemas-microsoft-com:office:word" xmlns:w="http://schemas.openxmlformats.org/wordprocessingml/2006/main" xmlns:w14="http://schemas.microsoft.com/office/word/2010/wordml" xmlns:wpg="http://schemas.microsoft.com/office/word/2010/wordprocessingGroup" xmlns:wpi="http://schemas.microsoft.com/office/word/2010/wordprocessingInk" xmlns:wne="http://schemas.microsoft.com/office/word/2006/wordml" xmlns:wps="http://schemas.microsoft.com/office/word/2010/wordprocessingShape" mc:Ignorable="w14 wp14">
-  <w:abstractNum w:abstractNumId="0">
+<w:numbering xmlns:wpc="http://schemas.microsoft.com/office/word/2010/wordprocessingCanvas" xmlns:cx="http://schemas.microsoft.com/office/drawing/2014/chartex" xmlns:cx1="http://schemas.microsoft.com/office/drawing/2015/9/8/chartex" xmlns:cx2="http://schemas.microsoft.com/office/drawing/2015/10/21/chartex" xmlns:cx3="http://schemas.microsoft.com/office/drawing/2016/5/9/chartex" xmlns:cx4="http://schemas.microsoft.com/office/drawing/2016/5/10/chartex" xmlns:cx5="http://schemas.microsoft.com/office/drawing/2016/5/11/chartex" xmlns:cx6="http://schemas.microsoft.com/office/drawing/2016/5/12/chartex" xmlns:cx7="http://schemas.microsoft.com/office/drawing/2016/5/13/chartex" xmlns:cx8="http://schemas.microsoft.com/office/drawing/2016/5/14/chartex" xmlns:mc="http://schemas.openxmlformats.org/markup-compatibility/2006" xmlns:m="http://schemas.openxmlformats.org/officeDocument/2006/math" xmlns:aink="http://schemas.microsoft.com/office/drawing/2016/ink" xmlns:am3d="http://schemas.microsoft.com/office/drawing/2017/model3d" xmlns:oel="http://schemas.microsoft.com/office/2019/extlst" xmlns:r="http://schemas.openxmlformats.org/officeDocument/2006/relationships" xmlns:wp14="http://schemas.microsoft.com/office/word/2010/wordprocessingDrawing" xmlns:wp="http://schemas.openxmlformats.org/drawingml/2006/wordprocessingDrawing" xmlns:wpg="http://schemas.microsoft.com/office/word/2010/wordprocessingGroup" xmlns:wpi="http://schemas.microsoft.com/office/word/2010/wordprocessingInk" xmlns:wps="http://schemas.microsoft.com/office/word/2010/wordprocessingShape" xmlns:o="urn:schemas-microsoft-com:office:office" xmlns:v="urn:schemas-microsoft-com:vml" xmlns:w10="urn:schemas-microsoft-com:office:word" xmlns:w="http://schemas.openxmlformats.org/wordprocessingml/2006/main" xmlns:w14="http://schemas.microsoft.com/office/word/2010/wordml" xmlns:w15="http://schemas.microsoft.com/office/word/2012/wordml" xmlns:w16cex="http://schemas.microsoft.com/office/word/2018/wordml/cex" xmlns:w16cid="http://schemas.microsoft.com/office/word/2016/wordml/cid" xmlns:w16="http://schemas.microsoft.com/office/word/2018/wordml" xmlns:w16sdtdh="http://schemas.microsoft.com/office/word/2020/wordml/sdtdatahash" xmlns:w16sdtfl="http://schemas.microsoft.com/office/word/2024/wordml/sdtformatlock" xmlns:w16se="http://schemas.microsoft.com/office/word/2015/wordml/symex" xmlns:w16du="http://schemas.microsoft.com/office/word/2023/wordml/word16du" xmlns:wne="http://schemas.microsoft.com/office/word/2006/wordml" mc:Ignorable="w14 w15 w16se w16cid w16 w16cex w16sdtdh w16sdtfl w16du wp14">
+  <w:abstractNum w:abstractNumId="0" w15:restartNumberingAfterBreak="0">
     <w:nsid w:val="FFFFFF7C"/>
     <w:multiLevelType w:val="singleLevel"/>
     <w:tmpl w:val="C310EC42"/>
@@ -32149,7 +33187,7 @@
       </w:pPr>
     </w:lvl>
   </w:abstractNum>
-  <w:abstractNum w:abstractNumId="1">
+  <w:abstractNum w:abstractNumId="1" w15:restartNumberingAfterBreak="0">
     <w:nsid w:val="FFFFFF7D"/>
     <w:multiLevelType w:val="singleLevel"/>
     <w:tmpl w:val="E4089024"/>
@@ -32166,14 +33204,13 @@
       </w:pPr>
     </w:lvl>
   </w:abstractNum>
-  <w:abstractNum w:abstractNumId="2">
+  <w:abstractNum w:abstractNumId="2" w15:restartNumberingAfterBreak="0">
     <w:nsid w:val="FFFFFF7E"/>
     <w:multiLevelType w:val="singleLevel"/>
     <w:tmpl w:val="FB12693A"/>
     <w:lvl w:ilvl="0">
       <w:start w:val="1"/>
       <w:numFmt w:val="decimal"/>
-      <w:pStyle w:val="ListNumber3"/>
       <w:lvlText w:val="%1."/>
       <w:lvlJc w:val="left"/>
       <w:pPr>
@@ -32184,14 +33221,13 @@
       </w:pPr>
     </w:lvl>
   </w:abstractNum>
-  <w:abstractNum w:abstractNumId="3">
+  <w:abstractNum w:abstractNumId="3" w15:restartNumberingAfterBreak="0">
     <w:nsid w:val="FFFFFF7F"/>
     <w:multiLevelType w:val="singleLevel"/>
     <w:tmpl w:val="38441652"/>
     <w:lvl w:ilvl="0">
       <w:start w:val="1"/>
       <w:numFmt w:val="decimal"/>
-      <w:pStyle w:val="ListNumber2"/>
       <w:lvlText w:val="%1."/>
       <w:lvlJc w:val="left"/>
       <w:pPr>
@@ -32202,7 +33238,7 @@
       </w:pPr>
     </w:lvl>
   </w:abstractNum>
-  <w:abstractNum w:abstractNumId="4">
+  <w:abstractNum w:abstractNumId="4" w15:restartNumberingAfterBreak="0">
     <w:nsid w:val="FFFFFF81"/>
     <w:multiLevelType w:val="singleLevel"/>
     <w:tmpl w:val="171AC3A4"/>
@@ -32222,14 +33258,13 @@
       </w:rPr>
     </w:lvl>
   </w:abstractNum>
-  <w:abstractNum w:abstractNumId="5">
+  <w:abstractNum w:abstractNumId="5" w15:restartNumberingAfterBreak="0">
     <w:nsid w:val="FFFFFF82"/>
     <w:multiLevelType w:val="singleLevel"/>
     <w:tmpl w:val="F3EAFDEC"/>
     <w:lvl w:ilvl="0">
       <w:start w:val="1"/>
       <w:numFmt w:val="bullet"/>
-      <w:pStyle w:val="ListBullet3"/>
       <w:lvlText w:val=""/>
       <w:lvlJc w:val="left"/>
       <w:pPr>
@@ -32243,14 +33278,13 @@
       </w:rPr>
     </w:lvl>
   </w:abstractNum>
-  <w:abstractNum w:abstractNumId="6">
+  <w:abstractNum w:abstractNumId="6" w15:restartNumberingAfterBreak="0">
     <w:nsid w:val="FFFFFF83"/>
     <w:multiLevelType w:val="singleLevel"/>
     <w:tmpl w:val="3D1EFFD4"/>
     <w:lvl w:ilvl="0">
       <w:start w:val="1"/>
       <w:numFmt w:val="bullet"/>
-      <w:pStyle w:val="ListBullet2"/>
       <w:lvlText w:val=""/>
       <w:lvlJc w:val="left"/>
       <w:pPr>
@@ -32264,14 +33298,13 @@
       </w:rPr>
     </w:lvl>
   </w:abstractNum>
-  <w:abstractNum w:abstractNumId="7">
+  <w:abstractNum w:abstractNumId="7" w15:restartNumberingAfterBreak="0">
     <w:nsid w:val="FFFFFF88"/>
     <w:multiLevelType w:val="singleLevel"/>
     <w:tmpl w:val="D0A62B40"/>
     <w:lvl w:ilvl="0">
       <w:start w:val="1"/>
       <w:numFmt w:val="decimal"/>
-      <w:pStyle w:val="ListNumber"/>
       <w:lvlText w:val="%1."/>
       <w:lvlJc w:val="left"/>
       <w:pPr>
@@ -32282,14 +33315,13 @@
       </w:pPr>
     </w:lvl>
   </w:abstractNum>
-  <w:abstractNum w:abstractNumId="8">
+  <w:abstractNum w:abstractNumId="8" w15:restartNumberingAfterBreak="0">
     <w:nsid w:val="FFFFFF89"/>
     <w:multiLevelType w:val="singleLevel"/>
     <w:tmpl w:val="29761A62"/>
     <w:lvl w:ilvl="0">
       <w:start w:val="1"/>
       <w:numFmt w:val="bullet"/>
-      <w:pStyle w:val="ListBullet"/>
       <w:lvlText w:val=""/>
       <w:lvlJc w:val="left"/>
       <w:pPr>
@@ -32303,35 +33335,1521 @@
       </w:rPr>
     </w:lvl>
   </w:abstractNum>
-  <w:num w:numId="1">
-    <w:abstractNumId w:val="8"/>
-  </w:num>
-  <w:num w:numId="2">
-    <w:abstractNumId w:val="6"/>
-  </w:num>
-  <w:num w:numId="3">
-    <w:abstractNumId w:val="5"/>
-  </w:num>
-  <w:num w:numId="4">
-    <w:abstractNumId w:val="4"/>
-  </w:num>
-  <w:num w:numId="5">
-    <w:abstractNumId w:val="7"/>
-  </w:num>
-  <w:num w:numId="6">
-    <w:abstractNumId w:val="3"/>
-  </w:num>
-  <w:num w:numId="7">
-    <w:abstractNumId w:val="2"/>
-  </w:num>
-  <w:num w:numId="8">
-    <w:abstractNumId w:val="1"/>
-  </w:num>
-  <w:num w:numId="9">
-    <w:abstractNumId w:val="0"/>
-  </w:num>
-  <w:abstractNum w:abstractNumId="9">
+  <w:abstractNum w:abstractNumId="9" w15:restartNumberingAfterBreak="0">
+    <w:nsid w:val="19E770A6"/>
+    <w:multiLevelType w:val="hybridMultilevel"/>
+    <w:tmpl w:val="87DA5916"/>
+    <w:lvl w:ilvl="0" w:tplc="0409000F">
+      <w:start w:val="1"/>
+      <w:numFmt w:val="decimal"/>
+      <w:lvlText w:val="%1."/>
+      <w:lvlJc w:val="left"/>
+      <w:pPr>
+        <w:ind w:left="900" w:hanging="360"/>
+      </w:pPr>
+      <w:rPr>
+        <w:rFonts w:hint="default"/>
+      </w:rPr>
+    </w:lvl>
+    <w:lvl w:ilvl="1" w:tplc="04090019" w:tentative="1">
+      <w:start w:val="1"/>
+      <w:numFmt w:val="lowerLetter"/>
+      <w:lvlText w:val="%2."/>
+      <w:lvlJc w:val="left"/>
+      <w:pPr>
+        <w:ind w:left="1440" w:hanging="360"/>
+      </w:pPr>
+    </w:lvl>
+    <w:lvl w:ilvl="2" w:tplc="0409001B" w:tentative="1">
+      <w:start w:val="1"/>
+      <w:numFmt w:val="lowerRoman"/>
+      <w:lvlText w:val="%3."/>
+      <w:lvlJc w:val="right"/>
+      <w:pPr>
+        <w:ind w:left="2160" w:hanging="180"/>
+      </w:pPr>
+    </w:lvl>
+    <w:lvl w:ilvl="3" w:tplc="0409000F" w:tentative="1">
+      <w:start w:val="1"/>
+      <w:numFmt w:val="decimal"/>
+      <w:lvlText w:val="%4."/>
+      <w:lvlJc w:val="left"/>
+      <w:pPr>
+        <w:ind w:left="2880" w:hanging="360"/>
+      </w:pPr>
+    </w:lvl>
+    <w:lvl w:ilvl="4" w:tplc="04090019" w:tentative="1">
+      <w:start w:val="1"/>
+      <w:numFmt w:val="lowerLetter"/>
+      <w:lvlText w:val="%5."/>
+      <w:lvlJc w:val="left"/>
+      <w:pPr>
+        <w:ind w:left="3600" w:hanging="360"/>
+      </w:pPr>
+    </w:lvl>
+    <w:lvl w:ilvl="5" w:tplc="0409001B" w:tentative="1">
+      <w:start w:val="1"/>
+      <w:numFmt w:val="lowerRoman"/>
+      <w:lvlText w:val="%6."/>
+      <w:lvlJc w:val="right"/>
+      <w:pPr>
+        <w:ind w:left="4320" w:hanging="180"/>
+      </w:pPr>
+    </w:lvl>
+    <w:lvl w:ilvl="6" w:tplc="0409000F" w:tentative="1">
+      <w:start w:val="1"/>
+      <w:numFmt w:val="decimal"/>
+      <w:lvlText w:val="%7."/>
+      <w:lvlJc w:val="left"/>
+      <w:pPr>
+        <w:ind w:left="5040" w:hanging="360"/>
+      </w:pPr>
+    </w:lvl>
+    <w:lvl w:ilvl="7" w:tplc="04090019" w:tentative="1">
+      <w:start w:val="1"/>
+      <w:numFmt w:val="lowerLetter"/>
+      <w:lvlText w:val="%8."/>
+      <w:lvlJc w:val="left"/>
+      <w:pPr>
+        <w:ind w:left="5760" w:hanging="360"/>
+      </w:pPr>
+    </w:lvl>
+    <w:lvl w:ilvl="8" w:tplc="0409001B" w:tentative="1">
+      <w:start w:val="1"/>
+      <w:numFmt w:val="lowerRoman"/>
+      <w:lvlText w:val="%9."/>
+      <w:lvlJc w:val="right"/>
+      <w:pPr>
+        <w:ind w:left="6480" w:hanging="180"/>
+      </w:pPr>
+    </w:lvl>
+  </w:abstractNum>
+  <w:abstractNum w:abstractNumId="10" w15:restartNumberingAfterBreak="0">
+    <w:nsid w:val="1B6E6F2E"/>
+    <w:multiLevelType w:val="hybridMultilevel"/>
+    <w:tmpl w:val="04DA7296"/>
+    <w:lvl w:ilvl="0" w:tplc="0409000F">
+      <w:start w:val="1"/>
+      <w:numFmt w:val="decimal"/>
+      <w:lvlText w:val="%1."/>
+      <w:lvlJc w:val="left"/>
+      <w:pPr>
+        <w:ind w:left="720" w:hanging="360"/>
+      </w:pPr>
+      <w:rPr>
+        <w:rFonts w:hint="default"/>
+      </w:rPr>
+    </w:lvl>
+    <w:lvl w:ilvl="1" w:tplc="04090019" w:tentative="1">
+      <w:start w:val="1"/>
+      <w:numFmt w:val="lowerLetter"/>
+      <w:lvlText w:val="%2."/>
+      <w:lvlJc w:val="left"/>
+      <w:pPr>
+        <w:ind w:left="1440" w:hanging="360"/>
+      </w:pPr>
+    </w:lvl>
+    <w:lvl w:ilvl="2" w:tplc="0409001B" w:tentative="1">
+      <w:start w:val="1"/>
+      <w:numFmt w:val="lowerRoman"/>
+      <w:lvlText w:val="%3."/>
+      <w:lvlJc w:val="right"/>
+      <w:pPr>
+        <w:ind w:left="2160" w:hanging="180"/>
+      </w:pPr>
+    </w:lvl>
+    <w:lvl w:ilvl="3" w:tplc="0409000F" w:tentative="1">
+      <w:start w:val="1"/>
+      <w:numFmt w:val="decimal"/>
+      <w:lvlText w:val="%4."/>
+      <w:lvlJc w:val="left"/>
+      <w:pPr>
+        <w:ind w:left="2880" w:hanging="360"/>
+      </w:pPr>
+    </w:lvl>
+    <w:lvl w:ilvl="4" w:tplc="04090019" w:tentative="1">
+      <w:start w:val="1"/>
+      <w:numFmt w:val="lowerLetter"/>
+      <w:lvlText w:val="%5."/>
+      <w:lvlJc w:val="left"/>
+      <w:pPr>
+        <w:ind w:left="3600" w:hanging="360"/>
+      </w:pPr>
+    </w:lvl>
+    <w:lvl w:ilvl="5" w:tplc="0409001B" w:tentative="1">
+      <w:start w:val="1"/>
+      <w:numFmt w:val="lowerRoman"/>
+      <w:lvlText w:val="%6."/>
+      <w:lvlJc w:val="right"/>
+      <w:pPr>
+        <w:ind w:left="4320" w:hanging="180"/>
+      </w:pPr>
+    </w:lvl>
+    <w:lvl w:ilvl="6" w:tplc="0409000F" w:tentative="1">
+      <w:start w:val="1"/>
+      <w:numFmt w:val="decimal"/>
+      <w:lvlText w:val="%7."/>
+      <w:lvlJc w:val="left"/>
+      <w:pPr>
+        <w:ind w:left="5040" w:hanging="360"/>
+      </w:pPr>
+    </w:lvl>
+    <w:lvl w:ilvl="7" w:tplc="04090019" w:tentative="1">
+      <w:start w:val="1"/>
+      <w:numFmt w:val="lowerLetter"/>
+      <w:lvlText w:val="%8."/>
+      <w:lvlJc w:val="left"/>
+      <w:pPr>
+        <w:ind w:left="5760" w:hanging="360"/>
+      </w:pPr>
+    </w:lvl>
+    <w:lvl w:ilvl="8" w:tplc="0409001B" w:tentative="1">
+      <w:start w:val="1"/>
+      <w:numFmt w:val="lowerRoman"/>
+      <w:lvlText w:val="%9."/>
+      <w:lvlJc w:val="right"/>
+      <w:pPr>
+        <w:ind w:left="6480" w:hanging="180"/>
+      </w:pPr>
+    </w:lvl>
+  </w:abstractNum>
+  <w:abstractNum w:abstractNumId="11" w15:restartNumberingAfterBreak="0">
+    <w:nsid w:val="1CD41EF6"/>
+    <w:multiLevelType w:val="multilevel"/>
+    <w:tmpl w:val="FA32ED4C"/>
+    <w:lvl w:ilvl="0">
+      <w:start w:val="5"/>
+      <w:numFmt w:val="decimal"/>
+      <w:lvlText w:val="%1"/>
+      <w:lvlJc w:val="left"/>
+      <w:pPr>
+        <w:ind w:left="360" w:hanging="360"/>
+      </w:pPr>
+      <w:rPr>
+        <w:rFonts w:hint="default"/>
+      </w:rPr>
+    </w:lvl>
+    <w:lvl w:ilvl="1">
+      <w:start w:val="3"/>
+      <w:numFmt w:val="decimal"/>
+      <w:lvlText w:val="%1.%2"/>
+      <w:lvlJc w:val="left"/>
+      <w:pPr>
+        <w:ind w:left="360" w:hanging="360"/>
+      </w:pPr>
+      <w:rPr>
+        <w:rFonts w:hint="default"/>
+      </w:rPr>
+    </w:lvl>
+    <w:lvl w:ilvl="2">
+      <w:start w:val="1"/>
+      <w:numFmt w:val="decimal"/>
+      <w:lvlText w:val="%1.%2.%3"/>
+      <w:lvlJc w:val="left"/>
+      <w:pPr>
+        <w:ind w:left="720" w:hanging="720"/>
+      </w:pPr>
+      <w:rPr>
+        <w:rFonts w:hint="default"/>
+      </w:rPr>
+    </w:lvl>
+    <w:lvl w:ilvl="3">
+      <w:start w:val="1"/>
+      <w:numFmt w:val="decimal"/>
+      <w:lvlText w:val="%1.%2.%3.%4"/>
+      <w:lvlJc w:val="left"/>
+      <w:pPr>
+        <w:ind w:left="720" w:hanging="720"/>
+      </w:pPr>
+      <w:rPr>
+        <w:rFonts w:hint="default"/>
+      </w:rPr>
+    </w:lvl>
+    <w:lvl w:ilvl="4">
+      <w:start w:val="1"/>
+      <w:numFmt w:val="decimal"/>
+      <w:lvlText w:val="%1.%2.%3.%4.%5"/>
+      <w:lvlJc w:val="left"/>
+      <w:pPr>
+        <w:ind w:left="1080" w:hanging="1080"/>
+      </w:pPr>
+      <w:rPr>
+        <w:rFonts w:hint="default"/>
+      </w:rPr>
+    </w:lvl>
+    <w:lvl w:ilvl="5">
+      <w:start w:val="1"/>
+      <w:numFmt w:val="decimal"/>
+      <w:lvlText w:val="%1.%2.%3.%4.%5.%6"/>
+      <w:lvlJc w:val="left"/>
+      <w:pPr>
+        <w:ind w:left="1080" w:hanging="1080"/>
+      </w:pPr>
+      <w:rPr>
+        <w:rFonts w:hint="default"/>
+      </w:rPr>
+    </w:lvl>
+    <w:lvl w:ilvl="6">
+      <w:start w:val="1"/>
+      <w:numFmt w:val="decimal"/>
+      <w:lvlText w:val="%1.%2.%3.%4.%5.%6.%7"/>
+      <w:lvlJc w:val="left"/>
+      <w:pPr>
+        <w:ind w:left="1440" w:hanging="1440"/>
+      </w:pPr>
+      <w:rPr>
+        <w:rFonts w:hint="default"/>
+      </w:rPr>
+    </w:lvl>
+    <w:lvl w:ilvl="7">
+      <w:start w:val="1"/>
+      <w:numFmt w:val="decimal"/>
+      <w:lvlText w:val="%1.%2.%3.%4.%5.%6.%7.%8"/>
+      <w:lvlJc w:val="left"/>
+      <w:pPr>
+        <w:ind w:left="1440" w:hanging="1440"/>
+      </w:pPr>
+      <w:rPr>
+        <w:rFonts w:hint="default"/>
+      </w:rPr>
+    </w:lvl>
+    <w:lvl w:ilvl="8">
+      <w:start w:val="1"/>
+      <w:numFmt w:val="decimal"/>
+      <w:lvlText w:val="%1.%2.%3.%4.%5.%6.%7.%8.%9"/>
+      <w:lvlJc w:val="left"/>
+      <w:pPr>
+        <w:ind w:left="1440" w:hanging="1440"/>
+      </w:pPr>
+      <w:rPr>
+        <w:rFonts w:hint="default"/>
+      </w:rPr>
+    </w:lvl>
+  </w:abstractNum>
+  <w:abstractNum w:abstractNumId="12" w15:restartNumberingAfterBreak="0">
+    <w:nsid w:val="1CD84FDB"/>
+    <w:multiLevelType w:val="multilevel"/>
+    <w:tmpl w:val="6F80E034"/>
+    <w:lvl w:ilvl="0">
+      <w:start w:val="9"/>
+      <w:numFmt w:val="decimal"/>
+      <w:lvlText w:val="%1"/>
+      <w:lvlJc w:val="left"/>
+      <w:pPr>
+        <w:ind w:left="360" w:hanging="360"/>
+      </w:pPr>
+      <w:rPr>
+        <w:rFonts w:hint="default"/>
+      </w:rPr>
+    </w:lvl>
+    <w:lvl w:ilvl="1">
+      <w:start w:val="1"/>
+      <w:numFmt w:val="decimal"/>
+      <w:lvlText w:val="%1.%2"/>
+      <w:lvlJc w:val="left"/>
+      <w:pPr>
+        <w:ind w:left="360" w:hanging="360"/>
+      </w:pPr>
+      <w:rPr>
+        <w:rFonts w:hint="default"/>
+      </w:rPr>
+    </w:lvl>
+    <w:lvl w:ilvl="2">
+      <w:start w:val="1"/>
+      <w:numFmt w:val="decimal"/>
+      <w:lvlText w:val="%1.%2.%3"/>
+      <w:lvlJc w:val="left"/>
+      <w:pPr>
+        <w:ind w:left="720" w:hanging="720"/>
+      </w:pPr>
+      <w:rPr>
+        <w:rFonts w:hint="default"/>
+      </w:rPr>
+    </w:lvl>
+    <w:lvl w:ilvl="3">
+      <w:start w:val="1"/>
+      <w:numFmt w:val="decimal"/>
+      <w:lvlText w:val="%1.%2.%3.%4"/>
+      <w:lvlJc w:val="left"/>
+      <w:pPr>
+        <w:ind w:left="720" w:hanging="720"/>
+      </w:pPr>
+      <w:rPr>
+        <w:rFonts w:hint="default"/>
+      </w:rPr>
+    </w:lvl>
+    <w:lvl w:ilvl="4">
+      <w:start w:val="1"/>
+      <w:numFmt w:val="decimal"/>
+      <w:lvlText w:val="%1.%2.%3.%4.%5"/>
+      <w:lvlJc w:val="left"/>
+      <w:pPr>
+        <w:ind w:left="1080" w:hanging="1080"/>
+      </w:pPr>
+      <w:rPr>
+        <w:rFonts w:hint="default"/>
+      </w:rPr>
+    </w:lvl>
+    <w:lvl w:ilvl="5">
+      <w:start w:val="1"/>
+      <w:numFmt w:val="decimal"/>
+      <w:lvlText w:val="%1.%2.%3.%4.%5.%6"/>
+      <w:lvlJc w:val="left"/>
+      <w:pPr>
+        <w:ind w:left="1080" w:hanging="1080"/>
+      </w:pPr>
+      <w:rPr>
+        <w:rFonts w:hint="default"/>
+      </w:rPr>
+    </w:lvl>
+    <w:lvl w:ilvl="6">
+      <w:start w:val="1"/>
+      <w:numFmt w:val="decimal"/>
+      <w:lvlText w:val="%1.%2.%3.%4.%5.%6.%7"/>
+      <w:lvlJc w:val="left"/>
+      <w:pPr>
+        <w:ind w:left="1440" w:hanging="1440"/>
+      </w:pPr>
+      <w:rPr>
+        <w:rFonts w:hint="default"/>
+      </w:rPr>
+    </w:lvl>
+    <w:lvl w:ilvl="7">
+      <w:start w:val="1"/>
+      <w:numFmt w:val="decimal"/>
+      <w:lvlText w:val="%1.%2.%3.%4.%5.%6.%7.%8"/>
+      <w:lvlJc w:val="left"/>
+      <w:pPr>
+        <w:ind w:left="1440" w:hanging="1440"/>
+      </w:pPr>
+      <w:rPr>
+        <w:rFonts w:hint="default"/>
+      </w:rPr>
+    </w:lvl>
+    <w:lvl w:ilvl="8">
+      <w:start w:val="1"/>
+      <w:numFmt w:val="decimal"/>
+      <w:lvlText w:val="%1.%2.%3.%4.%5.%6.%7.%8.%9"/>
+      <w:lvlJc w:val="left"/>
+      <w:pPr>
+        <w:ind w:left="1440" w:hanging="1440"/>
+      </w:pPr>
+      <w:rPr>
+        <w:rFonts w:hint="default"/>
+      </w:rPr>
+    </w:lvl>
+  </w:abstractNum>
+  <w:abstractNum w:abstractNumId="13" w15:restartNumberingAfterBreak="0">
+    <w:nsid w:val="239419F3"/>
+    <w:multiLevelType w:val="hybridMultilevel"/>
+    <w:tmpl w:val="D2103B8E"/>
+    <w:lvl w:ilvl="0" w:tplc="0409000F">
+      <w:start w:val="1"/>
+      <w:numFmt w:val="decimal"/>
+      <w:lvlText w:val="%1."/>
+      <w:lvlJc w:val="left"/>
+      <w:pPr>
+        <w:ind w:left="720" w:hanging="360"/>
+      </w:pPr>
+      <w:rPr>
+        <w:rFonts w:hint="default"/>
+      </w:rPr>
+    </w:lvl>
+    <w:lvl w:ilvl="1" w:tplc="04090019" w:tentative="1">
+      <w:start w:val="1"/>
+      <w:numFmt w:val="lowerLetter"/>
+      <w:lvlText w:val="%2."/>
+      <w:lvlJc w:val="left"/>
+      <w:pPr>
+        <w:ind w:left="1440" w:hanging="360"/>
+      </w:pPr>
+    </w:lvl>
+    <w:lvl w:ilvl="2" w:tplc="0409001B" w:tentative="1">
+      <w:start w:val="1"/>
+      <w:numFmt w:val="lowerRoman"/>
+      <w:lvlText w:val="%3."/>
+      <w:lvlJc w:val="right"/>
+      <w:pPr>
+        <w:ind w:left="2160" w:hanging="180"/>
+      </w:pPr>
+    </w:lvl>
+    <w:lvl w:ilvl="3" w:tplc="0409000F" w:tentative="1">
+      <w:start w:val="1"/>
+      <w:numFmt w:val="decimal"/>
+      <w:lvlText w:val="%4."/>
+      <w:lvlJc w:val="left"/>
+      <w:pPr>
+        <w:ind w:left="2880" w:hanging="360"/>
+      </w:pPr>
+    </w:lvl>
+    <w:lvl w:ilvl="4" w:tplc="04090019" w:tentative="1">
+      <w:start w:val="1"/>
+      <w:numFmt w:val="lowerLetter"/>
+      <w:lvlText w:val="%5."/>
+      <w:lvlJc w:val="left"/>
+      <w:pPr>
+        <w:ind w:left="3600" w:hanging="360"/>
+      </w:pPr>
+    </w:lvl>
+    <w:lvl w:ilvl="5" w:tplc="0409001B" w:tentative="1">
+      <w:start w:val="1"/>
+      <w:numFmt w:val="lowerRoman"/>
+      <w:lvlText w:val="%6."/>
+      <w:lvlJc w:val="right"/>
+      <w:pPr>
+        <w:ind w:left="4320" w:hanging="180"/>
+      </w:pPr>
+    </w:lvl>
+    <w:lvl w:ilvl="6" w:tplc="0409000F" w:tentative="1">
+      <w:start w:val="1"/>
+      <w:numFmt w:val="decimal"/>
+      <w:lvlText w:val="%7."/>
+      <w:lvlJc w:val="left"/>
+      <w:pPr>
+        <w:ind w:left="5040" w:hanging="360"/>
+      </w:pPr>
+    </w:lvl>
+    <w:lvl w:ilvl="7" w:tplc="04090019" w:tentative="1">
+      <w:start w:val="1"/>
+      <w:numFmt w:val="lowerLetter"/>
+      <w:lvlText w:val="%8."/>
+      <w:lvlJc w:val="left"/>
+      <w:pPr>
+        <w:ind w:left="5760" w:hanging="360"/>
+      </w:pPr>
+    </w:lvl>
+    <w:lvl w:ilvl="8" w:tplc="0409001B" w:tentative="1">
+      <w:start w:val="1"/>
+      <w:numFmt w:val="lowerRoman"/>
+      <w:lvlText w:val="%9."/>
+      <w:lvlJc w:val="right"/>
+      <w:pPr>
+        <w:ind w:left="6480" w:hanging="180"/>
+      </w:pPr>
+    </w:lvl>
+  </w:abstractNum>
+  <w:abstractNum w:abstractNumId="14" w15:restartNumberingAfterBreak="0">
+    <w:nsid w:val="29381031"/>
+    <w:multiLevelType w:val="hybridMultilevel"/>
+    <w:tmpl w:val="5FBE5820"/>
+    <w:lvl w:ilvl="0" w:tplc="0409000F">
+      <w:start w:val="1"/>
+      <w:numFmt w:val="decimal"/>
+      <w:lvlText w:val="%1."/>
+      <w:lvlJc w:val="left"/>
+      <w:pPr>
+        <w:ind w:left="720" w:hanging="360"/>
+      </w:pPr>
+      <w:rPr>
+        <w:rFonts w:hint="default"/>
+      </w:rPr>
+    </w:lvl>
+    <w:lvl w:ilvl="1" w:tplc="04090019" w:tentative="1">
+      <w:start w:val="1"/>
+      <w:numFmt w:val="lowerLetter"/>
+      <w:lvlText w:val="%2."/>
+      <w:lvlJc w:val="left"/>
+      <w:pPr>
+        <w:ind w:left="1440" w:hanging="360"/>
+      </w:pPr>
+    </w:lvl>
+    <w:lvl w:ilvl="2" w:tplc="0409001B" w:tentative="1">
+      <w:start w:val="1"/>
+      <w:numFmt w:val="lowerRoman"/>
+      <w:lvlText w:val="%3."/>
+      <w:lvlJc w:val="right"/>
+      <w:pPr>
+        <w:ind w:left="2160" w:hanging="180"/>
+      </w:pPr>
+    </w:lvl>
+    <w:lvl w:ilvl="3" w:tplc="0409000F" w:tentative="1">
+      <w:start w:val="1"/>
+      <w:numFmt w:val="decimal"/>
+      <w:lvlText w:val="%4."/>
+      <w:lvlJc w:val="left"/>
+      <w:pPr>
+        <w:ind w:left="2880" w:hanging="360"/>
+      </w:pPr>
+    </w:lvl>
+    <w:lvl w:ilvl="4" w:tplc="04090019" w:tentative="1">
+      <w:start w:val="1"/>
+      <w:numFmt w:val="lowerLetter"/>
+      <w:lvlText w:val="%5."/>
+      <w:lvlJc w:val="left"/>
+      <w:pPr>
+        <w:ind w:left="3600" w:hanging="360"/>
+      </w:pPr>
+    </w:lvl>
+    <w:lvl w:ilvl="5" w:tplc="0409001B" w:tentative="1">
+      <w:start w:val="1"/>
+      <w:numFmt w:val="lowerRoman"/>
+      <w:lvlText w:val="%6."/>
+      <w:lvlJc w:val="right"/>
+      <w:pPr>
+        <w:ind w:left="4320" w:hanging="180"/>
+      </w:pPr>
+    </w:lvl>
+    <w:lvl w:ilvl="6" w:tplc="0409000F" w:tentative="1">
+      <w:start w:val="1"/>
+      <w:numFmt w:val="decimal"/>
+      <w:lvlText w:val="%7."/>
+      <w:lvlJc w:val="left"/>
+      <w:pPr>
+        <w:ind w:left="5040" w:hanging="360"/>
+      </w:pPr>
+    </w:lvl>
+    <w:lvl w:ilvl="7" w:tplc="04090019" w:tentative="1">
+      <w:start w:val="1"/>
+      <w:numFmt w:val="lowerLetter"/>
+      <w:lvlText w:val="%8."/>
+      <w:lvlJc w:val="left"/>
+      <w:pPr>
+        <w:ind w:left="5760" w:hanging="360"/>
+      </w:pPr>
+    </w:lvl>
+    <w:lvl w:ilvl="8" w:tplc="0409001B" w:tentative="1">
+      <w:start w:val="1"/>
+      <w:numFmt w:val="lowerRoman"/>
+      <w:lvlText w:val="%9."/>
+      <w:lvlJc w:val="right"/>
+      <w:pPr>
+        <w:ind w:left="6480" w:hanging="180"/>
+      </w:pPr>
+    </w:lvl>
+  </w:abstractNum>
+  <w:abstractNum w:abstractNumId="15" w15:restartNumberingAfterBreak="0">
+    <w:nsid w:val="36E47A39"/>
+    <w:multiLevelType w:val="hybridMultilevel"/>
+    <w:tmpl w:val="357418AA"/>
+    <w:lvl w:ilvl="0" w:tplc="0409000F">
+      <w:start w:val="1"/>
+      <w:numFmt w:val="decimal"/>
+      <w:lvlText w:val="%1."/>
+      <w:lvlJc w:val="left"/>
+      <w:pPr>
+        <w:ind w:left="720" w:hanging="360"/>
+      </w:pPr>
+      <w:rPr>
+        <w:rFonts w:hint="default"/>
+      </w:rPr>
+    </w:lvl>
+    <w:lvl w:ilvl="1" w:tplc="04090019" w:tentative="1">
+      <w:start w:val="1"/>
+      <w:numFmt w:val="lowerLetter"/>
+      <w:lvlText w:val="%2."/>
+      <w:lvlJc w:val="left"/>
+      <w:pPr>
+        <w:ind w:left="1440" w:hanging="360"/>
+      </w:pPr>
+    </w:lvl>
+    <w:lvl w:ilvl="2" w:tplc="0409001B" w:tentative="1">
+      <w:start w:val="1"/>
+      <w:numFmt w:val="lowerRoman"/>
+      <w:lvlText w:val="%3."/>
+      <w:lvlJc w:val="right"/>
+      <w:pPr>
+        <w:ind w:left="2160" w:hanging="180"/>
+      </w:pPr>
+    </w:lvl>
+    <w:lvl w:ilvl="3" w:tplc="0409000F" w:tentative="1">
+      <w:start w:val="1"/>
+      <w:numFmt w:val="decimal"/>
+      <w:lvlText w:val="%4."/>
+      <w:lvlJc w:val="left"/>
+      <w:pPr>
+        <w:ind w:left="2880" w:hanging="360"/>
+      </w:pPr>
+    </w:lvl>
+    <w:lvl w:ilvl="4" w:tplc="04090019" w:tentative="1">
+      <w:start w:val="1"/>
+      <w:numFmt w:val="lowerLetter"/>
+      <w:lvlText w:val="%5."/>
+      <w:lvlJc w:val="left"/>
+      <w:pPr>
+        <w:ind w:left="3600" w:hanging="360"/>
+      </w:pPr>
+    </w:lvl>
+    <w:lvl w:ilvl="5" w:tplc="0409001B" w:tentative="1">
+      <w:start w:val="1"/>
+      <w:numFmt w:val="lowerRoman"/>
+      <w:lvlText w:val="%6."/>
+      <w:lvlJc w:val="right"/>
+      <w:pPr>
+        <w:ind w:left="4320" w:hanging="180"/>
+      </w:pPr>
+    </w:lvl>
+    <w:lvl w:ilvl="6" w:tplc="0409000F" w:tentative="1">
+      <w:start w:val="1"/>
+      <w:numFmt w:val="decimal"/>
+      <w:lvlText w:val="%7."/>
+      <w:lvlJc w:val="left"/>
+      <w:pPr>
+        <w:ind w:left="5040" w:hanging="360"/>
+      </w:pPr>
+    </w:lvl>
+    <w:lvl w:ilvl="7" w:tplc="04090019" w:tentative="1">
+      <w:start w:val="1"/>
+      <w:numFmt w:val="lowerLetter"/>
+      <w:lvlText w:val="%8."/>
+      <w:lvlJc w:val="left"/>
+      <w:pPr>
+        <w:ind w:left="5760" w:hanging="360"/>
+      </w:pPr>
+    </w:lvl>
+    <w:lvl w:ilvl="8" w:tplc="0409001B" w:tentative="1">
+      <w:start w:val="1"/>
+      <w:numFmt w:val="lowerRoman"/>
+      <w:lvlText w:val="%9."/>
+      <w:lvlJc w:val="right"/>
+      <w:pPr>
+        <w:ind w:left="6480" w:hanging="180"/>
+      </w:pPr>
+    </w:lvl>
+  </w:abstractNum>
+  <w:abstractNum w:abstractNumId="16" w15:restartNumberingAfterBreak="0">
+    <w:nsid w:val="4679637A"/>
+    <w:multiLevelType w:val="hybridMultilevel"/>
+    <w:tmpl w:val="350A0AFA"/>
+    <w:lvl w:ilvl="0" w:tplc="0409000F">
+      <w:start w:val="1"/>
+      <w:numFmt w:val="decimal"/>
+      <w:lvlText w:val="%1."/>
+      <w:lvlJc w:val="left"/>
+      <w:pPr>
+        <w:ind w:left="720" w:hanging="360"/>
+      </w:pPr>
+      <w:rPr>
+        <w:rFonts w:hint="default"/>
+      </w:rPr>
+    </w:lvl>
+    <w:lvl w:ilvl="1" w:tplc="04090019" w:tentative="1">
+      <w:start w:val="1"/>
+      <w:numFmt w:val="lowerLetter"/>
+      <w:lvlText w:val="%2."/>
+      <w:lvlJc w:val="left"/>
+      <w:pPr>
+        <w:ind w:left="1440" w:hanging="360"/>
+      </w:pPr>
+    </w:lvl>
+    <w:lvl w:ilvl="2" w:tplc="0409001B" w:tentative="1">
+      <w:start w:val="1"/>
+      <w:numFmt w:val="lowerRoman"/>
+      <w:lvlText w:val="%3."/>
+      <w:lvlJc w:val="right"/>
+      <w:pPr>
+        <w:ind w:left="2160" w:hanging="180"/>
+      </w:pPr>
+    </w:lvl>
+    <w:lvl w:ilvl="3" w:tplc="0409000F" w:tentative="1">
+      <w:start w:val="1"/>
+      <w:numFmt w:val="decimal"/>
+      <w:lvlText w:val="%4."/>
+      <w:lvlJc w:val="left"/>
+      <w:pPr>
+        <w:ind w:left="2880" w:hanging="360"/>
+      </w:pPr>
+    </w:lvl>
+    <w:lvl w:ilvl="4" w:tplc="04090019" w:tentative="1">
+      <w:start w:val="1"/>
+      <w:numFmt w:val="lowerLetter"/>
+      <w:lvlText w:val="%5."/>
+      <w:lvlJc w:val="left"/>
+      <w:pPr>
+        <w:ind w:left="3600" w:hanging="360"/>
+      </w:pPr>
+    </w:lvl>
+    <w:lvl w:ilvl="5" w:tplc="0409001B" w:tentative="1">
+      <w:start w:val="1"/>
+      <w:numFmt w:val="lowerRoman"/>
+      <w:lvlText w:val="%6."/>
+      <w:lvlJc w:val="right"/>
+      <w:pPr>
+        <w:ind w:left="4320" w:hanging="180"/>
+      </w:pPr>
+    </w:lvl>
+    <w:lvl w:ilvl="6" w:tplc="0409000F" w:tentative="1">
+      <w:start w:val="1"/>
+      <w:numFmt w:val="decimal"/>
+      <w:lvlText w:val="%7."/>
+      <w:lvlJc w:val="left"/>
+      <w:pPr>
+        <w:ind w:left="5040" w:hanging="360"/>
+      </w:pPr>
+    </w:lvl>
+    <w:lvl w:ilvl="7" w:tplc="04090019" w:tentative="1">
+      <w:start w:val="1"/>
+      <w:numFmt w:val="lowerLetter"/>
+      <w:lvlText w:val="%8."/>
+      <w:lvlJc w:val="left"/>
+      <w:pPr>
+        <w:ind w:left="5760" w:hanging="360"/>
+      </w:pPr>
+    </w:lvl>
+    <w:lvl w:ilvl="8" w:tplc="0409001B" w:tentative="1">
+      <w:start w:val="1"/>
+      <w:numFmt w:val="lowerRoman"/>
+      <w:lvlText w:val="%9."/>
+      <w:lvlJc w:val="right"/>
+      <w:pPr>
+        <w:ind w:left="6480" w:hanging="180"/>
+      </w:pPr>
+    </w:lvl>
+  </w:abstractNum>
+  <w:abstractNum w:abstractNumId="17" w15:restartNumberingAfterBreak="0">
+    <w:nsid w:val="48B3444F"/>
+    <w:multiLevelType w:val="multilevel"/>
+    <w:tmpl w:val="B37AF80C"/>
+    <w:lvl w:ilvl="0">
+      <w:start w:val="4"/>
+      <w:numFmt w:val="decimal"/>
+      <w:lvlText w:val="%1"/>
+      <w:lvlJc w:val="left"/>
+      <w:pPr>
+        <w:ind w:left="360" w:hanging="360"/>
+      </w:pPr>
+      <w:rPr>
+        <w:rFonts w:hint="default"/>
+      </w:rPr>
+    </w:lvl>
+    <w:lvl w:ilvl="1">
+      <w:start w:val="6"/>
+      <w:numFmt w:val="decimal"/>
+      <w:lvlText w:val="%1.%2"/>
+      <w:lvlJc w:val="left"/>
+      <w:pPr>
+        <w:ind w:left="360" w:hanging="360"/>
+      </w:pPr>
+      <w:rPr>
+        <w:rFonts w:hint="default"/>
+      </w:rPr>
+    </w:lvl>
+    <w:lvl w:ilvl="2">
+      <w:start w:val="1"/>
+      <w:numFmt w:val="decimal"/>
+      <w:lvlText w:val="%1.%2.%3"/>
+      <w:lvlJc w:val="left"/>
+      <w:pPr>
+        <w:ind w:left="720" w:hanging="720"/>
+      </w:pPr>
+      <w:rPr>
+        <w:rFonts w:hint="default"/>
+      </w:rPr>
+    </w:lvl>
+    <w:lvl w:ilvl="3">
+      <w:start w:val="1"/>
+      <w:numFmt w:val="decimal"/>
+      <w:lvlText w:val="%1.%2.%3.%4"/>
+      <w:lvlJc w:val="left"/>
+      <w:pPr>
+        <w:ind w:left="720" w:hanging="720"/>
+      </w:pPr>
+      <w:rPr>
+        <w:rFonts w:hint="default"/>
+      </w:rPr>
+    </w:lvl>
+    <w:lvl w:ilvl="4">
+      <w:start w:val="1"/>
+      <w:numFmt w:val="decimal"/>
+      <w:lvlText w:val="%1.%2.%3.%4.%5"/>
+      <w:lvlJc w:val="left"/>
+      <w:pPr>
+        <w:ind w:left="1080" w:hanging="1080"/>
+      </w:pPr>
+      <w:rPr>
+        <w:rFonts w:hint="default"/>
+      </w:rPr>
+    </w:lvl>
+    <w:lvl w:ilvl="5">
+      <w:start w:val="1"/>
+      <w:numFmt w:val="decimal"/>
+      <w:lvlText w:val="%1.%2.%3.%4.%5.%6"/>
+      <w:lvlJc w:val="left"/>
+      <w:pPr>
+        <w:ind w:left="1080" w:hanging="1080"/>
+      </w:pPr>
+      <w:rPr>
+        <w:rFonts w:hint="default"/>
+      </w:rPr>
+    </w:lvl>
+    <w:lvl w:ilvl="6">
+      <w:start w:val="1"/>
+      <w:numFmt w:val="decimal"/>
+      <w:lvlText w:val="%1.%2.%3.%4.%5.%6.%7"/>
+      <w:lvlJc w:val="left"/>
+      <w:pPr>
+        <w:ind w:left="1440" w:hanging="1440"/>
+      </w:pPr>
+      <w:rPr>
+        <w:rFonts w:hint="default"/>
+      </w:rPr>
+    </w:lvl>
+    <w:lvl w:ilvl="7">
+      <w:start w:val="1"/>
+      <w:numFmt w:val="decimal"/>
+      <w:lvlText w:val="%1.%2.%3.%4.%5.%6.%7.%8"/>
+      <w:lvlJc w:val="left"/>
+      <w:pPr>
+        <w:ind w:left="1440" w:hanging="1440"/>
+      </w:pPr>
+      <w:rPr>
+        <w:rFonts w:hint="default"/>
+      </w:rPr>
+    </w:lvl>
+    <w:lvl w:ilvl="8">
+      <w:start w:val="1"/>
+      <w:numFmt w:val="decimal"/>
+      <w:lvlText w:val="%1.%2.%3.%4.%5.%6.%7.%8.%9"/>
+      <w:lvlJc w:val="left"/>
+      <w:pPr>
+        <w:ind w:left="1440" w:hanging="1440"/>
+      </w:pPr>
+      <w:rPr>
+        <w:rFonts w:hint="default"/>
+      </w:rPr>
+    </w:lvl>
+  </w:abstractNum>
+  <w:abstractNum w:abstractNumId="18" w15:restartNumberingAfterBreak="0">
+    <w:nsid w:val="55241E1E"/>
+    <w:multiLevelType w:val="multilevel"/>
+    <w:tmpl w:val="70B2F858"/>
+    <w:lvl w:ilvl="0">
+      <w:start w:val="1"/>
+      <w:numFmt w:val="decimal"/>
+      <w:lvlText w:val="%1."/>
+      <w:lvlJc w:val="left"/>
+      <w:pPr>
+        <w:ind w:left="720" w:hanging="360"/>
+      </w:pPr>
+      <w:rPr>
+        <w:rFonts w:hint="default"/>
+      </w:rPr>
+    </w:lvl>
+    <w:lvl w:ilvl="1">
+      <w:start w:val="1"/>
+      <w:numFmt w:val="decimal"/>
+      <w:isLgl/>
+      <w:lvlText w:val="%1.%2"/>
+      <w:lvlJc w:val="left"/>
+      <w:pPr>
+        <w:ind w:left="720" w:hanging="360"/>
+      </w:pPr>
+      <w:rPr>
+        <w:rFonts w:hint="default"/>
+      </w:rPr>
+    </w:lvl>
+    <w:lvl w:ilvl="2">
+      <w:start w:val="1"/>
+      <w:numFmt w:val="decimal"/>
+      <w:isLgl/>
+      <w:lvlText w:val="%1.%2.%3"/>
+      <w:lvlJc w:val="left"/>
+      <w:pPr>
+        <w:ind w:left="1080" w:hanging="720"/>
+      </w:pPr>
+      <w:rPr>
+        <w:rFonts w:hint="default"/>
+      </w:rPr>
+    </w:lvl>
+    <w:lvl w:ilvl="3">
+      <w:start w:val="1"/>
+      <w:numFmt w:val="decimal"/>
+      <w:isLgl/>
+      <w:lvlText w:val="%1.%2.%3.%4"/>
+      <w:lvlJc w:val="left"/>
+      <w:pPr>
+        <w:ind w:left="1080" w:hanging="720"/>
+      </w:pPr>
+      <w:rPr>
+        <w:rFonts w:hint="default"/>
+      </w:rPr>
+    </w:lvl>
+    <w:lvl w:ilvl="4">
+      <w:start w:val="1"/>
+      <w:numFmt w:val="decimal"/>
+      <w:isLgl/>
+      <w:lvlText w:val="%1.%2.%3.%4.%5"/>
+      <w:lvlJc w:val="left"/>
+      <w:pPr>
+        <w:ind w:left="1440" w:hanging="1080"/>
+      </w:pPr>
+      <w:rPr>
+        <w:rFonts w:hint="default"/>
+      </w:rPr>
+    </w:lvl>
+    <w:lvl w:ilvl="5">
+      <w:start w:val="1"/>
+      <w:numFmt w:val="decimal"/>
+      <w:isLgl/>
+      <w:lvlText w:val="%1.%2.%3.%4.%5.%6"/>
+      <w:lvlJc w:val="left"/>
+      <w:pPr>
+        <w:ind w:left="1440" w:hanging="1080"/>
+      </w:pPr>
+      <w:rPr>
+        <w:rFonts w:hint="default"/>
+      </w:rPr>
+    </w:lvl>
+    <w:lvl w:ilvl="6">
+      <w:start w:val="1"/>
+      <w:numFmt w:val="decimal"/>
+      <w:isLgl/>
+      <w:lvlText w:val="%1.%2.%3.%4.%5.%6.%7"/>
+      <w:lvlJc w:val="left"/>
+      <w:pPr>
+        <w:ind w:left="1800" w:hanging="1440"/>
+      </w:pPr>
+      <w:rPr>
+        <w:rFonts w:hint="default"/>
+      </w:rPr>
+    </w:lvl>
+    <w:lvl w:ilvl="7">
+      <w:start w:val="1"/>
+      <w:numFmt w:val="decimal"/>
+      <w:isLgl/>
+      <w:lvlText w:val="%1.%2.%3.%4.%5.%6.%7.%8"/>
+      <w:lvlJc w:val="left"/>
+      <w:pPr>
+        <w:ind w:left="1800" w:hanging="1440"/>
+      </w:pPr>
+      <w:rPr>
+        <w:rFonts w:hint="default"/>
+      </w:rPr>
+    </w:lvl>
+    <w:lvl w:ilvl="8">
+      <w:start w:val="1"/>
+      <w:numFmt w:val="decimal"/>
+      <w:isLgl/>
+      <w:lvlText w:val="%1.%2.%3.%4.%5.%6.%7.%8.%9"/>
+      <w:lvlJc w:val="left"/>
+      <w:pPr>
+        <w:ind w:left="1800" w:hanging="1440"/>
+      </w:pPr>
+      <w:rPr>
+        <w:rFonts w:hint="default"/>
+      </w:rPr>
+    </w:lvl>
+  </w:abstractNum>
+  <w:abstractNum w:abstractNumId="19" w15:restartNumberingAfterBreak="0">
+    <w:nsid w:val="556303F5"/>
+    <w:multiLevelType w:val="multilevel"/>
+    <w:tmpl w:val="F3C44FCE"/>
+    <w:lvl w:ilvl="0">
+      <w:start w:val="7"/>
+      <w:numFmt w:val="decimal"/>
+      <w:lvlText w:val="%1"/>
+      <w:lvlJc w:val="left"/>
+      <w:pPr>
+        <w:ind w:left="360" w:hanging="360"/>
+      </w:pPr>
+      <w:rPr>
+        <w:rFonts w:hint="default"/>
+      </w:rPr>
+    </w:lvl>
+    <w:lvl w:ilvl="1">
+      <w:start w:val="1"/>
+      <w:numFmt w:val="decimal"/>
+      <w:lvlText w:val="%1.%2"/>
+      <w:lvlJc w:val="left"/>
+      <w:pPr>
+        <w:ind w:left="360" w:hanging="360"/>
+      </w:pPr>
+      <w:rPr>
+        <w:rFonts w:hint="default"/>
+      </w:rPr>
+    </w:lvl>
+    <w:lvl w:ilvl="2">
+      <w:start w:val="1"/>
+      <w:numFmt w:val="decimal"/>
+      <w:lvlText w:val="%1.%2.%3"/>
+      <w:lvlJc w:val="left"/>
+      <w:pPr>
+        <w:ind w:left="720" w:hanging="720"/>
+      </w:pPr>
+      <w:rPr>
+        <w:rFonts w:hint="default"/>
+      </w:rPr>
+    </w:lvl>
+    <w:lvl w:ilvl="3">
+      <w:start w:val="1"/>
+      <w:numFmt w:val="decimal"/>
+      <w:lvlText w:val="%1.%2.%3.%4"/>
+      <w:lvlJc w:val="left"/>
+      <w:pPr>
+        <w:ind w:left="720" w:hanging="720"/>
+      </w:pPr>
+      <w:rPr>
+        <w:rFonts w:hint="default"/>
+      </w:rPr>
+    </w:lvl>
+    <w:lvl w:ilvl="4">
+      <w:start w:val="1"/>
+      <w:numFmt w:val="decimal"/>
+      <w:lvlText w:val="%1.%2.%3.%4.%5"/>
+      <w:lvlJc w:val="left"/>
+      <w:pPr>
+        <w:ind w:left="1080" w:hanging="1080"/>
+      </w:pPr>
+      <w:rPr>
+        <w:rFonts w:hint="default"/>
+      </w:rPr>
+    </w:lvl>
+    <w:lvl w:ilvl="5">
+      <w:start w:val="1"/>
+      <w:numFmt w:val="decimal"/>
+      <w:lvlText w:val="%1.%2.%3.%4.%5.%6"/>
+      <w:lvlJc w:val="left"/>
+      <w:pPr>
+        <w:ind w:left="1080" w:hanging="1080"/>
+      </w:pPr>
+      <w:rPr>
+        <w:rFonts w:hint="default"/>
+      </w:rPr>
+    </w:lvl>
+    <w:lvl w:ilvl="6">
+      <w:start w:val="1"/>
+      <w:numFmt w:val="decimal"/>
+      <w:lvlText w:val="%1.%2.%3.%4.%5.%6.%7"/>
+      <w:lvlJc w:val="left"/>
+      <w:pPr>
+        <w:ind w:left="1440" w:hanging="1440"/>
+      </w:pPr>
+      <w:rPr>
+        <w:rFonts w:hint="default"/>
+      </w:rPr>
+    </w:lvl>
+    <w:lvl w:ilvl="7">
+      <w:start w:val="1"/>
+      <w:numFmt w:val="decimal"/>
+      <w:lvlText w:val="%1.%2.%3.%4.%5.%6.%7.%8"/>
+      <w:lvlJc w:val="left"/>
+      <w:pPr>
+        <w:ind w:left="1440" w:hanging="1440"/>
+      </w:pPr>
+      <w:rPr>
+        <w:rFonts w:hint="default"/>
+      </w:rPr>
+    </w:lvl>
+    <w:lvl w:ilvl="8">
+      <w:start w:val="1"/>
+      <w:numFmt w:val="decimal"/>
+      <w:lvlText w:val="%1.%2.%3.%4.%5.%6.%7.%8.%9"/>
+      <w:lvlJc w:val="left"/>
+      <w:pPr>
+        <w:ind w:left="1440" w:hanging="1440"/>
+      </w:pPr>
+      <w:rPr>
+        <w:rFonts w:hint="default"/>
+      </w:rPr>
+    </w:lvl>
+  </w:abstractNum>
+  <w:abstractNum w:abstractNumId="20" w15:restartNumberingAfterBreak="0">
+    <w:nsid w:val="5A996D3D"/>
+    <w:multiLevelType w:val="multilevel"/>
+    <w:tmpl w:val="1FBE0C28"/>
+    <w:lvl w:ilvl="0">
+      <w:start w:val="17"/>
+      <w:numFmt w:val="decimal"/>
+      <w:lvlText w:val="%1"/>
+      <w:lvlJc w:val="left"/>
+      <w:pPr>
+        <w:ind w:left="460" w:hanging="460"/>
+      </w:pPr>
+      <w:rPr>
+        <w:rFonts w:hint="default"/>
+      </w:rPr>
+    </w:lvl>
+    <w:lvl w:ilvl="1">
+      <w:start w:val="1"/>
+      <w:numFmt w:val="decimal"/>
+      <w:lvlText w:val="%1.%2"/>
+      <w:lvlJc w:val="left"/>
+      <w:pPr>
+        <w:ind w:left="460" w:hanging="460"/>
+      </w:pPr>
+      <w:rPr>
+        <w:rFonts w:hint="default"/>
+      </w:rPr>
+    </w:lvl>
+    <w:lvl w:ilvl="2">
+      <w:start w:val="1"/>
+      <w:numFmt w:val="decimal"/>
+      <w:lvlText w:val="%1.%2.%3"/>
+      <w:lvlJc w:val="left"/>
+      <w:pPr>
+        <w:ind w:left="720" w:hanging="720"/>
+      </w:pPr>
+      <w:rPr>
+        <w:rFonts w:hint="default"/>
+      </w:rPr>
+    </w:lvl>
+    <w:lvl w:ilvl="3">
+      <w:start w:val="1"/>
+      <w:numFmt w:val="decimal"/>
+      <w:lvlText w:val="%1.%2.%3.%4"/>
+      <w:lvlJc w:val="left"/>
+      <w:pPr>
+        <w:ind w:left="720" w:hanging="720"/>
+      </w:pPr>
+      <w:rPr>
+        <w:rFonts w:hint="default"/>
+      </w:rPr>
+    </w:lvl>
+    <w:lvl w:ilvl="4">
+      <w:start w:val="1"/>
+      <w:numFmt w:val="decimal"/>
+      <w:lvlText w:val="%1.%2.%3.%4.%5"/>
+      <w:lvlJc w:val="left"/>
+      <w:pPr>
+        <w:ind w:left="1080" w:hanging="1080"/>
+      </w:pPr>
+      <w:rPr>
+        <w:rFonts w:hint="default"/>
+      </w:rPr>
+    </w:lvl>
+    <w:lvl w:ilvl="5">
+      <w:start w:val="1"/>
+      <w:numFmt w:val="decimal"/>
+      <w:lvlText w:val="%1.%2.%3.%4.%5.%6"/>
+      <w:lvlJc w:val="left"/>
+      <w:pPr>
+        <w:ind w:left="1080" w:hanging="1080"/>
+      </w:pPr>
+      <w:rPr>
+        <w:rFonts w:hint="default"/>
+      </w:rPr>
+    </w:lvl>
+    <w:lvl w:ilvl="6">
+      <w:start w:val="1"/>
+      <w:numFmt w:val="decimal"/>
+      <w:lvlText w:val="%1.%2.%3.%4.%5.%6.%7"/>
+      <w:lvlJc w:val="left"/>
+      <w:pPr>
+        <w:ind w:left="1440" w:hanging="1440"/>
+      </w:pPr>
+      <w:rPr>
+        <w:rFonts w:hint="default"/>
+      </w:rPr>
+    </w:lvl>
+    <w:lvl w:ilvl="7">
+      <w:start w:val="1"/>
+      <w:numFmt w:val="decimal"/>
+      <w:lvlText w:val="%1.%2.%3.%4.%5.%6.%7.%8"/>
+      <w:lvlJc w:val="left"/>
+      <w:pPr>
+        <w:ind w:left="1440" w:hanging="1440"/>
+      </w:pPr>
+      <w:rPr>
+        <w:rFonts w:hint="default"/>
+      </w:rPr>
+    </w:lvl>
+    <w:lvl w:ilvl="8">
+      <w:start w:val="1"/>
+      <w:numFmt w:val="decimal"/>
+      <w:lvlText w:val="%1.%2.%3.%4.%5.%6.%7.%8.%9"/>
+      <w:lvlJc w:val="left"/>
+      <w:pPr>
+        <w:ind w:left="1440" w:hanging="1440"/>
+      </w:pPr>
+      <w:rPr>
+        <w:rFonts w:hint="default"/>
+      </w:rPr>
+    </w:lvl>
+  </w:abstractNum>
+  <w:abstractNum w:abstractNumId="21" w15:restartNumberingAfterBreak="0">
+    <w:nsid w:val="5B905E7C"/>
+    <w:multiLevelType w:val="multilevel"/>
+    <w:tmpl w:val="19DEDF3C"/>
+    <w:lvl w:ilvl="0">
+      <w:start w:val="13"/>
+      <w:numFmt w:val="decimal"/>
+      <w:lvlText w:val="%1"/>
+      <w:lvlJc w:val="left"/>
+      <w:pPr>
+        <w:ind w:left="460" w:hanging="460"/>
+      </w:pPr>
+      <w:rPr>
+        <w:rFonts w:hint="default"/>
+      </w:rPr>
+    </w:lvl>
+    <w:lvl w:ilvl="1">
+      <w:start w:val="3"/>
+      <w:numFmt w:val="decimal"/>
+      <w:lvlText w:val="%1.%2"/>
+      <w:lvlJc w:val="left"/>
+      <w:pPr>
+        <w:ind w:left="460" w:hanging="460"/>
+      </w:pPr>
+      <w:rPr>
+        <w:rFonts w:hint="default"/>
+      </w:rPr>
+    </w:lvl>
+    <w:lvl w:ilvl="2">
+      <w:start w:val="1"/>
+      <w:numFmt w:val="decimal"/>
+      <w:lvlText w:val="%1.%2.%3"/>
+      <w:lvlJc w:val="left"/>
+      <w:pPr>
+        <w:ind w:left="720" w:hanging="720"/>
+      </w:pPr>
+      <w:rPr>
+        <w:rFonts w:hint="default"/>
+      </w:rPr>
+    </w:lvl>
+    <w:lvl w:ilvl="3">
+      <w:start w:val="1"/>
+      <w:numFmt w:val="decimal"/>
+      <w:lvlText w:val="%1.%2.%3.%4"/>
+      <w:lvlJc w:val="left"/>
+      <w:pPr>
+        <w:ind w:left="720" w:hanging="720"/>
+      </w:pPr>
+      <w:rPr>
+        <w:rFonts w:hint="default"/>
+      </w:rPr>
+    </w:lvl>
+    <w:lvl w:ilvl="4">
+      <w:start w:val="1"/>
+      <w:numFmt w:val="decimal"/>
+      <w:lvlText w:val="%1.%2.%3.%4.%5"/>
+      <w:lvlJc w:val="left"/>
+      <w:pPr>
+        <w:ind w:left="1080" w:hanging="1080"/>
+      </w:pPr>
+      <w:rPr>
+        <w:rFonts w:hint="default"/>
+      </w:rPr>
+    </w:lvl>
+    <w:lvl w:ilvl="5">
+      <w:start w:val="1"/>
+      <w:numFmt w:val="decimal"/>
+      <w:lvlText w:val="%1.%2.%3.%4.%5.%6"/>
+      <w:lvlJc w:val="left"/>
+      <w:pPr>
+        <w:ind w:left="1080" w:hanging="1080"/>
+      </w:pPr>
+      <w:rPr>
+        <w:rFonts w:hint="default"/>
+      </w:rPr>
+    </w:lvl>
+    <w:lvl w:ilvl="6">
+      <w:start w:val="1"/>
+      <w:numFmt w:val="decimal"/>
+      <w:lvlText w:val="%1.%2.%3.%4.%5.%6.%7"/>
+      <w:lvlJc w:val="left"/>
+      <w:pPr>
+        <w:ind w:left="1440" w:hanging="1440"/>
+      </w:pPr>
+      <w:rPr>
+        <w:rFonts w:hint="default"/>
+      </w:rPr>
+    </w:lvl>
+    <w:lvl w:ilvl="7">
+      <w:start w:val="1"/>
+      <w:numFmt w:val="decimal"/>
+      <w:lvlText w:val="%1.%2.%3.%4.%5.%6.%7.%8"/>
+      <w:lvlJc w:val="left"/>
+      <w:pPr>
+        <w:ind w:left="1440" w:hanging="1440"/>
+      </w:pPr>
+      <w:rPr>
+        <w:rFonts w:hint="default"/>
+      </w:rPr>
+    </w:lvl>
+    <w:lvl w:ilvl="8">
+      <w:start w:val="1"/>
+      <w:numFmt w:val="decimal"/>
+      <w:lvlText w:val="%1.%2.%3.%4.%5.%6.%7.%8.%9"/>
+      <w:lvlJc w:val="left"/>
+      <w:pPr>
+        <w:ind w:left="1440" w:hanging="1440"/>
+      </w:pPr>
+      <w:rPr>
+        <w:rFonts w:hint="default"/>
+      </w:rPr>
+    </w:lvl>
+  </w:abstractNum>
+  <w:abstractNum w:abstractNumId="22" w15:restartNumberingAfterBreak="0">
+    <w:nsid w:val="61C21CFD"/>
+    <w:multiLevelType w:val="hybridMultilevel"/>
+    <w:tmpl w:val="7C32F8C2"/>
+    <w:lvl w:ilvl="0" w:tplc="0296B446">
+      <w:start w:val="1"/>
+      <w:numFmt w:val="decimal"/>
+      <w:lvlText w:val="%1."/>
+      <w:lvlJc w:val="left"/>
+      <w:pPr>
+        <w:ind w:left="900" w:hanging="360"/>
+      </w:pPr>
+      <w:rPr>
+        <w:rFonts w:hint="default"/>
+      </w:rPr>
+    </w:lvl>
+    <w:lvl w:ilvl="1" w:tplc="04090019" w:tentative="1">
+      <w:start w:val="1"/>
+      <w:numFmt w:val="lowerLetter"/>
+      <w:lvlText w:val="%2."/>
+      <w:lvlJc w:val="left"/>
+      <w:pPr>
+        <w:ind w:left="1620" w:hanging="360"/>
+      </w:pPr>
+    </w:lvl>
+    <w:lvl w:ilvl="2" w:tplc="0409001B" w:tentative="1">
+      <w:start w:val="1"/>
+      <w:numFmt w:val="lowerRoman"/>
+      <w:lvlText w:val="%3."/>
+      <w:lvlJc w:val="right"/>
+      <w:pPr>
+        <w:ind w:left="2340" w:hanging="180"/>
+      </w:pPr>
+    </w:lvl>
+    <w:lvl w:ilvl="3" w:tplc="0409000F" w:tentative="1">
+      <w:start w:val="1"/>
+      <w:numFmt w:val="decimal"/>
+      <w:lvlText w:val="%4."/>
+      <w:lvlJc w:val="left"/>
+      <w:pPr>
+        <w:ind w:left="3060" w:hanging="360"/>
+      </w:pPr>
+    </w:lvl>
+    <w:lvl w:ilvl="4" w:tplc="04090019" w:tentative="1">
+      <w:start w:val="1"/>
+      <w:numFmt w:val="lowerLetter"/>
+      <w:lvlText w:val="%5."/>
+      <w:lvlJc w:val="left"/>
+      <w:pPr>
+        <w:ind w:left="3780" w:hanging="360"/>
+      </w:pPr>
+    </w:lvl>
+    <w:lvl w:ilvl="5" w:tplc="0409001B" w:tentative="1">
+      <w:start w:val="1"/>
+      <w:numFmt w:val="lowerRoman"/>
+      <w:lvlText w:val="%6."/>
+      <w:lvlJc w:val="right"/>
+      <w:pPr>
+        <w:ind w:left="4500" w:hanging="180"/>
+      </w:pPr>
+    </w:lvl>
+    <w:lvl w:ilvl="6" w:tplc="0409000F" w:tentative="1">
+      <w:start w:val="1"/>
+      <w:numFmt w:val="decimal"/>
+      <w:lvlText w:val="%7."/>
+      <w:lvlJc w:val="left"/>
+      <w:pPr>
+        <w:ind w:left="5220" w:hanging="360"/>
+      </w:pPr>
+    </w:lvl>
+    <w:lvl w:ilvl="7" w:tplc="04090019" w:tentative="1">
+      <w:start w:val="1"/>
+      <w:numFmt w:val="lowerLetter"/>
+      <w:lvlText w:val="%8."/>
+      <w:lvlJc w:val="left"/>
+      <w:pPr>
+        <w:ind w:left="5940" w:hanging="360"/>
+      </w:pPr>
+    </w:lvl>
+    <w:lvl w:ilvl="8" w:tplc="0409001B" w:tentative="1">
+      <w:start w:val="1"/>
+      <w:numFmt w:val="lowerRoman"/>
+      <w:lvlText w:val="%9."/>
+      <w:lvlJc w:val="right"/>
+      <w:pPr>
+        <w:ind w:left="6660" w:hanging="180"/>
+      </w:pPr>
+    </w:lvl>
+  </w:abstractNum>
+  <w:abstractNum w:abstractNumId="23" w15:restartNumberingAfterBreak="0">
+    <w:nsid w:val="62005EFB"/>
+    <w:multiLevelType w:val="hybridMultilevel"/>
+    <w:tmpl w:val="11FC65A0"/>
+    <w:lvl w:ilvl="0" w:tplc="0409000F">
+      <w:start w:val="1"/>
+      <w:numFmt w:val="decimal"/>
+      <w:lvlText w:val="%1."/>
+      <w:lvlJc w:val="left"/>
+      <w:pPr>
+        <w:ind w:left="720" w:hanging="360"/>
+      </w:pPr>
+      <w:rPr>
+        <w:rFonts w:hint="default"/>
+      </w:rPr>
+    </w:lvl>
+    <w:lvl w:ilvl="1" w:tplc="04090019" w:tentative="1">
+      <w:start w:val="1"/>
+      <w:numFmt w:val="lowerLetter"/>
+      <w:lvlText w:val="%2."/>
+      <w:lvlJc w:val="left"/>
+      <w:pPr>
+        <w:ind w:left="1440" w:hanging="360"/>
+      </w:pPr>
+    </w:lvl>
+    <w:lvl w:ilvl="2" w:tplc="0409001B" w:tentative="1">
+      <w:start w:val="1"/>
+      <w:numFmt w:val="lowerRoman"/>
+      <w:lvlText w:val="%3."/>
+      <w:lvlJc w:val="right"/>
+      <w:pPr>
+        <w:ind w:left="2160" w:hanging="180"/>
+      </w:pPr>
+    </w:lvl>
+    <w:lvl w:ilvl="3" w:tplc="0409000F" w:tentative="1">
+      <w:start w:val="1"/>
+      <w:numFmt w:val="decimal"/>
+      <w:lvlText w:val="%4."/>
+      <w:lvlJc w:val="left"/>
+      <w:pPr>
+        <w:ind w:left="2880" w:hanging="360"/>
+      </w:pPr>
+    </w:lvl>
+    <w:lvl w:ilvl="4" w:tplc="04090019" w:tentative="1">
+      <w:start w:val="1"/>
+      <w:numFmt w:val="lowerLetter"/>
+      <w:lvlText w:val="%5."/>
+      <w:lvlJc w:val="left"/>
+      <w:pPr>
+        <w:ind w:left="3600" w:hanging="360"/>
+      </w:pPr>
+    </w:lvl>
+    <w:lvl w:ilvl="5" w:tplc="0409001B" w:tentative="1">
+      <w:start w:val="1"/>
+      <w:numFmt w:val="lowerRoman"/>
+      <w:lvlText w:val="%6."/>
+      <w:lvlJc w:val="right"/>
+      <w:pPr>
+        <w:ind w:left="4320" w:hanging="180"/>
+      </w:pPr>
+    </w:lvl>
+    <w:lvl w:ilvl="6" w:tplc="0409000F" w:tentative="1">
+      <w:start w:val="1"/>
+      <w:numFmt w:val="decimal"/>
+      <w:lvlText w:val="%7."/>
+      <w:lvlJc w:val="left"/>
+      <w:pPr>
+        <w:ind w:left="5040" w:hanging="360"/>
+      </w:pPr>
+    </w:lvl>
+    <w:lvl w:ilvl="7" w:tplc="04090019" w:tentative="1">
+      <w:start w:val="1"/>
+      <w:numFmt w:val="lowerLetter"/>
+      <w:lvlText w:val="%8."/>
+      <w:lvlJc w:val="left"/>
+      <w:pPr>
+        <w:ind w:left="5760" w:hanging="360"/>
+      </w:pPr>
+    </w:lvl>
+    <w:lvl w:ilvl="8" w:tplc="0409001B" w:tentative="1">
+      <w:start w:val="1"/>
+      <w:numFmt w:val="lowerRoman"/>
+      <w:lvlText w:val="%9."/>
+      <w:lvlJc w:val="right"/>
+      <w:pPr>
+        <w:ind w:left="6480" w:hanging="180"/>
+      </w:pPr>
+    </w:lvl>
+  </w:abstractNum>
+  <w:abstractNum w:abstractNumId="24" w15:restartNumberingAfterBreak="0">
+    <w:nsid w:val="640316EB"/>
     <w:multiLevelType w:val="singleLevel"/>
+    <w:tmpl w:val="0409000F"/>
     <w:lvl w:ilvl="0">
       <w:start w:val="1"/>
       <w:numFmt w:val="decimal"/>
@@ -32345,11 +34863,99 @@
       </w:pPr>
     </w:lvl>
   </w:abstractNum>
-  <w:num w:numId="10">
-    <w:abstractNumId w:val="9"/>
-  </w:num>
-  <w:abstractNum w:abstractNumId="10">
+  <w:abstractNum w:abstractNumId="25" w15:restartNumberingAfterBreak="0">
+    <w:nsid w:val="6B880AEA"/>
+    <w:multiLevelType w:val="hybridMultilevel"/>
+    <w:tmpl w:val="CC649E62"/>
+    <w:lvl w:ilvl="0" w:tplc="0409000F">
+      <w:start w:val="1"/>
+      <w:numFmt w:val="decimal"/>
+      <w:lvlText w:val="%1."/>
+      <w:lvlJc w:val="left"/>
+      <w:pPr>
+        <w:ind w:left="720" w:hanging="360"/>
+      </w:pPr>
+      <w:rPr>
+        <w:rFonts w:hint="default"/>
+      </w:rPr>
+    </w:lvl>
+    <w:lvl w:ilvl="1" w:tplc="04090019" w:tentative="1">
+      <w:start w:val="1"/>
+      <w:numFmt w:val="lowerLetter"/>
+      <w:lvlText w:val="%2."/>
+      <w:lvlJc w:val="left"/>
+      <w:pPr>
+        <w:ind w:left="1440" w:hanging="360"/>
+      </w:pPr>
+    </w:lvl>
+    <w:lvl w:ilvl="2" w:tplc="0409001B" w:tentative="1">
+      <w:start w:val="1"/>
+      <w:numFmt w:val="lowerRoman"/>
+      <w:lvlText w:val="%3."/>
+      <w:lvlJc w:val="right"/>
+      <w:pPr>
+        <w:ind w:left="2160" w:hanging="180"/>
+      </w:pPr>
+    </w:lvl>
+    <w:lvl w:ilvl="3" w:tplc="0409000F" w:tentative="1">
+      <w:start w:val="1"/>
+      <w:numFmt w:val="decimal"/>
+      <w:lvlText w:val="%4."/>
+      <w:lvlJc w:val="left"/>
+      <w:pPr>
+        <w:ind w:left="2880" w:hanging="360"/>
+      </w:pPr>
+    </w:lvl>
+    <w:lvl w:ilvl="4" w:tplc="04090019" w:tentative="1">
+      <w:start w:val="1"/>
+      <w:numFmt w:val="lowerLetter"/>
+      <w:lvlText w:val="%5."/>
+      <w:lvlJc w:val="left"/>
+      <w:pPr>
+        <w:ind w:left="3600" w:hanging="360"/>
+      </w:pPr>
+    </w:lvl>
+    <w:lvl w:ilvl="5" w:tplc="0409001B" w:tentative="1">
+      <w:start w:val="1"/>
+      <w:numFmt w:val="lowerRoman"/>
+      <w:lvlText w:val="%6."/>
+      <w:lvlJc w:val="right"/>
+      <w:pPr>
+        <w:ind w:left="4320" w:hanging="180"/>
+      </w:pPr>
+    </w:lvl>
+    <w:lvl w:ilvl="6" w:tplc="0409000F" w:tentative="1">
+      <w:start w:val="1"/>
+      <w:numFmt w:val="decimal"/>
+      <w:lvlText w:val="%7."/>
+      <w:lvlJc w:val="left"/>
+      <w:pPr>
+        <w:ind w:left="5040" w:hanging="360"/>
+      </w:pPr>
+    </w:lvl>
+    <w:lvl w:ilvl="7" w:tplc="04090019" w:tentative="1">
+      <w:start w:val="1"/>
+      <w:numFmt w:val="lowerLetter"/>
+      <w:lvlText w:val="%8."/>
+      <w:lvlJc w:val="left"/>
+      <w:pPr>
+        <w:ind w:left="5760" w:hanging="360"/>
+      </w:pPr>
+    </w:lvl>
+    <w:lvl w:ilvl="8" w:tplc="0409001B" w:tentative="1">
+      <w:start w:val="1"/>
+      <w:numFmt w:val="lowerRoman"/>
+      <w:lvlText w:val="%9."/>
+      <w:lvlJc w:val="right"/>
+      <w:pPr>
+        <w:ind w:left="6480" w:hanging="180"/>
+      </w:pPr>
+    </w:lvl>
+  </w:abstractNum>
+  <w:abstractNum w:abstractNumId="26" w15:restartNumberingAfterBreak="0">
+    <w:nsid w:val="737768EE"/>
     <w:multiLevelType w:val="singleLevel"/>
+    <w:tmpl w:val="0409000F"/>
     <w:lvl w:ilvl="0">
       <w:start w:val="1"/>
       <w:numFmt w:val="decimal"/>
@@ -32363,14 +34969,216 @@
       </w:pPr>
     </w:lvl>
   </w:abstractNum>
-  <w:num w:numId="11">
-    <w:abstractNumId w:val="10"/>
-  </w:num>
-  <w:abstractNum w:abstractNumId="11">
+  <w:abstractNum w:abstractNumId="27" w15:restartNumberingAfterBreak="0">
+    <w:nsid w:val="74146326"/>
+    <w:multiLevelType w:val="hybridMultilevel"/>
+    <w:tmpl w:val="85F0D7A0"/>
+    <w:lvl w:ilvl="0" w:tplc="0409000F">
+      <w:start w:val="1"/>
+      <w:numFmt w:val="decimal"/>
+      <w:lvlText w:val="%1."/>
+      <w:lvlJc w:val="left"/>
+      <w:pPr>
+        <w:ind w:left="720" w:hanging="360"/>
+      </w:pPr>
+      <w:rPr>
+        <w:rFonts w:hint="default"/>
+      </w:rPr>
+    </w:lvl>
+    <w:lvl w:ilvl="1" w:tplc="04090019" w:tentative="1">
+      <w:start w:val="1"/>
+      <w:numFmt w:val="lowerLetter"/>
+      <w:lvlText w:val="%2."/>
+      <w:lvlJc w:val="left"/>
+      <w:pPr>
+        <w:ind w:left="1440" w:hanging="360"/>
+      </w:pPr>
+    </w:lvl>
+    <w:lvl w:ilvl="2" w:tplc="0409001B" w:tentative="1">
+      <w:start w:val="1"/>
+      <w:numFmt w:val="lowerRoman"/>
+      <w:lvlText w:val="%3."/>
+      <w:lvlJc w:val="right"/>
+      <w:pPr>
+        <w:ind w:left="2160" w:hanging="180"/>
+      </w:pPr>
+    </w:lvl>
+    <w:lvl w:ilvl="3" w:tplc="0409000F" w:tentative="1">
+      <w:start w:val="1"/>
+      <w:numFmt w:val="decimal"/>
+      <w:lvlText w:val="%4."/>
+      <w:lvlJc w:val="left"/>
+      <w:pPr>
+        <w:ind w:left="2880" w:hanging="360"/>
+      </w:pPr>
+    </w:lvl>
+    <w:lvl w:ilvl="4" w:tplc="04090019" w:tentative="1">
+      <w:start w:val="1"/>
+      <w:numFmt w:val="lowerLetter"/>
+      <w:lvlText w:val="%5."/>
+      <w:lvlJc w:val="left"/>
+      <w:pPr>
+        <w:ind w:left="3600" w:hanging="360"/>
+      </w:pPr>
+    </w:lvl>
+    <w:lvl w:ilvl="5" w:tplc="0409001B" w:tentative="1">
+      <w:start w:val="1"/>
+      <w:numFmt w:val="lowerRoman"/>
+      <w:lvlText w:val="%6."/>
+      <w:lvlJc w:val="right"/>
+      <w:pPr>
+        <w:ind w:left="4320" w:hanging="180"/>
+      </w:pPr>
+    </w:lvl>
+    <w:lvl w:ilvl="6" w:tplc="0409000F" w:tentative="1">
+      <w:start w:val="1"/>
+      <w:numFmt w:val="decimal"/>
+      <w:lvlText w:val="%7."/>
+      <w:lvlJc w:val="left"/>
+      <w:pPr>
+        <w:ind w:left="5040" w:hanging="360"/>
+      </w:pPr>
+    </w:lvl>
+    <w:lvl w:ilvl="7" w:tplc="04090019" w:tentative="1">
+      <w:start w:val="1"/>
+      <w:numFmt w:val="lowerLetter"/>
+      <w:lvlText w:val="%8."/>
+      <w:lvlJc w:val="left"/>
+      <w:pPr>
+        <w:ind w:left="5760" w:hanging="360"/>
+      </w:pPr>
+    </w:lvl>
+    <w:lvl w:ilvl="8" w:tplc="0409001B" w:tentative="1">
+      <w:start w:val="1"/>
+      <w:numFmt w:val="lowerRoman"/>
+      <w:lvlText w:val="%9."/>
+      <w:lvlJc w:val="right"/>
+      <w:pPr>
+        <w:ind w:left="6480" w:hanging="180"/>
+      </w:pPr>
+    </w:lvl>
+  </w:abstractNum>
+  <w:abstractNum w:abstractNumId="28" w15:restartNumberingAfterBreak="0">
+    <w:nsid w:val="77C33BF0"/>
+    <w:multiLevelType w:val="multilevel"/>
+    <w:tmpl w:val="5B182FA0"/>
+    <w:lvl w:ilvl="0">
+      <w:start w:val="10"/>
+      <w:numFmt w:val="decimal"/>
+      <w:lvlText w:val="%1"/>
+      <w:lvlJc w:val="left"/>
+      <w:pPr>
+        <w:ind w:left="460" w:hanging="460"/>
+      </w:pPr>
+      <w:rPr>
+        <w:rFonts w:hint="default"/>
+      </w:rPr>
+    </w:lvl>
+    <w:lvl w:ilvl="1">
+      <w:start w:val="2"/>
+      <w:numFmt w:val="decimal"/>
+      <w:lvlText w:val="%1.%2"/>
+      <w:lvlJc w:val="left"/>
+      <w:pPr>
+        <w:ind w:left="460" w:hanging="460"/>
+      </w:pPr>
+      <w:rPr>
+        <w:rFonts w:hint="default"/>
+      </w:rPr>
+    </w:lvl>
+    <w:lvl w:ilvl="2">
+      <w:start w:val="1"/>
+      <w:numFmt w:val="decimal"/>
+      <w:lvlText w:val="%1.%2.%3"/>
+      <w:lvlJc w:val="left"/>
+      <w:pPr>
+        <w:ind w:left="720" w:hanging="720"/>
+      </w:pPr>
+      <w:rPr>
+        <w:rFonts w:hint="default"/>
+      </w:rPr>
+    </w:lvl>
+    <w:lvl w:ilvl="3">
+      <w:start w:val="1"/>
+      <w:numFmt w:val="decimal"/>
+      <w:lvlText w:val="%1.%2.%3.%4"/>
+      <w:lvlJc w:val="left"/>
+      <w:pPr>
+        <w:ind w:left="720" w:hanging="720"/>
+      </w:pPr>
+      <w:rPr>
+        <w:rFonts w:hint="default"/>
+      </w:rPr>
+    </w:lvl>
+    <w:lvl w:ilvl="4">
+      <w:start w:val="1"/>
+      <w:numFmt w:val="decimal"/>
+      <w:lvlText w:val="%1.%2.%3.%4.%5"/>
+      <w:lvlJc w:val="left"/>
+      <w:pPr>
+        <w:ind w:left="1080" w:hanging="1080"/>
+      </w:pPr>
+      <w:rPr>
+        <w:rFonts w:hint="default"/>
+      </w:rPr>
+    </w:lvl>
+    <w:lvl w:ilvl="5">
+      <w:start w:val="1"/>
+      <w:numFmt w:val="decimal"/>
+      <w:lvlText w:val="%1.%2.%3.%4.%5.%6"/>
+      <w:lvlJc w:val="left"/>
+      <w:pPr>
+        <w:ind w:left="1080" w:hanging="1080"/>
+      </w:pPr>
+      <w:rPr>
+        <w:rFonts w:hint="default"/>
+      </w:rPr>
+    </w:lvl>
+    <w:lvl w:ilvl="6">
+      <w:start w:val="1"/>
+      <w:numFmt w:val="decimal"/>
+      <w:lvlText w:val="%1.%2.%3.%4.%5.%6.%7"/>
+      <w:lvlJc w:val="left"/>
+      <w:pPr>
+        <w:ind w:left="1440" w:hanging="1440"/>
+      </w:pPr>
+      <w:rPr>
+        <w:rFonts w:hint="default"/>
+      </w:rPr>
+    </w:lvl>
+    <w:lvl w:ilvl="7">
+      <w:start w:val="1"/>
+      <w:numFmt w:val="decimal"/>
+      <w:lvlText w:val="%1.%2.%3.%4.%5.%6.%7.%8"/>
+      <w:lvlJc w:val="left"/>
+      <w:pPr>
+        <w:ind w:left="1440" w:hanging="1440"/>
+      </w:pPr>
+      <w:rPr>
+        <w:rFonts w:hint="default"/>
+      </w:rPr>
+    </w:lvl>
+    <w:lvl w:ilvl="8">
+      <w:start w:val="1"/>
+      <w:numFmt w:val="decimal"/>
+      <w:lvlText w:val="%1.%2.%3.%4.%5.%6.%7.%8.%9"/>
+      <w:lvlJc w:val="left"/>
+      <w:pPr>
+        <w:ind w:left="1440" w:hanging="1440"/>
+      </w:pPr>
+      <w:rPr>
+        <w:rFonts w:hint="default"/>
+      </w:rPr>
+    </w:lvl>
+  </w:abstractNum>
+  <w:abstractNum w:abstractNumId="29" w15:restartNumberingAfterBreak="0">
+    <w:nsid w:val="78244123"/>
     <w:multiLevelType w:val="singleLevel"/>
+    <w:tmpl w:val="0409000F"/>
     <w:lvl w:ilvl="0">
       <w:start w:val="1"/>
       <w:numFmt w:val="decimal"/>
+      <w:pStyle w:val="ListBullet"/>
       <w:lvlText w:val="%1."/>
       <w:lvlJc w:val="left"/>
       <w:pPr>
@@ -32381,8 +35189,62 @@
       </w:pPr>
     </w:lvl>
   </w:abstractNum>
-  <w:num w:numId="12">
+  <w:num w:numId="1" w16cid:durableId="1051422929">
+    <w:abstractNumId w:val="29"/>
+  </w:num>
+  <w:num w:numId="2" w16cid:durableId="447508540">
     <w:abstractNumId w:val="11"/>
+  </w:num>
+  <w:num w:numId="3" w16cid:durableId="1363019418">
+    <w:abstractNumId w:val="25"/>
+  </w:num>
+  <w:num w:numId="4" w16cid:durableId="1810048892">
+    <w:abstractNumId w:val="12"/>
+  </w:num>
+  <w:num w:numId="5" w16cid:durableId="271282560">
+    <w:abstractNumId w:val="10"/>
+  </w:num>
+  <w:num w:numId="6" w16cid:durableId="1034499182">
+    <w:abstractNumId w:val="17"/>
+  </w:num>
+  <w:num w:numId="7" w16cid:durableId="993071276">
+    <w:abstractNumId w:val="18"/>
+  </w:num>
+  <w:num w:numId="8" w16cid:durableId="2032223984">
+    <w:abstractNumId w:val="19"/>
+  </w:num>
+  <w:num w:numId="9" w16cid:durableId="1540318676">
+    <w:abstractNumId w:val="14"/>
+  </w:num>
+  <w:num w:numId="10" w16cid:durableId="2039692421">
+    <w:abstractNumId w:val="23"/>
+  </w:num>
+  <w:num w:numId="11" w16cid:durableId="922838962">
+    <w:abstractNumId w:val="28"/>
+  </w:num>
+  <w:num w:numId="12" w16cid:durableId="1762754448">
+    <w:abstractNumId w:val="15"/>
+  </w:num>
+  <w:num w:numId="13" w16cid:durableId="1540045290">
+    <w:abstractNumId w:val="21"/>
+  </w:num>
+  <w:num w:numId="14" w16cid:durableId="1950233878">
+    <w:abstractNumId w:val="27"/>
+  </w:num>
+  <w:num w:numId="15" w16cid:durableId="1280603292">
+    <w:abstractNumId w:val="13"/>
+  </w:num>
+  <w:num w:numId="16" w16cid:durableId="1499613446">
+    <w:abstractNumId w:val="20"/>
+  </w:num>
+  <w:num w:numId="17" w16cid:durableId="1467894645">
+    <w:abstractNumId w:val="16"/>
+  </w:num>
+  <w:num w:numId="18" w16cid:durableId="301422812">
+    <w:abstractNumId w:val="9"/>
+  </w:num>
+  <w:num w:numId="19" w16cid:durableId="193229167">
+    <w:abstractNumId w:val="22"/>
   </w:num>
 </w:numbering>
 </file>
